--- a/Tesis/Informes/Informe_Avance_Incrementos_BrunoPainamil.docx
+++ b/Tesis/Informes/Informe_Avance_Incrementos_BrunoPainamil.docx
@@ -544,7 +544,7 @@
             </w:rPr>
             <w:fldChar w:fldCharType="separate"/>
           </w:r>
-          <w:hyperlink w:anchor="_Toc233928330" w:history="1">
+          <w:hyperlink w:anchor="_Toc233967680" w:history="1">
             <w:r>
               <w:rPr>
                 <w:rStyle w:val="Hipervnculo"/>
@@ -572,7 +572,7 @@
                 <w:noProof/>
                 <w:webHidden/>
               </w:rPr>
-              <w:instrText xml:space="preserve"> PAGEREF _Toc233928330 \h </w:instrText>
+              <w:instrText xml:space="preserve"> PAGEREF _Toc233967680 \h </w:instrText>
             </w:r>
             <w:r>
               <w:rPr>
@@ -618,7 +618,7 @@
               <w14:ligatures w14:val="standardContextual"/>
             </w:rPr>
           </w:pPr>
-          <w:hyperlink w:anchor="_Toc233928331" w:history="1">
+          <w:hyperlink w:anchor="_Toc233967681" w:history="1">
             <w:r>
               <w:rPr>
                 <w:rStyle w:val="Hipervnculo"/>
@@ -646,7 +646,7 @@
                 <w:noProof/>
                 <w:webHidden/>
               </w:rPr>
-              <w:instrText xml:space="preserve"> PAGEREF _Toc233928331 \h </w:instrText>
+              <w:instrText xml:space="preserve"> PAGEREF _Toc233967681 \h </w:instrText>
             </w:r>
             <w:r>
               <w:rPr>
@@ -692,7 +692,7 @@
               <w14:ligatures w14:val="standardContextual"/>
             </w:rPr>
           </w:pPr>
-          <w:hyperlink w:anchor="_Toc233928332" w:history="1">
+          <w:hyperlink w:anchor="_Toc233967682" w:history="1">
             <w:r>
               <w:rPr>
                 <w:rStyle w:val="Hipervnculo"/>
@@ -720,7 +720,7 @@
                 <w:noProof/>
                 <w:webHidden/>
               </w:rPr>
-              <w:instrText xml:space="preserve"> PAGEREF _Toc233928332 \h </w:instrText>
+              <w:instrText xml:space="preserve"> PAGEREF _Toc233967682 \h </w:instrText>
             </w:r>
             <w:r>
               <w:rPr>
@@ -766,7 +766,7 @@
               <w14:ligatures w14:val="standardContextual"/>
             </w:rPr>
           </w:pPr>
-          <w:hyperlink w:anchor="_Toc233928333" w:history="1">
+          <w:hyperlink w:anchor="_Toc233967683" w:history="1">
             <w:r>
               <w:rPr>
                 <w:rStyle w:val="Hipervnculo"/>
@@ -794,7 +794,7 @@
                 <w:noProof/>
                 <w:webHidden/>
               </w:rPr>
-              <w:instrText xml:space="preserve"> PAGEREF _Toc233928333 \h </w:instrText>
+              <w:instrText xml:space="preserve"> PAGEREF _Toc233967683 \h </w:instrText>
             </w:r>
             <w:r>
               <w:rPr>
@@ -840,7 +840,7 @@
               <w14:ligatures w14:val="standardContextual"/>
             </w:rPr>
           </w:pPr>
-          <w:hyperlink w:anchor="_Toc233928334" w:history="1">
+          <w:hyperlink w:anchor="_Toc233967684" w:history="1">
             <w:r>
               <w:rPr>
                 <w:rStyle w:val="Hipervnculo"/>
@@ -868,7 +868,7 @@
                 <w:noProof/>
                 <w:webHidden/>
               </w:rPr>
-              <w:instrText xml:space="preserve"> PAGEREF _Toc233928334 \h </w:instrText>
+              <w:instrText xml:space="preserve"> PAGEREF _Toc233967684 \h </w:instrText>
             </w:r>
             <w:r>
               <w:rPr>
@@ -914,7 +914,7 @@
               <w14:ligatures w14:val="standardContextual"/>
             </w:rPr>
           </w:pPr>
-          <w:hyperlink w:anchor="_Toc233928335" w:history="1">
+          <w:hyperlink w:anchor="_Toc233967685" w:history="1">
             <w:r>
               <w:rPr>
                 <w:rStyle w:val="Hipervnculo"/>
@@ -942,7 +942,7 @@
                 <w:noProof/>
                 <w:webHidden/>
               </w:rPr>
-              <w:instrText xml:space="preserve"> PAGEREF _Toc233928335 \h </w:instrText>
+              <w:instrText xml:space="preserve"> PAGEREF _Toc233967685 \h </w:instrText>
             </w:r>
             <w:r>
               <w:rPr>
@@ -988,7 +988,7 @@
               <w14:ligatures w14:val="standardContextual"/>
             </w:rPr>
           </w:pPr>
-          <w:hyperlink w:anchor="_Toc233928336" w:history="1">
+          <w:hyperlink w:anchor="_Toc233967686" w:history="1">
             <w:r>
               <w:rPr>
                 <w:rStyle w:val="Hipervnculo"/>
@@ -1016,7 +1016,7 @@
                 <w:noProof/>
                 <w:webHidden/>
               </w:rPr>
-              <w:instrText xml:space="preserve"> PAGEREF _Toc233928336 \h </w:instrText>
+              <w:instrText xml:space="preserve"> PAGEREF _Toc233967686 \h </w:instrText>
             </w:r>
             <w:r>
               <w:rPr>
@@ -1062,7 +1062,7 @@
               <w14:ligatures w14:val="standardContextual"/>
             </w:rPr>
           </w:pPr>
-          <w:hyperlink w:anchor="_Toc233928337" w:history="1">
+          <w:hyperlink w:anchor="_Toc233967687" w:history="1">
             <w:r>
               <w:rPr>
                 <w:rStyle w:val="Hipervnculo"/>
@@ -1090,7 +1090,7 @@
                 <w:noProof/>
                 <w:webHidden/>
               </w:rPr>
-              <w:instrText xml:space="preserve"> PAGEREF _Toc233928337 \h </w:instrText>
+              <w:instrText xml:space="preserve"> PAGEREF _Toc233967687 \h </w:instrText>
             </w:r>
             <w:r>
               <w:rPr>
@@ -1136,7 +1136,7 @@
               <w14:ligatures w14:val="standardContextual"/>
             </w:rPr>
           </w:pPr>
-          <w:hyperlink w:anchor="_Toc233928338" w:history="1">
+          <w:hyperlink w:anchor="_Toc233967688" w:history="1">
             <w:r>
               <w:rPr>
                 <w:rStyle w:val="Hipervnculo"/>
@@ -1164,7 +1164,7 @@
                 <w:noProof/>
                 <w:webHidden/>
               </w:rPr>
-              <w:instrText xml:space="preserve"> PAGEREF _Toc233928338 \h </w:instrText>
+              <w:instrText xml:space="preserve"> PAGEREF _Toc233967688 \h </w:instrText>
             </w:r>
             <w:r>
               <w:rPr>
@@ -1210,7 +1210,7 @@
               <w14:ligatures w14:val="standardContextual"/>
             </w:rPr>
           </w:pPr>
-          <w:hyperlink w:anchor="_Toc233928339" w:history="1">
+          <w:hyperlink w:anchor="_Toc233967689" w:history="1">
             <w:r>
               <w:rPr>
                 <w:rStyle w:val="Hipervnculo"/>
@@ -1238,7 +1238,7 @@
                 <w:noProof/>
                 <w:webHidden/>
               </w:rPr>
-              <w:instrText xml:space="preserve"> PAGEREF _Toc233928339 \h </w:instrText>
+              <w:instrText xml:space="preserve"> PAGEREF _Toc233967689 \h </w:instrText>
             </w:r>
             <w:r>
               <w:rPr>
@@ -1284,7 +1284,7 @@
               <w14:ligatures w14:val="standardContextual"/>
             </w:rPr>
           </w:pPr>
-          <w:hyperlink w:anchor="_Toc233928340" w:history="1">
+          <w:hyperlink w:anchor="_Toc233967690" w:history="1">
             <w:r>
               <w:rPr>
                 <w:rStyle w:val="Hipervnculo"/>
@@ -1312,7 +1312,7 @@
                 <w:noProof/>
                 <w:webHidden/>
               </w:rPr>
-              <w:instrText xml:space="preserve"> PAGEREF _Toc233928340 \h </w:instrText>
+              <w:instrText xml:space="preserve"> PAGEREF _Toc233967690 \h </w:instrText>
             </w:r>
             <w:r>
               <w:rPr>
@@ -1358,7 +1358,7 @@
               <w14:ligatures w14:val="standardContextual"/>
             </w:rPr>
           </w:pPr>
-          <w:hyperlink w:anchor="_Toc233928341" w:history="1">
+          <w:hyperlink w:anchor="_Toc233967691" w:history="1">
             <w:r>
               <w:rPr>
                 <w:rStyle w:val="Hipervnculo"/>
@@ -1386,7 +1386,7 @@
                 <w:noProof/>
                 <w:webHidden/>
               </w:rPr>
-              <w:instrText xml:space="preserve"> PAGEREF _Toc233928341 \h </w:instrText>
+              <w:instrText xml:space="preserve"> PAGEREF _Toc233967691 \h </w:instrText>
             </w:r>
             <w:r>
               <w:rPr>
@@ -1432,7 +1432,7 @@
               <w14:ligatures w14:val="standardContextual"/>
             </w:rPr>
           </w:pPr>
-          <w:hyperlink w:anchor="_Toc233928342" w:history="1">
+          <w:hyperlink w:anchor="_Toc233967692" w:history="1">
             <w:r>
               <w:rPr>
                 <w:rStyle w:val="Hipervnculo"/>
@@ -1460,7 +1460,7 @@
                 <w:noProof/>
                 <w:webHidden/>
               </w:rPr>
-              <w:instrText xml:space="preserve"> PAGEREF _Toc233928342 \h </w:instrText>
+              <w:instrText xml:space="preserve"> PAGEREF _Toc233967692 \h </w:instrText>
             </w:r>
             <w:r>
               <w:rPr>
@@ -1506,7 +1506,7 @@
               <w14:ligatures w14:val="standardContextual"/>
             </w:rPr>
           </w:pPr>
-          <w:hyperlink w:anchor="_Toc233928343" w:history="1">
+          <w:hyperlink w:anchor="_Toc233967693" w:history="1">
             <w:r>
               <w:rPr>
                 <w:rStyle w:val="Hipervnculo"/>
@@ -1534,7 +1534,7 @@
                 <w:noProof/>
                 <w:webHidden/>
               </w:rPr>
-              <w:instrText xml:space="preserve"> PAGEREF _Toc233928343 \h </w:instrText>
+              <w:instrText xml:space="preserve"> PAGEREF _Toc233967693 \h </w:instrText>
             </w:r>
             <w:r>
               <w:rPr>
@@ -1580,7 +1580,7 @@
               <w14:ligatures w14:val="standardContextual"/>
             </w:rPr>
           </w:pPr>
-          <w:hyperlink w:anchor="_Toc233928344" w:history="1">
+          <w:hyperlink w:anchor="_Toc233967694" w:history="1">
             <w:r>
               <w:rPr>
                 <w:rStyle w:val="Hipervnculo"/>
@@ -1608,7 +1608,7 @@
                 <w:noProof/>
                 <w:webHidden/>
               </w:rPr>
-              <w:instrText xml:space="preserve"> PAGEREF _Toc233928344 \h </w:instrText>
+              <w:instrText xml:space="preserve"> PAGEREF _Toc233967694 \h </w:instrText>
             </w:r>
             <w:r>
               <w:rPr>
@@ -1654,7 +1654,7 @@
               <w14:ligatures w14:val="standardContextual"/>
             </w:rPr>
           </w:pPr>
-          <w:hyperlink w:anchor="_Toc233928345" w:history="1">
+          <w:hyperlink w:anchor="_Toc233967695" w:history="1">
             <w:r>
               <w:rPr>
                 <w:rStyle w:val="Hipervnculo"/>
@@ -1682,7 +1682,7 @@
                 <w:noProof/>
                 <w:webHidden/>
               </w:rPr>
-              <w:instrText xml:space="preserve"> PAGEREF _Toc233928345 \h </w:instrText>
+              <w:instrText xml:space="preserve"> PAGEREF _Toc233967695 \h </w:instrText>
             </w:r>
             <w:r>
               <w:rPr>
@@ -1728,7 +1728,7 @@
               <w14:ligatures w14:val="standardContextual"/>
             </w:rPr>
           </w:pPr>
-          <w:hyperlink w:anchor="_Toc233928346" w:history="1">
+          <w:hyperlink w:anchor="_Toc233967696" w:history="1">
             <w:r>
               <w:rPr>
                 <w:rStyle w:val="Hipervnculo"/>
@@ -1756,7 +1756,7 @@
                 <w:noProof/>
                 <w:webHidden/>
               </w:rPr>
-              <w:instrText xml:space="preserve"> PAGEREF _Toc233928346 \h </w:instrText>
+              <w:instrText xml:space="preserve"> PAGEREF _Toc233967696 \h </w:instrText>
             </w:r>
             <w:r>
               <w:rPr>
@@ -1802,7 +1802,7 @@
               <w14:ligatures w14:val="standardContextual"/>
             </w:rPr>
           </w:pPr>
-          <w:hyperlink w:anchor="_Toc233928347" w:history="1">
+          <w:hyperlink w:anchor="_Toc233967697" w:history="1">
             <w:r>
               <w:rPr>
                 <w:rStyle w:val="Hipervnculo"/>
@@ -1830,7 +1830,7 @@
                 <w:noProof/>
                 <w:webHidden/>
               </w:rPr>
-              <w:instrText xml:space="preserve"> PAGEREF _Toc233928347 \h </w:instrText>
+              <w:instrText xml:space="preserve"> PAGEREF _Toc233967697 \h </w:instrText>
             </w:r>
             <w:r>
               <w:rPr>
@@ -1876,7 +1876,7 @@
               <w14:ligatures w14:val="standardContextual"/>
             </w:rPr>
           </w:pPr>
-          <w:hyperlink w:anchor="_Toc233928348" w:history="1">
+          <w:hyperlink w:anchor="_Toc233967698" w:history="1">
             <w:r>
               <w:rPr>
                 <w:rStyle w:val="Hipervnculo"/>
@@ -1904,7 +1904,7 @@
                 <w:noProof/>
                 <w:webHidden/>
               </w:rPr>
-              <w:instrText xml:space="preserve"> PAGEREF _Toc233928348 \h </w:instrText>
+              <w:instrText xml:space="preserve"> PAGEREF _Toc233967698 \h </w:instrText>
             </w:r>
             <w:r>
               <w:rPr>
@@ -1950,7 +1950,7 @@
               <w14:ligatures w14:val="standardContextual"/>
             </w:rPr>
           </w:pPr>
-          <w:hyperlink w:anchor="_Toc233928349" w:history="1">
+          <w:hyperlink w:anchor="_Toc233967699" w:history="1">
             <w:r>
               <w:rPr>
                 <w:rStyle w:val="Hipervnculo"/>
@@ -1978,7 +1978,7 @@
                 <w:noProof/>
                 <w:webHidden/>
               </w:rPr>
-              <w:instrText xml:space="preserve"> PAGEREF _Toc233928349 \h </w:instrText>
+              <w:instrText xml:space="preserve"> PAGEREF _Toc233967699 \h </w:instrText>
             </w:r>
             <w:r>
               <w:rPr>
@@ -2024,7 +2024,7 @@
               <w14:ligatures w14:val="standardContextual"/>
             </w:rPr>
           </w:pPr>
-          <w:hyperlink w:anchor="_Toc233928350" w:history="1">
+          <w:hyperlink w:anchor="_Toc233967700" w:history="1">
             <w:r>
               <w:rPr>
                 <w:rStyle w:val="Hipervnculo"/>
@@ -2052,7 +2052,7 @@
                 <w:noProof/>
                 <w:webHidden/>
               </w:rPr>
-              <w:instrText xml:space="preserve"> PAGEREF _Toc233928350 \h </w:instrText>
+              <w:instrText xml:space="preserve"> PAGEREF _Toc233967700 \h </w:instrText>
             </w:r>
             <w:r>
               <w:rPr>
@@ -2098,7 +2098,7 @@
               <w14:ligatures w14:val="standardContextual"/>
             </w:rPr>
           </w:pPr>
-          <w:hyperlink w:anchor="_Toc233928351" w:history="1">
+          <w:hyperlink w:anchor="_Toc233967701" w:history="1">
             <w:r>
               <w:rPr>
                 <w:rStyle w:val="Hipervnculo"/>
@@ -2126,7 +2126,7 @@
                 <w:noProof/>
                 <w:webHidden/>
               </w:rPr>
-              <w:instrText xml:space="preserve"> PAGEREF _Toc233928351 \h </w:instrText>
+              <w:instrText xml:space="preserve"> PAGEREF _Toc233967701 \h </w:instrText>
             </w:r>
             <w:r>
               <w:rPr>
@@ -2172,14 +2172,14 @@
               <w14:ligatures w14:val="standardContextual"/>
             </w:rPr>
           </w:pPr>
-          <w:hyperlink w:anchor="_Toc233928352" w:history="1">
+          <w:hyperlink w:anchor="_Toc233967702" w:history="1">
             <w:r>
               <w:rPr>
                 <w:rStyle w:val="Hipervnculo"/>
                 <w:rFonts w:ascii="Times New Roman" w:hAnsi="Times New Roman" w:cs="Times New Roman"/>
                 <w:noProof/>
               </w:rPr>
-              <w:t>substitutes — Sustitutos de ingredientes (Modulo IA)</w:t>
+              <w:t>substitutes — Sustitutos de ingredientes (Módulo IA)</w:t>
             </w:r>
             <w:r>
               <w:rPr>
@@ -2200,7 +2200,7 @@
                 <w:noProof/>
                 <w:webHidden/>
               </w:rPr>
-              <w:instrText xml:space="preserve"> PAGEREF _Toc233928352 \h </w:instrText>
+              <w:instrText xml:space="preserve"> PAGEREF _Toc233967702 \h </w:instrText>
             </w:r>
             <w:r>
               <w:rPr>
@@ -2246,7 +2246,7 @@
               <w14:ligatures w14:val="standardContextual"/>
             </w:rPr>
           </w:pPr>
-          <w:hyperlink w:anchor="_Toc233928353" w:history="1">
+          <w:hyperlink w:anchor="_Toc233967703" w:history="1">
             <w:r>
               <w:rPr>
                 <w:rStyle w:val="Hipervnculo"/>
@@ -2274,7 +2274,7 @@
                 <w:noProof/>
                 <w:webHidden/>
               </w:rPr>
-              <w:instrText xml:space="preserve"> PAGEREF _Toc233928353 \h </w:instrText>
+              <w:instrText xml:space="preserve"> PAGEREF _Toc233967703 \h </w:instrText>
             </w:r>
             <w:r>
               <w:rPr>
@@ -2320,7 +2320,7 @@
               <w14:ligatures w14:val="standardContextual"/>
             </w:rPr>
           </w:pPr>
-          <w:hyperlink w:anchor="_Toc233928354" w:history="1">
+          <w:hyperlink w:anchor="_Toc233967704" w:history="1">
             <w:r>
               <w:rPr>
                 <w:rStyle w:val="Hipervnculo"/>
@@ -2348,7 +2348,7 @@
                 <w:noProof/>
                 <w:webHidden/>
               </w:rPr>
-              <w:instrText xml:space="preserve"> PAGEREF _Toc233928354 \h </w:instrText>
+              <w:instrText xml:space="preserve"> PAGEREF _Toc233967704 \h </w:instrText>
             </w:r>
             <w:r>
               <w:rPr>
@@ -2394,7 +2394,7 @@
               <w14:ligatures w14:val="standardContextual"/>
             </w:rPr>
           </w:pPr>
-          <w:hyperlink w:anchor="_Toc233928355" w:history="1">
+          <w:hyperlink w:anchor="_Toc233967705" w:history="1">
             <w:r>
               <w:rPr>
                 <w:rStyle w:val="Hipervnculo"/>
@@ -2422,7 +2422,7 @@
                 <w:noProof/>
                 <w:webHidden/>
               </w:rPr>
-              <w:instrText xml:space="preserve"> PAGEREF _Toc233928355 \h </w:instrText>
+              <w:instrText xml:space="preserve"> PAGEREF _Toc233967705 \h </w:instrText>
             </w:r>
             <w:r>
               <w:rPr>
@@ -2468,7 +2468,7 @@
               <w14:ligatures w14:val="standardContextual"/>
             </w:rPr>
           </w:pPr>
-          <w:hyperlink w:anchor="_Toc233928356" w:history="1">
+          <w:hyperlink w:anchor="_Toc233967706" w:history="1">
             <w:r>
               <w:rPr>
                 <w:rStyle w:val="Hipervnculo"/>
@@ -2496,7 +2496,7 @@
                 <w:noProof/>
                 <w:webHidden/>
               </w:rPr>
-              <w:instrText xml:space="preserve"> PAGEREF _Toc233928356 \h </w:instrText>
+              <w:instrText xml:space="preserve"> PAGEREF _Toc233967706 \h </w:instrText>
             </w:r>
             <w:r>
               <w:rPr>
@@ -2542,7 +2542,7 @@
               <w14:ligatures w14:val="standardContextual"/>
             </w:rPr>
           </w:pPr>
-          <w:hyperlink w:anchor="_Toc233928357" w:history="1">
+          <w:hyperlink w:anchor="_Toc233967707" w:history="1">
             <w:r>
               <w:rPr>
                 <w:rStyle w:val="Hipervnculo"/>
@@ -2570,7 +2570,7 @@
                 <w:noProof/>
                 <w:webHidden/>
               </w:rPr>
-              <w:instrText xml:space="preserve"> PAGEREF _Toc233928357 \h </w:instrText>
+              <w:instrText xml:space="preserve"> PAGEREF _Toc233967707 \h </w:instrText>
             </w:r>
             <w:r>
               <w:rPr>
@@ -2616,7 +2616,7 @@
               <w14:ligatures w14:val="standardContextual"/>
             </w:rPr>
           </w:pPr>
-          <w:hyperlink w:anchor="_Toc233928358" w:history="1">
+          <w:hyperlink w:anchor="_Toc233967708" w:history="1">
             <w:r>
               <w:rPr>
                 <w:rStyle w:val="Hipervnculo"/>
@@ -2644,7 +2644,7 @@
                 <w:noProof/>
                 <w:webHidden/>
               </w:rPr>
-              <w:instrText xml:space="preserve"> PAGEREF _Toc233928358 \h </w:instrText>
+              <w:instrText xml:space="preserve"> PAGEREF _Toc233967708 \h </w:instrText>
             </w:r>
             <w:r>
               <w:rPr>
@@ -2690,14 +2690,14 @@
               <w14:ligatures w14:val="standardContextual"/>
             </w:rPr>
           </w:pPr>
-          <w:hyperlink w:anchor="_Toc233928359" w:history="1">
+          <w:hyperlink w:anchor="_Toc233967709" w:history="1">
             <w:r>
               <w:rPr>
                 <w:rStyle w:val="Hipervnculo"/>
                 <w:rFonts w:ascii="Times New Roman" w:hAnsi="Times New Roman" w:cs="Times New Roman"/>
                 <w:noProof/>
               </w:rPr>
-              <w:t>Autenticacion</w:t>
+              <w:t>Autenticación</w:t>
             </w:r>
             <w:r>
               <w:rPr>
@@ -2718,7 +2718,7 @@
                 <w:noProof/>
                 <w:webHidden/>
               </w:rPr>
-              <w:instrText xml:space="preserve"> PAGEREF _Toc233928359 \h </w:instrText>
+              <w:instrText xml:space="preserve"> PAGEREF _Toc233967709 \h </w:instrText>
             </w:r>
             <w:r>
               <w:rPr>
@@ -2764,7 +2764,7 @@
               <w14:ligatures w14:val="standardContextual"/>
             </w:rPr>
           </w:pPr>
-          <w:hyperlink w:anchor="_Toc233928360" w:history="1">
+          <w:hyperlink w:anchor="_Toc233967710" w:history="1">
             <w:r>
               <w:rPr>
                 <w:rStyle w:val="Hipervnculo"/>
@@ -2792,7 +2792,7 @@
                 <w:noProof/>
                 <w:webHidden/>
               </w:rPr>
-              <w:instrText xml:space="preserve"> PAGEREF _Toc233928360 \h </w:instrText>
+              <w:instrText xml:space="preserve"> PAGEREF _Toc233967710 \h </w:instrText>
             </w:r>
             <w:r>
               <w:rPr>
@@ -2838,7 +2838,7 @@
               <w14:ligatures w14:val="standardContextual"/>
             </w:rPr>
           </w:pPr>
-          <w:hyperlink w:anchor="_Toc233928361" w:history="1">
+          <w:hyperlink w:anchor="_Toc233967711" w:history="1">
             <w:r>
               <w:rPr>
                 <w:rStyle w:val="Hipervnculo"/>
@@ -2866,7 +2866,7 @@
                 <w:noProof/>
                 <w:webHidden/>
               </w:rPr>
-              <w:instrText xml:space="preserve"> PAGEREF _Toc233928361 \h </w:instrText>
+              <w:instrText xml:space="preserve"> PAGEREF _Toc233967711 \h </w:instrText>
             </w:r>
             <w:r>
               <w:rPr>
@@ -2912,7 +2912,7 @@
               <w14:ligatures w14:val="standardContextual"/>
             </w:rPr>
           </w:pPr>
-          <w:hyperlink w:anchor="_Toc233928362" w:history="1">
+          <w:hyperlink w:anchor="_Toc233967712" w:history="1">
             <w:r>
               <w:rPr>
                 <w:rStyle w:val="Hipervnculo"/>
@@ -2940,7 +2940,7 @@
                 <w:noProof/>
                 <w:webHidden/>
               </w:rPr>
-              <w:instrText xml:space="preserve"> PAGEREF _Toc233928362 \h </w:instrText>
+              <w:instrText xml:space="preserve"> PAGEREF _Toc233967712 \h </w:instrText>
             </w:r>
             <w:r>
               <w:rPr>
@@ -2986,7 +2986,7 @@
               <w14:ligatures w14:val="standardContextual"/>
             </w:rPr>
           </w:pPr>
-          <w:hyperlink w:anchor="_Toc233928363" w:history="1">
+          <w:hyperlink w:anchor="_Toc233967713" w:history="1">
             <w:r>
               <w:rPr>
                 <w:rStyle w:val="Hipervnculo"/>
@@ -3014,7 +3014,7 @@
                 <w:noProof/>
                 <w:webHidden/>
               </w:rPr>
-              <w:instrText xml:space="preserve"> PAGEREF _Toc233928363 \h </w:instrText>
+              <w:instrText xml:space="preserve"> PAGEREF _Toc233967713 \h </w:instrText>
             </w:r>
             <w:r>
               <w:rPr>
@@ -3060,7 +3060,7 @@
               <w14:ligatures w14:val="standardContextual"/>
             </w:rPr>
           </w:pPr>
-          <w:hyperlink w:anchor="_Toc233928364" w:history="1">
+          <w:hyperlink w:anchor="_Toc233967714" w:history="1">
             <w:r>
               <w:rPr>
                 <w:rStyle w:val="Hipervnculo"/>
@@ -3088,7 +3088,7 @@
                 <w:noProof/>
                 <w:webHidden/>
               </w:rPr>
-              <w:instrText xml:space="preserve"> PAGEREF _Toc233928364 \h </w:instrText>
+              <w:instrText xml:space="preserve"> PAGEREF _Toc233967714 \h </w:instrText>
             </w:r>
             <w:r>
               <w:rPr>
@@ -3134,7 +3134,7 @@
               <w14:ligatures w14:val="standardContextual"/>
             </w:rPr>
           </w:pPr>
-          <w:hyperlink w:anchor="_Toc233928365" w:history="1">
+          <w:hyperlink w:anchor="_Toc233967715" w:history="1">
             <w:r>
               <w:rPr>
                 <w:rStyle w:val="Hipervnculo"/>
@@ -3162,7 +3162,7 @@
                 <w:noProof/>
                 <w:webHidden/>
               </w:rPr>
-              <w:instrText xml:space="preserve"> PAGEREF _Toc233928365 \h </w:instrText>
+              <w:instrText xml:space="preserve"> PAGEREF _Toc233967715 \h </w:instrText>
             </w:r>
             <w:r>
               <w:rPr>
@@ -3208,7 +3208,7 @@
               <w14:ligatures w14:val="standardContextual"/>
             </w:rPr>
           </w:pPr>
-          <w:hyperlink w:anchor="_Toc233928366" w:history="1">
+          <w:hyperlink w:anchor="_Toc233967716" w:history="1">
             <w:r>
               <w:rPr>
                 <w:rStyle w:val="Hipervnculo"/>
@@ -3236,7 +3236,7 @@
                 <w:noProof/>
                 <w:webHidden/>
               </w:rPr>
-              <w:instrText xml:space="preserve"> PAGEREF _Toc233928366 \h </w:instrText>
+              <w:instrText xml:space="preserve"> PAGEREF _Toc233967716 \h </w:instrText>
             </w:r>
             <w:r>
               <w:rPr>
@@ -3282,7 +3282,7 @@
               <w14:ligatures w14:val="standardContextual"/>
             </w:rPr>
           </w:pPr>
-          <w:hyperlink w:anchor="_Toc233928367" w:history="1">
+          <w:hyperlink w:anchor="_Toc233967717" w:history="1">
             <w:r>
               <w:rPr>
                 <w:rStyle w:val="Hipervnculo"/>
@@ -3310,7 +3310,7 @@
                 <w:noProof/>
                 <w:webHidden/>
               </w:rPr>
-              <w:instrText xml:space="preserve"> PAGEREF _Toc233928367 \h </w:instrText>
+              <w:instrText xml:space="preserve"> PAGEREF _Toc233967717 \h </w:instrText>
             </w:r>
             <w:r>
               <w:rPr>
@@ -3356,7 +3356,7 @@
               <w14:ligatures w14:val="standardContextual"/>
             </w:rPr>
           </w:pPr>
-          <w:hyperlink w:anchor="_Toc233928368" w:history="1">
+          <w:hyperlink w:anchor="_Toc233967718" w:history="1">
             <w:r>
               <w:rPr>
                 <w:rStyle w:val="Hipervnculo"/>
@@ -3384,7 +3384,7 @@
                 <w:noProof/>
                 <w:webHidden/>
               </w:rPr>
-              <w:instrText xml:space="preserve"> PAGEREF _Toc233928368 \h </w:instrText>
+              <w:instrText xml:space="preserve"> PAGEREF _Toc233967718 \h </w:instrText>
             </w:r>
             <w:r>
               <w:rPr>
@@ -3430,7 +3430,7 @@
               <w14:ligatures w14:val="standardContextual"/>
             </w:rPr>
           </w:pPr>
-          <w:hyperlink w:anchor="_Toc233928369" w:history="1">
+          <w:hyperlink w:anchor="_Toc233967719" w:history="1">
             <w:r>
               <w:rPr>
                 <w:rStyle w:val="Hipervnculo"/>
@@ -3458,7 +3458,7 @@
                 <w:noProof/>
                 <w:webHidden/>
               </w:rPr>
-              <w:instrText xml:space="preserve"> PAGEREF _Toc233928369 \h </w:instrText>
+              <w:instrText xml:space="preserve"> PAGEREF _Toc233967719 \h </w:instrText>
             </w:r>
             <w:r>
               <w:rPr>
@@ -3504,7 +3504,7 @@
               <w14:ligatures w14:val="standardContextual"/>
             </w:rPr>
           </w:pPr>
-          <w:hyperlink w:anchor="_Toc233928370" w:history="1">
+          <w:hyperlink w:anchor="_Toc233967720" w:history="1">
             <w:r>
               <w:rPr>
                 <w:rStyle w:val="Hipervnculo"/>
@@ -3532,7 +3532,7 @@
                 <w:noProof/>
                 <w:webHidden/>
               </w:rPr>
-              <w:instrText xml:space="preserve"> PAGEREF _Toc233928370 \h </w:instrText>
+              <w:instrText xml:space="preserve"> PAGEREF _Toc233967720 \h </w:instrText>
             </w:r>
             <w:r>
               <w:rPr>
@@ -3578,7 +3578,7 @@
               <w14:ligatures w14:val="standardContextual"/>
             </w:rPr>
           </w:pPr>
-          <w:hyperlink w:anchor="_Toc233928371" w:history="1">
+          <w:hyperlink w:anchor="_Toc233967721" w:history="1">
             <w:r>
               <w:rPr>
                 <w:rStyle w:val="Hipervnculo"/>
@@ -3606,7 +3606,7 @@
                 <w:noProof/>
                 <w:webHidden/>
               </w:rPr>
-              <w:instrText xml:space="preserve"> PAGEREF _Toc233928371 \h </w:instrText>
+              <w:instrText xml:space="preserve"> PAGEREF _Toc233967721 \h </w:instrText>
             </w:r>
             <w:r>
               <w:rPr>
@@ -3652,7 +3652,7 @@
               <w14:ligatures w14:val="standardContextual"/>
             </w:rPr>
           </w:pPr>
-          <w:hyperlink w:anchor="_Toc233928372" w:history="1">
+          <w:hyperlink w:anchor="_Toc233967722" w:history="1">
             <w:r>
               <w:rPr>
                 <w:rStyle w:val="Hipervnculo"/>
@@ -3680,7 +3680,7 @@
                 <w:noProof/>
                 <w:webHidden/>
               </w:rPr>
-              <w:instrText xml:space="preserve"> PAGEREF _Toc233928372 \h </w:instrText>
+              <w:instrText xml:space="preserve"> PAGEREF _Toc233967722 \h </w:instrText>
             </w:r>
             <w:r>
               <w:rPr>
@@ -3726,7 +3726,7 @@
               <w14:ligatures w14:val="standardContextual"/>
             </w:rPr>
           </w:pPr>
-          <w:hyperlink w:anchor="_Toc233928373" w:history="1">
+          <w:hyperlink w:anchor="_Toc233967723" w:history="1">
             <w:r>
               <w:rPr>
                 <w:rStyle w:val="Hipervnculo"/>
@@ -3754,7 +3754,7 @@
                 <w:noProof/>
                 <w:webHidden/>
               </w:rPr>
-              <w:instrText xml:space="preserve"> PAGEREF _Toc233928373 \h </w:instrText>
+              <w:instrText xml:space="preserve"> PAGEREF _Toc233967723 \h </w:instrText>
             </w:r>
             <w:r>
               <w:rPr>
@@ -3800,7 +3800,7 @@
               <w14:ligatures w14:val="standardContextual"/>
             </w:rPr>
           </w:pPr>
-          <w:hyperlink w:anchor="_Toc233928374" w:history="1">
+          <w:hyperlink w:anchor="_Toc233967724" w:history="1">
             <w:r>
               <w:rPr>
                 <w:rStyle w:val="Hipervnculo"/>
@@ -3828,7 +3828,7 @@
                 <w:noProof/>
                 <w:webHidden/>
               </w:rPr>
-              <w:instrText xml:space="preserve"> PAGEREF _Toc233928374 \h </w:instrText>
+              <w:instrText xml:space="preserve"> PAGEREF _Toc233967724 \h </w:instrText>
             </w:r>
             <w:r>
               <w:rPr>
@@ -3874,7 +3874,7 @@
               <w14:ligatures w14:val="standardContextual"/>
             </w:rPr>
           </w:pPr>
-          <w:hyperlink w:anchor="_Toc233928375" w:history="1">
+          <w:hyperlink w:anchor="_Toc233967725" w:history="1">
             <w:r>
               <w:rPr>
                 <w:rStyle w:val="Hipervnculo"/>
@@ -3902,7 +3902,7 @@
                 <w:noProof/>
                 <w:webHidden/>
               </w:rPr>
-              <w:instrText xml:space="preserve"> PAGEREF _Toc233928375 \h </w:instrText>
+              <w:instrText xml:space="preserve"> PAGEREF _Toc233967725 \h </w:instrText>
             </w:r>
             <w:r>
               <w:rPr>
@@ -3948,7 +3948,7 @@
               <w14:ligatures w14:val="standardContextual"/>
             </w:rPr>
           </w:pPr>
-          <w:hyperlink w:anchor="_Toc233928376" w:history="1">
+          <w:hyperlink w:anchor="_Toc233967726" w:history="1">
             <w:r>
               <w:rPr>
                 <w:rStyle w:val="Hipervnculo"/>
@@ -3976,7 +3976,7 @@
                 <w:noProof/>
                 <w:webHidden/>
               </w:rPr>
-              <w:instrText xml:space="preserve"> PAGEREF _Toc233928376 \h </w:instrText>
+              <w:instrText xml:space="preserve"> PAGEREF _Toc233967726 \h </w:instrText>
             </w:r>
             <w:r>
               <w:rPr>
@@ -4022,7 +4022,7 @@
               <w14:ligatures w14:val="standardContextual"/>
             </w:rPr>
           </w:pPr>
-          <w:hyperlink w:anchor="_Toc233928377" w:history="1">
+          <w:hyperlink w:anchor="_Toc233967727" w:history="1">
             <w:r>
               <w:rPr>
                 <w:rStyle w:val="Hipervnculo"/>
@@ -4050,7 +4050,7 @@
                 <w:noProof/>
                 <w:webHidden/>
               </w:rPr>
-              <w:instrText xml:space="preserve"> PAGEREF _Toc233928377 \h </w:instrText>
+              <w:instrText xml:space="preserve"> PAGEREF _Toc233967727 \h </w:instrText>
             </w:r>
             <w:r>
               <w:rPr>
@@ -4096,7 +4096,7 @@
               <w14:ligatures w14:val="standardContextual"/>
             </w:rPr>
           </w:pPr>
-          <w:hyperlink w:anchor="_Toc233928378" w:history="1">
+          <w:hyperlink w:anchor="_Toc233967728" w:history="1">
             <w:r>
               <w:rPr>
                 <w:rStyle w:val="Hipervnculo"/>
@@ -4124,7 +4124,7 @@
                 <w:noProof/>
                 <w:webHidden/>
               </w:rPr>
-              <w:instrText xml:space="preserve"> PAGEREF _Toc233928378 \h </w:instrText>
+              <w:instrText xml:space="preserve"> PAGEREF _Toc233967728 \h </w:instrText>
             </w:r>
             <w:r>
               <w:rPr>
@@ -4170,7 +4170,7 @@
               <w14:ligatures w14:val="standardContextual"/>
             </w:rPr>
           </w:pPr>
-          <w:hyperlink w:anchor="_Toc233928379" w:history="1">
+          <w:hyperlink w:anchor="_Toc233967729" w:history="1">
             <w:r>
               <w:rPr>
                 <w:rStyle w:val="Hipervnculo"/>
@@ -4198,7 +4198,7 @@
                 <w:noProof/>
                 <w:webHidden/>
               </w:rPr>
-              <w:instrText xml:space="preserve"> PAGEREF _Toc233928379 \h </w:instrText>
+              <w:instrText xml:space="preserve"> PAGEREF _Toc233967729 \h </w:instrText>
             </w:r>
             <w:r>
               <w:rPr>
@@ -4244,7 +4244,7 @@
               <w14:ligatures w14:val="standardContextual"/>
             </w:rPr>
           </w:pPr>
-          <w:hyperlink w:anchor="_Toc233928380" w:history="1">
+          <w:hyperlink w:anchor="_Toc233967730" w:history="1">
             <w:r>
               <w:rPr>
                 <w:rStyle w:val="Hipervnculo"/>
@@ -4272,7 +4272,7 @@
                 <w:noProof/>
                 <w:webHidden/>
               </w:rPr>
-              <w:instrText xml:space="preserve"> PAGEREF _Toc233928380 \h </w:instrText>
+              <w:instrText xml:space="preserve"> PAGEREF _Toc233967730 \h </w:instrText>
             </w:r>
             <w:r>
               <w:rPr>
@@ -4318,7 +4318,7 @@
               <w14:ligatures w14:val="standardContextual"/>
             </w:rPr>
           </w:pPr>
-          <w:hyperlink w:anchor="_Toc233928381" w:history="1">
+          <w:hyperlink w:anchor="_Toc233967731" w:history="1">
             <w:r>
               <w:rPr>
                 <w:rStyle w:val="Hipervnculo"/>
@@ -4346,7 +4346,7 @@
                 <w:noProof/>
                 <w:webHidden/>
               </w:rPr>
-              <w:instrText xml:space="preserve"> PAGEREF _Toc233928381 \h </w:instrText>
+              <w:instrText xml:space="preserve"> PAGEREF _Toc233967731 \h </w:instrText>
             </w:r>
             <w:r>
               <w:rPr>
@@ -4392,7 +4392,7 @@
               <w14:ligatures w14:val="standardContextual"/>
             </w:rPr>
           </w:pPr>
-          <w:hyperlink w:anchor="_Toc233928382" w:history="1">
+          <w:hyperlink w:anchor="_Toc233967732" w:history="1">
             <w:r>
               <w:rPr>
                 <w:rStyle w:val="Hipervnculo"/>
@@ -4420,7 +4420,7 @@
                 <w:noProof/>
                 <w:webHidden/>
               </w:rPr>
-              <w:instrText xml:space="preserve"> PAGEREF _Toc233928382 \h </w:instrText>
+              <w:instrText xml:space="preserve"> PAGEREF _Toc233967732 \h </w:instrText>
             </w:r>
             <w:r>
               <w:rPr>
@@ -4466,7 +4466,7 @@
               <w14:ligatures w14:val="standardContextual"/>
             </w:rPr>
           </w:pPr>
-          <w:hyperlink w:anchor="_Toc233928383" w:history="1">
+          <w:hyperlink w:anchor="_Toc233967733" w:history="1">
             <w:r>
               <w:rPr>
                 <w:rStyle w:val="Hipervnculo"/>
@@ -4494,7 +4494,7 @@
                 <w:noProof/>
                 <w:webHidden/>
               </w:rPr>
-              <w:instrText xml:space="preserve"> PAGEREF _Toc233928383 \h </w:instrText>
+              <w:instrText xml:space="preserve"> PAGEREF _Toc233967733 \h </w:instrText>
             </w:r>
             <w:r>
               <w:rPr>
@@ -4514,7 +4514,7 @@
                 <w:noProof/>
                 <w:webHidden/>
               </w:rPr>
-              <w:t>29</w:t>
+              <w:t>32</w:t>
             </w:r>
             <w:r>
               <w:rPr>
@@ -4540,7 +4540,7 @@
               <w14:ligatures w14:val="standardContextual"/>
             </w:rPr>
           </w:pPr>
-          <w:hyperlink w:anchor="_Toc233928384" w:history="1">
+          <w:hyperlink w:anchor="_Toc233967734" w:history="1">
             <w:r>
               <w:rPr>
                 <w:rStyle w:val="Hipervnculo"/>
@@ -4568,7 +4568,7 @@
                 <w:noProof/>
                 <w:webHidden/>
               </w:rPr>
-              <w:instrText xml:space="preserve"> PAGEREF _Toc233928384 \h </w:instrText>
+              <w:instrText xml:space="preserve"> PAGEREF _Toc233967734 \h </w:instrText>
             </w:r>
             <w:r>
               <w:rPr>
@@ -4588,7 +4588,7 @@
                 <w:noProof/>
                 <w:webHidden/>
               </w:rPr>
-              <w:t>31</w:t>
+              <w:t>33</w:t>
             </w:r>
             <w:r>
               <w:rPr>
@@ -4614,7 +4614,7 @@
               <w14:ligatures w14:val="standardContextual"/>
             </w:rPr>
           </w:pPr>
-          <w:hyperlink w:anchor="_Toc233928385" w:history="1">
+          <w:hyperlink w:anchor="_Toc233967735" w:history="1">
             <w:r>
               <w:rPr>
                 <w:rStyle w:val="Hipervnculo"/>
@@ -4642,7 +4642,7 @@
                 <w:noProof/>
                 <w:webHidden/>
               </w:rPr>
-              <w:instrText xml:space="preserve"> PAGEREF _Toc233928385 \h </w:instrText>
+              <w:instrText xml:space="preserve"> PAGEREF _Toc233967735 \h </w:instrText>
             </w:r>
             <w:r>
               <w:rPr>
@@ -4662,7 +4662,7 @@
                 <w:noProof/>
                 <w:webHidden/>
               </w:rPr>
-              <w:t>31</w:t>
+              <w:t>33</w:t>
             </w:r>
             <w:r>
               <w:rPr>
@@ -4688,7 +4688,7 @@
               <w14:ligatures w14:val="standardContextual"/>
             </w:rPr>
           </w:pPr>
-          <w:hyperlink w:anchor="_Toc233928386" w:history="1">
+          <w:hyperlink w:anchor="_Toc233967736" w:history="1">
             <w:r>
               <w:rPr>
                 <w:rStyle w:val="Hipervnculo"/>
@@ -4716,7 +4716,7 @@
                 <w:noProof/>
                 <w:webHidden/>
               </w:rPr>
-              <w:instrText xml:space="preserve"> PAGEREF _Toc233928386 \h </w:instrText>
+              <w:instrText xml:space="preserve"> PAGEREF _Toc233967736 \h </w:instrText>
             </w:r>
             <w:r>
               <w:rPr>
@@ -4736,7 +4736,7 @@
                 <w:noProof/>
                 <w:webHidden/>
               </w:rPr>
-              <w:t>31</w:t>
+              <w:t>33</w:t>
             </w:r>
             <w:r>
               <w:rPr>
@@ -4762,7 +4762,7 @@
               <w14:ligatures w14:val="standardContextual"/>
             </w:rPr>
           </w:pPr>
-          <w:hyperlink w:anchor="_Toc233928387" w:history="1">
+          <w:hyperlink w:anchor="_Toc233967737" w:history="1">
             <w:r>
               <w:rPr>
                 <w:rStyle w:val="Hipervnculo"/>
@@ -4790,7 +4790,7 @@
                 <w:noProof/>
                 <w:webHidden/>
               </w:rPr>
-              <w:instrText xml:space="preserve"> PAGEREF _Toc233928387 \h </w:instrText>
+              <w:instrText xml:space="preserve"> PAGEREF _Toc233967737 \h </w:instrText>
             </w:r>
             <w:r>
               <w:rPr>
@@ -4810,7 +4810,7 @@
                 <w:noProof/>
                 <w:webHidden/>
               </w:rPr>
-              <w:t>32</w:t>
+              <w:t>34</w:t>
             </w:r>
             <w:r>
               <w:rPr>
@@ -4836,7 +4836,7 @@
               <w14:ligatures w14:val="standardContextual"/>
             </w:rPr>
           </w:pPr>
-          <w:hyperlink w:anchor="_Toc233928388" w:history="1">
+          <w:hyperlink w:anchor="_Toc233967738" w:history="1">
             <w:r>
               <w:rPr>
                 <w:rStyle w:val="Hipervnculo"/>
@@ -4864,7 +4864,7 @@
                 <w:noProof/>
                 <w:webHidden/>
               </w:rPr>
-              <w:instrText xml:space="preserve"> PAGEREF _Toc233928388 \h </w:instrText>
+              <w:instrText xml:space="preserve"> PAGEREF _Toc233967738 \h </w:instrText>
             </w:r>
             <w:r>
               <w:rPr>
@@ -4884,7 +4884,7 @@
                 <w:noProof/>
                 <w:webHidden/>
               </w:rPr>
-              <w:t>33</w:t>
+              <w:t>35</w:t>
             </w:r>
             <w:r>
               <w:rPr>
@@ -4910,7 +4910,7 @@
               <w14:ligatures w14:val="standardContextual"/>
             </w:rPr>
           </w:pPr>
-          <w:hyperlink w:anchor="_Toc233928389" w:history="1">
+          <w:hyperlink w:anchor="_Toc233967739" w:history="1">
             <w:r>
               <w:rPr>
                 <w:rStyle w:val="Hipervnculo"/>
@@ -4938,7 +4938,7 @@
                 <w:noProof/>
                 <w:webHidden/>
               </w:rPr>
-              <w:instrText xml:space="preserve"> PAGEREF _Toc233928389 \h </w:instrText>
+              <w:instrText xml:space="preserve"> PAGEREF _Toc233967739 \h </w:instrText>
             </w:r>
             <w:r>
               <w:rPr>
@@ -4958,7 +4958,7 @@
                 <w:noProof/>
                 <w:webHidden/>
               </w:rPr>
-              <w:t>33</w:t>
+              <w:t>35</w:t>
             </w:r>
             <w:r>
               <w:rPr>
@@ -4984,7 +4984,7 @@
               <w14:ligatures w14:val="standardContextual"/>
             </w:rPr>
           </w:pPr>
-          <w:hyperlink w:anchor="_Toc233928390" w:history="1">
+          <w:hyperlink w:anchor="_Toc233967740" w:history="1">
             <w:r>
               <w:rPr>
                 <w:rStyle w:val="Hipervnculo"/>
@@ -5012,7 +5012,7 @@
                 <w:noProof/>
                 <w:webHidden/>
               </w:rPr>
-              <w:instrText xml:space="preserve"> PAGEREF _Toc233928390 \h </w:instrText>
+              <w:instrText xml:space="preserve"> PAGEREF _Toc233967740 \h </w:instrText>
             </w:r>
             <w:r>
               <w:rPr>
@@ -5032,7 +5032,7 @@
                 <w:noProof/>
                 <w:webHidden/>
               </w:rPr>
-              <w:t>33</w:t>
+              <w:t>35</w:t>
             </w:r>
             <w:r>
               <w:rPr>
@@ -5058,7 +5058,7 @@
               <w14:ligatures w14:val="standardContextual"/>
             </w:rPr>
           </w:pPr>
-          <w:hyperlink w:anchor="_Toc233928391" w:history="1">
+          <w:hyperlink w:anchor="_Toc233967741" w:history="1">
             <w:r>
               <w:rPr>
                 <w:rStyle w:val="Hipervnculo"/>
@@ -5086,7 +5086,7 @@
                 <w:noProof/>
                 <w:webHidden/>
               </w:rPr>
-              <w:instrText xml:space="preserve"> PAGEREF _Toc233928391 \h </w:instrText>
+              <w:instrText xml:space="preserve"> PAGEREF _Toc233967741 \h </w:instrText>
             </w:r>
             <w:r>
               <w:rPr>
@@ -5106,7 +5106,7 @@
                 <w:noProof/>
                 <w:webHidden/>
               </w:rPr>
-              <w:t>34</w:t>
+              <w:t>36</w:t>
             </w:r>
             <w:r>
               <w:rPr>
@@ -5132,7 +5132,7 @@
               <w14:ligatures w14:val="standardContextual"/>
             </w:rPr>
           </w:pPr>
-          <w:hyperlink w:anchor="_Toc233928392" w:history="1">
+          <w:hyperlink w:anchor="_Toc233967742" w:history="1">
             <w:r>
               <w:rPr>
                 <w:rStyle w:val="Hipervnculo"/>
@@ -5160,7 +5160,7 @@
                 <w:noProof/>
                 <w:webHidden/>
               </w:rPr>
-              <w:instrText xml:space="preserve"> PAGEREF _Toc233928392 \h </w:instrText>
+              <w:instrText xml:space="preserve"> PAGEREF _Toc233967742 \h </w:instrText>
             </w:r>
             <w:r>
               <w:rPr>
@@ -5180,7 +5180,7 @@
                 <w:noProof/>
                 <w:webHidden/>
               </w:rPr>
-              <w:t>35</w:t>
+              <w:t>37</w:t>
             </w:r>
             <w:r>
               <w:rPr>
@@ -5206,7 +5206,7 @@
               <w14:ligatures w14:val="standardContextual"/>
             </w:rPr>
           </w:pPr>
-          <w:hyperlink w:anchor="_Toc233928393" w:history="1">
+          <w:hyperlink w:anchor="_Toc233967743" w:history="1">
             <w:r>
               <w:rPr>
                 <w:rStyle w:val="Hipervnculo"/>
@@ -5234,7 +5234,7 @@
                 <w:noProof/>
                 <w:webHidden/>
               </w:rPr>
-              <w:instrText xml:space="preserve"> PAGEREF _Toc233928393 \h </w:instrText>
+              <w:instrText xml:space="preserve"> PAGEREF _Toc233967743 \h </w:instrText>
             </w:r>
             <w:r>
               <w:rPr>
@@ -5254,7 +5254,7 @@
                 <w:noProof/>
                 <w:webHidden/>
               </w:rPr>
-              <w:t>35</w:t>
+              <w:t>37</w:t>
             </w:r>
             <w:r>
               <w:rPr>
@@ -5280,7 +5280,7 @@
               <w14:ligatures w14:val="standardContextual"/>
             </w:rPr>
           </w:pPr>
-          <w:hyperlink w:anchor="_Toc233928394" w:history="1">
+          <w:hyperlink w:anchor="_Toc233967744" w:history="1">
             <w:r>
               <w:rPr>
                 <w:rStyle w:val="Hipervnculo"/>
@@ -5308,7 +5308,7 @@
                 <w:noProof/>
                 <w:webHidden/>
               </w:rPr>
-              <w:instrText xml:space="preserve"> PAGEREF _Toc233928394 \h </w:instrText>
+              <w:instrText xml:space="preserve"> PAGEREF _Toc233967744 \h </w:instrText>
             </w:r>
             <w:r>
               <w:rPr>
@@ -5328,7 +5328,7 @@
                 <w:noProof/>
                 <w:webHidden/>
               </w:rPr>
-              <w:t>36</w:t>
+              <w:t>38</w:t>
             </w:r>
             <w:r>
               <w:rPr>
@@ -5372,7 +5372,7 @@
           <w:rFonts w:ascii="Times New Roman" w:hAnsi="Times New Roman" w:cs="Times New Roman"/>
         </w:rPr>
       </w:pPr>
-      <w:bookmarkStart w:id="0" w:name="_Toc233928330"/>
+      <w:bookmarkStart w:id="0" w:name="_Toc233967680"/>
       <w:proofErr w:type="spellStart"/>
       <w:r>
         <w:rPr>
@@ -5417,7 +5417,7 @@
           <w:rFonts w:ascii="Times New Roman" w:hAnsi="Times New Roman" w:cs="Times New Roman"/>
         </w:rPr>
       </w:pPr>
-      <w:bookmarkStart w:id="1" w:name="_Toc233928331"/>
+      <w:bookmarkStart w:id="1" w:name="_Toc233967681"/>
       <w:r>
         <w:rPr>
           <w:rFonts w:ascii="Times New Roman" w:hAnsi="Times New Roman" w:cs="Times New Roman"/>
@@ -5695,7 +5695,7 @@
           <w:rFonts w:ascii="Times New Roman" w:hAnsi="Times New Roman" w:cs="Times New Roman"/>
         </w:rPr>
       </w:pPr>
-      <w:bookmarkStart w:id="2" w:name="_Toc233928332"/>
+      <w:bookmarkStart w:id="2" w:name="_Toc233967682"/>
       <w:r>
         <w:rPr>
           <w:rFonts w:ascii="Times New Roman" w:hAnsi="Times New Roman" w:cs="Times New Roman"/>
@@ -5957,7 +5957,19 @@
         <w:rPr>
           <w:rFonts w:ascii="Times New Roman" w:hAnsi="Times New Roman" w:cs="Times New Roman"/>
         </w:rPr>
-        <w:t xml:space="preserve"> web muestra resultados calculados por el modelo KNN entrenado con 85 ingredientes de </w:t>
+        <w:t xml:space="preserve"> web muestra resultados calculados por el modelo KNN entrenado con 8</w:t>
+      </w:r>
+      <w:r>
+        <w:rPr>
+          <w:rFonts w:ascii="Times New Roman" w:hAnsi="Times New Roman" w:cs="Times New Roman"/>
+        </w:rPr>
+        <w:t>3</w:t>
+      </w:r>
+      <w:r>
+        <w:rPr>
+          <w:rFonts w:ascii="Times New Roman" w:hAnsi="Times New Roman" w:cs="Times New Roman"/>
+        </w:rPr>
+        <w:t xml:space="preserve"> ingredientes de </w:t>
       </w:r>
       <w:r>
         <w:rPr>
@@ -5969,7 +5981,19 @@
         <w:rPr>
           <w:rFonts w:ascii="Times New Roman" w:hAnsi="Times New Roman" w:cs="Times New Roman"/>
         </w:rPr>
-        <w:t xml:space="preserve"> y 407 pares de sustitutos almacenados en la base de datos de </w:t>
+        <w:t xml:space="preserve"> y 4</w:t>
+      </w:r>
+      <w:r>
+        <w:rPr>
+          <w:rFonts w:ascii="Times New Roman" w:hAnsi="Times New Roman" w:cs="Times New Roman"/>
+        </w:rPr>
+        <w:t>15</w:t>
+      </w:r>
+      <w:r>
+        <w:rPr>
+          <w:rFonts w:ascii="Times New Roman" w:hAnsi="Times New Roman" w:cs="Times New Roman"/>
+        </w:rPr>
+        <w:t xml:space="preserve"> pares de sustitutos almacenados en la base de datos de </w:t>
       </w:r>
       <w:r>
         <w:rPr>
@@ -6135,7 +6159,7 @@
           <w:rFonts w:ascii="Times New Roman" w:hAnsi="Times New Roman" w:cs="Times New Roman"/>
         </w:rPr>
       </w:pPr>
-      <w:bookmarkStart w:id="3" w:name="_Toc233928333"/>
+      <w:bookmarkStart w:id="3" w:name="_Toc233967683"/>
       <w:r>
         <w:rPr>
           <w:rFonts w:ascii="Times New Roman" w:hAnsi="Times New Roman" w:cs="Times New Roman"/>
@@ -6188,7 +6212,7 @@
           <w:rFonts w:ascii="Times New Roman" w:hAnsi="Times New Roman" w:cs="Times New Roman"/>
         </w:rPr>
       </w:pPr>
-      <w:bookmarkStart w:id="4" w:name="_Toc233928334"/>
+      <w:bookmarkStart w:id="4" w:name="_Toc233967684"/>
       <w:r>
         <w:rPr>
           <w:rFonts w:ascii="Times New Roman" w:hAnsi="Times New Roman" w:cs="Times New Roman"/>
@@ -6250,7 +6274,7 @@
           <w:rFonts w:ascii="Times New Roman" w:hAnsi="Times New Roman" w:cs="Times New Roman"/>
         </w:rPr>
       </w:pPr>
-      <w:bookmarkStart w:id="5" w:name="_Toc233928335"/>
+      <w:bookmarkStart w:id="5" w:name="_Toc233967685"/>
       <w:r>
         <w:rPr>
           <w:rFonts w:ascii="Times New Roman" w:hAnsi="Times New Roman" w:cs="Times New Roman"/>
@@ -6455,7 +6479,7 @@
           <w:rFonts w:ascii="Times New Roman" w:hAnsi="Times New Roman" w:cs="Times New Roman"/>
         </w:rPr>
       </w:pPr>
-      <w:bookmarkStart w:id="6" w:name="_Toc233928336"/>
+      <w:bookmarkStart w:id="6" w:name="_Toc233967686"/>
       <w:r>
         <w:rPr>
           <w:rFonts w:ascii="Times New Roman" w:hAnsi="Times New Roman" w:cs="Times New Roman"/>
@@ -6612,7 +6636,7 @@
           <w:rFonts w:ascii="Times New Roman" w:hAnsi="Times New Roman" w:cs="Times New Roman"/>
         </w:rPr>
       </w:pPr>
-      <w:bookmarkStart w:id="7" w:name="_Toc233928337"/>
+      <w:bookmarkStart w:id="7" w:name="_Toc233967687"/>
       <w:r>
         <w:rPr>
           <w:rFonts w:ascii="Times New Roman" w:hAnsi="Times New Roman" w:cs="Times New Roman"/>
@@ -6760,7 +6784,7 @@
           <w:rFonts w:ascii="Times New Roman" w:hAnsi="Times New Roman" w:cs="Times New Roman"/>
         </w:rPr>
       </w:pPr>
-      <w:bookmarkStart w:id="8" w:name="_Toc233928338"/>
+      <w:bookmarkStart w:id="8" w:name="_Toc233967688"/>
       <w:r>
         <w:rPr>
           <w:rFonts w:ascii="Times New Roman" w:hAnsi="Times New Roman" w:cs="Times New Roman"/>
@@ -8624,7 +8648,7 @@
           <w:rFonts w:ascii="Times New Roman" w:hAnsi="Times New Roman" w:cs="Times New Roman"/>
         </w:rPr>
       </w:pPr>
-      <w:bookmarkStart w:id="9" w:name="_Toc233928339"/>
+      <w:bookmarkStart w:id="9" w:name="_Toc233967689"/>
       <w:r>
         <w:rPr>
           <w:rFonts w:ascii="Times New Roman" w:hAnsi="Times New Roman" w:cs="Times New Roman"/>
@@ -8802,7 +8826,19 @@
         <w:rPr>
           <w:rFonts w:ascii="Times New Roman" w:hAnsi="Times New Roman" w:cs="Times New Roman"/>
         </w:rPr>
-        <w:t xml:space="preserve"> operativa completa orientada a pymes gastronómicas, (2) calculo financiero </w:t>
+        <w:t xml:space="preserve"> operativa completa orientada a pymes gastronómicas, (2) </w:t>
+      </w:r>
+      <w:r>
+        <w:rPr>
+          <w:rFonts w:ascii="Times New Roman" w:hAnsi="Times New Roman" w:cs="Times New Roman"/>
+        </w:rPr>
+        <w:t xml:space="preserve">cálculo </w:t>
+      </w:r>
+      <w:r>
+        <w:rPr>
+          <w:rFonts w:ascii="Times New Roman" w:hAnsi="Times New Roman" w:cs="Times New Roman"/>
+        </w:rPr>
+        <w:t xml:space="preserve">financiero </w:t>
       </w:r>
       <w:r>
         <w:rPr>
@@ -8914,7 +8950,7 @@
           <w:rFonts w:ascii="Times New Roman" w:hAnsi="Times New Roman" w:cs="Times New Roman"/>
         </w:rPr>
       </w:pPr>
-      <w:bookmarkStart w:id="10" w:name="_Toc233928340"/>
+      <w:bookmarkStart w:id="10" w:name="_Toc233967690"/>
       <w:r>
         <w:rPr>
           <w:rFonts w:ascii="Times New Roman" w:hAnsi="Times New Roman" w:cs="Times New Roman"/>
@@ -8955,7 +8991,7 @@
           <w:rFonts w:ascii="Times New Roman" w:hAnsi="Times New Roman" w:cs="Times New Roman"/>
         </w:rPr>
       </w:pPr>
-      <w:bookmarkStart w:id="11" w:name="_Toc233928341"/>
+      <w:bookmarkStart w:id="11" w:name="_Toc233967691"/>
       <w:r>
         <w:rPr>
           <w:rFonts w:ascii="Times New Roman" w:hAnsi="Times New Roman" w:cs="Times New Roman"/>
@@ -9208,7 +9244,7 @@
           <w:rFonts w:ascii="Times New Roman" w:hAnsi="Times New Roman" w:cs="Times New Roman"/>
         </w:rPr>
       </w:pPr>
-      <w:bookmarkStart w:id="12" w:name="_Toc233928342"/>
+      <w:bookmarkStart w:id="12" w:name="_Toc233967692"/>
       <w:r>
         <w:rPr>
           <w:rFonts w:ascii="Times New Roman" w:hAnsi="Times New Roman" w:cs="Times New Roman"/>
@@ -9522,7 +9558,19 @@
         <w:rPr>
           <w:rFonts w:ascii="Times New Roman" w:hAnsi="Times New Roman" w:cs="Times New Roman"/>
         </w:rPr>
-        <w:t xml:space="preserve"> Propia de 85 ingredientes parametrizados en 5 dimensiones culinarias, se normalizo con </w:t>
+        <w:t xml:space="preserve"> Propia de 8</w:t>
+      </w:r>
+      <w:r>
+        <w:rPr>
+          <w:rFonts w:ascii="Times New Roman" w:hAnsi="Times New Roman" w:cs="Times New Roman"/>
+        </w:rPr>
+        <w:t>3</w:t>
+      </w:r>
+      <w:r>
+        <w:rPr>
+          <w:rFonts w:ascii="Times New Roman" w:hAnsi="Times New Roman" w:cs="Times New Roman"/>
+        </w:rPr>
+        <w:t xml:space="preserve"> ingredientes parametrizados en 5 dimensiones culinarias, se normalizo con </w:t>
       </w:r>
       <w:r>
         <w:rPr>
@@ -9574,7 +9622,19 @@
         <w:rPr>
           <w:rFonts w:ascii="Times New Roman" w:hAnsi="Times New Roman" w:cs="Times New Roman"/>
         </w:rPr>
-        <w:t xml:space="preserve"> los 407 pares de sustitutos que se almacenan en PostgreSQL para consulta en tiempo real.</w:t>
+        <w:t xml:space="preserve"> los 4</w:t>
+      </w:r>
+      <w:r>
+        <w:rPr>
+          <w:rFonts w:ascii="Times New Roman" w:hAnsi="Times New Roman" w:cs="Times New Roman"/>
+        </w:rPr>
+        <w:t>15</w:t>
+      </w:r>
+      <w:r>
+        <w:rPr>
+          <w:rFonts w:ascii="Times New Roman" w:hAnsi="Times New Roman" w:cs="Times New Roman"/>
+        </w:rPr>
+        <w:t xml:space="preserve"> pares de sustitutos que se almacenan en PostgreSQL para consulta en tiempo real.</w:t>
       </w:r>
     </w:p>
     <w:p>
@@ -9594,7 +9654,7 @@
           <w:rFonts w:ascii="Times New Roman" w:hAnsi="Times New Roman" w:cs="Times New Roman"/>
         </w:rPr>
       </w:pPr>
-      <w:bookmarkStart w:id="13" w:name="_Toc233928343"/>
+      <w:bookmarkStart w:id="13" w:name="_Toc233967693"/>
       <w:r>
         <w:rPr>
           <w:rFonts w:ascii="Times New Roman" w:hAnsi="Times New Roman" w:cs="Times New Roman"/>
@@ -9807,7 +9867,7 @@
           <w:rFonts w:ascii="Times New Roman" w:hAnsi="Times New Roman" w:cs="Times New Roman"/>
         </w:rPr>
       </w:pPr>
-      <w:bookmarkStart w:id="14" w:name="_Toc233928344"/>
+      <w:bookmarkStart w:id="14" w:name="_Toc233967694"/>
       <w:r>
         <w:rPr>
           <w:rFonts w:ascii="Times New Roman" w:hAnsi="Times New Roman" w:cs="Times New Roman"/>
@@ -9954,7 +10014,19 @@
         <w:rPr>
           <w:rFonts w:ascii="Times New Roman" w:hAnsi="Times New Roman" w:cs="Times New Roman"/>
         </w:rPr>
-        <w:t xml:space="preserve">Entrenar un modelo KNN sobre propiedades culinarias de 85+ ingredientes y </w:t>
+        <w:t>Entrenar un modelo KNN sobre propiedades culinarias de 8</w:t>
+      </w:r>
+      <w:r>
+        <w:rPr>
+          <w:rFonts w:ascii="Times New Roman" w:hAnsi="Times New Roman" w:cs="Times New Roman"/>
+        </w:rPr>
+        <w:t>3</w:t>
+      </w:r>
+      <w:r>
+        <w:rPr>
+          <w:rFonts w:ascii="Times New Roman" w:hAnsi="Times New Roman" w:cs="Times New Roman"/>
+        </w:rPr>
+        <w:t xml:space="preserve"> ingredientes y </w:t>
       </w:r>
       <w:proofErr w:type="spellStart"/>
       <w:r>
@@ -10085,7 +10157,7 @@
           <w:rFonts w:ascii="Times New Roman" w:hAnsi="Times New Roman" w:cs="Times New Roman"/>
         </w:rPr>
       </w:pPr>
-      <w:bookmarkStart w:id="15" w:name="_Toc233928345"/>
+      <w:bookmarkStart w:id="15" w:name="_Toc233967695"/>
       <w:r>
         <w:rPr>
           <w:rFonts w:ascii="Times New Roman" w:hAnsi="Times New Roman" w:cs="Times New Roman"/>
@@ -10108,7 +10180,7 @@
           <w:rFonts w:ascii="Times New Roman" w:hAnsi="Times New Roman" w:cs="Times New Roman"/>
         </w:rPr>
       </w:pPr>
-      <w:bookmarkStart w:id="16" w:name="_Toc233928346"/>
+      <w:bookmarkStart w:id="16" w:name="_Toc233967696"/>
       <w:r>
         <w:rPr>
           <w:rFonts w:ascii="Times New Roman" w:hAnsi="Times New Roman" w:cs="Times New Roman"/>
@@ -10288,7 +10360,7 @@
           <w:rFonts w:ascii="Times New Roman" w:hAnsi="Times New Roman" w:cs="Times New Roman"/>
         </w:rPr>
       </w:pPr>
-      <w:bookmarkStart w:id="17" w:name="_Toc233928347"/>
+      <w:bookmarkStart w:id="17" w:name="_Toc233967697"/>
       <w:r>
         <w:rPr>
           <w:rFonts w:ascii="Times New Roman" w:hAnsi="Times New Roman" w:cs="Times New Roman"/>
@@ -10506,7 +10578,7 @@
           <w:rFonts w:ascii="Times New Roman" w:hAnsi="Times New Roman" w:cs="Times New Roman"/>
         </w:rPr>
       </w:pPr>
-      <w:bookmarkStart w:id="18" w:name="_Toc233928348"/>
+      <w:bookmarkStart w:id="18" w:name="_Toc233967698"/>
       <w:r>
         <w:rPr>
           <w:rFonts w:ascii="Times New Roman" w:hAnsi="Times New Roman" w:cs="Times New Roman"/>
@@ -10594,7 +10666,7 @@
           <w:rFonts w:ascii="Times New Roman" w:hAnsi="Times New Roman" w:cs="Times New Roman"/>
         </w:rPr>
       </w:pPr>
-      <w:bookmarkStart w:id="19" w:name="_Toc233928349"/>
+      <w:bookmarkStart w:id="19" w:name="_Toc233967699"/>
       <w:proofErr w:type="spellStart"/>
       <w:r>
         <w:rPr>
@@ -10667,7 +10739,7 @@
           <w:rFonts w:ascii="Times New Roman" w:hAnsi="Times New Roman" w:cs="Times New Roman"/>
         </w:rPr>
       </w:pPr>
-      <w:bookmarkStart w:id="20" w:name="_Toc233928350"/>
+      <w:bookmarkStart w:id="20" w:name="_Toc233967700"/>
       <w:proofErr w:type="spellStart"/>
       <w:r>
         <w:rPr>
@@ -11046,7 +11118,7 @@
           <w:rFonts w:ascii="Times New Roman" w:hAnsi="Times New Roman" w:cs="Times New Roman"/>
         </w:rPr>
       </w:pPr>
-      <w:bookmarkStart w:id="21" w:name="_Toc233928351"/>
+      <w:bookmarkStart w:id="21" w:name="_Toc233967701"/>
       <w:proofErr w:type="spellStart"/>
       <w:r>
         <w:rPr>
@@ -11207,13 +11279,25 @@
           <w:rFonts w:ascii="Times New Roman" w:hAnsi="Times New Roman" w:cs="Times New Roman"/>
         </w:rPr>
       </w:pPr>
-      <w:bookmarkStart w:id="22" w:name="_Toc233928352"/>
+      <w:bookmarkStart w:id="22" w:name="_Toc233967702"/>
       <w:r>
         <w:rPr>
           <w:rFonts w:ascii="Times New Roman" w:hAnsi="Times New Roman" w:cs="Times New Roman"/>
         </w:rPr>
         <w:lastRenderedPageBreak/>
-        <w:t>substitutes — Sustitutos de ingredientes (Modulo IA)</w:t>
+        <w:t>substitutes — Sustitutos de ingredientes (M</w:t>
+      </w:r>
+      <w:r>
+        <w:rPr>
+          <w:rFonts w:ascii="Times New Roman" w:hAnsi="Times New Roman" w:cs="Times New Roman"/>
+        </w:rPr>
+        <w:t>ó</w:t>
+      </w:r>
+      <w:r>
+        <w:rPr>
+          <w:rFonts w:ascii="Times New Roman" w:hAnsi="Times New Roman" w:cs="Times New Roman"/>
+        </w:rPr>
+        <w:t>dulo IA)</w:t>
       </w:r>
       <w:bookmarkEnd w:id="22"/>
     </w:p>
@@ -11297,7 +11381,7 @@
           <w:rFonts w:ascii="Times New Roman" w:hAnsi="Times New Roman" w:cs="Times New Roman"/>
         </w:rPr>
       </w:pPr>
-      <w:bookmarkStart w:id="23" w:name="_Toc233928353"/>
+      <w:bookmarkStart w:id="23" w:name="_Toc233967703"/>
       <w:proofErr w:type="spellStart"/>
       <w:r>
         <w:rPr>
@@ -11422,7 +11506,7 @@
           <w:rFonts w:ascii="Times New Roman" w:hAnsi="Times New Roman" w:cs="Times New Roman"/>
         </w:rPr>
       </w:pPr>
-      <w:bookmarkStart w:id="24" w:name="_Toc233928354"/>
+      <w:bookmarkStart w:id="24" w:name="_Toc233967704"/>
       <w:proofErr w:type="spellStart"/>
       <w:r>
         <w:rPr>
@@ -11522,7 +11606,7 @@
           <w:rFonts w:ascii="Times New Roman" w:hAnsi="Times New Roman" w:cs="Times New Roman"/>
         </w:rPr>
       </w:pPr>
-      <w:bookmarkStart w:id="25" w:name="_Toc233928355"/>
+      <w:bookmarkStart w:id="25" w:name="_Toc233967705"/>
       <w:r>
         <w:rPr>
           <w:rFonts w:ascii="Times New Roman" w:hAnsi="Times New Roman" w:cs="Times New Roman"/>
@@ -11571,7 +11655,7 @@
           <w:rFonts w:ascii="Times New Roman" w:hAnsi="Times New Roman" w:cs="Times New Roman"/>
         </w:rPr>
       </w:pPr>
-      <w:bookmarkStart w:id="26" w:name="_Toc233928356"/>
+      <w:bookmarkStart w:id="26" w:name="_Toc233967706"/>
       <w:r>
         <w:rPr>
           <w:rFonts w:ascii="Times New Roman" w:hAnsi="Times New Roman" w:cs="Times New Roman"/>
@@ -11871,7 +11955,7 @@
           <w:rFonts w:ascii="Times New Roman" w:hAnsi="Times New Roman" w:cs="Times New Roman"/>
         </w:rPr>
       </w:pPr>
-      <w:bookmarkStart w:id="27" w:name="_Toc233928357"/>
+      <w:bookmarkStart w:id="27" w:name="_Toc233967707"/>
       <w:r>
         <w:rPr>
           <w:rFonts w:ascii="Times New Roman" w:hAnsi="Times New Roman" w:cs="Times New Roman"/>
@@ -12156,7 +12240,7 @@
           <w:rFonts w:ascii="Times New Roman" w:hAnsi="Times New Roman" w:cs="Times New Roman"/>
         </w:rPr>
       </w:pPr>
-      <w:bookmarkStart w:id="28" w:name="_Toc233928358"/>
+      <w:bookmarkStart w:id="28" w:name="_Toc233967708"/>
       <w:r>
         <w:rPr>
           <w:rFonts w:ascii="Times New Roman" w:hAnsi="Times New Roman" w:cs="Times New Roman"/>
@@ -12241,16 +12325,14 @@
           <w:rFonts w:ascii="Times New Roman" w:hAnsi="Times New Roman" w:cs="Times New Roman"/>
         </w:rPr>
       </w:pPr>
-      <w:bookmarkStart w:id="29" w:name="_Toc233928359"/>
-      <w:proofErr w:type="spellStart"/>
-      <w:r>
-        <w:rPr>
-          <w:rFonts w:ascii="Times New Roman" w:hAnsi="Times New Roman" w:cs="Times New Roman"/>
-        </w:rPr>
-        <w:t>Autenticacion</w:t>
+      <w:bookmarkStart w:id="29" w:name="_Toc233967709"/>
+      <w:r>
+        <w:rPr>
+          <w:rFonts w:ascii="Times New Roman" w:hAnsi="Times New Roman" w:cs="Times New Roman"/>
+        </w:rPr>
+        <w:t>Autenticación</w:t>
       </w:r>
       <w:bookmarkEnd w:id="29"/>
-      <w:proofErr w:type="spellEnd"/>
     </w:p>
     <w:tbl>
       <w:tblPr>
@@ -12837,7 +12919,7 @@
           <w:rFonts w:ascii="Times New Roman" w:hAnsi="Times New Roman" w:cs="Times New Roman"/>
         </w:rPr>
       </w:pPr>
-      <w:bookmarkStart w:id="30" w:name="_Toc233928360"/>
+      <w:bookmarkStart w:id="30" w:name="_Toc233967710"/>
       <w:r>
         <w:rPr>
           <w:rFonts w:ascii="Times New Roman" w:hAnsi="Times New Roman" w:cs="Times New Roman"/>
@@ -13469,7 +13551,7 @@
           <w:rFonts w:ascii="Times New Roman" w:hAnsi="Times New Roman" w:cs="Times New Roman"/>
         </w:rPr>
       </w:pPr>
-      <w:bookmarkStart w:id="31" w:name="_Toc233928361"/>
+      <w:bookmarkStart w:id="31" w:name="_Toc233967711"/>
       <w:r>
         <w:rPr>
           <w:rFonts w:ascii="Times New Roman" w:hAnsi="Times New Roman" w:cs="Times New Roman"/>
@@ -14228,7 +14310,7 @@
           <w:rFonts w:ascii="Times New Roman" w:hAnsi="Times New Roman" w:cs="Times New Roman"/>
         </w:rPr>
       </w:pPr>
-      <w:bookmarkStart w:id="32" w:name="_Toc233928362"/>
+      <w:bookmarkStart w:id="32" w:name="_Toc233967712"/>
       <w:r>
         <w:rPr>
           <w:rFonts w:ascii="Times New Roman" w:hAnsi="Times New Roman" w:cs="Times New Roman"/>
@@ -15040,7 +15122,7 @@
           <w:rFonts w:ascii="Times New Roman" w:hAnsi="Times New Roman" w:cs="Times New Roman"/>
         </w:rPr>
       </w:pPr>
-      <w:bookmarkStart w:id="33" w:name="_Toc233928363"/>
+      <w:bookmarkStart w:id="33" w:name="_Toc233967713"/>
       <w:r>
         <w:rPr>
           <w:rFonts w:ascii="Times New Roman" w:hAnsi="Times New Roman" w:cs="Times New Roman"/>
@@ -15265,7 +15347,7 @@
           <w:rFonts w:ascii="Times New Roman" w:hAnsi="Times New Roman" w:cs="Times New Roman"/>
         </w:rPr>
       </w:pPr>
-      <w:bookmarkStart w:id="34" w:name="_Toc233928364"/>
+      <w:bookmarkStart w:id="34" w:name="_Toc233967714"/>
       <w:r>
         <w:rPr>
           <w:rFonts w:ascii="Times New Roman" w:hAnsi="Times New Roman" w:cs="Times New Roman"/>
@@ -15730,7 +15812,7 @@
           <w:rFonts w:ascii="Times New Roman" w:hAnsi="Times New Roman" w:cs="Times New Roman"/>
         </w:rPr>
       </w:pPr>
-      <w:bookmarkStart w:id="35" w:name="_Toc233928365"/>
+      <w:bookmarkStart w:id="35" w:name="_Toc233967715"/>
       <w:r>
         <w:rPr>
           <w:rFonts w:ascii="Times New Roman" w:hAnsi="Times New Roman" w:cs="Times New Roman"/>
@@ -15783,7 +15865,7 @@
           <w:rFonts w:ascii="Times New Roman" w:hAnsi="Times New Roman" w:cs="Times New Roman"/>
         </w:rPr>
       </w:pPr>
-      <w:bookmarkStart w:id="36" w:name="_Toc233928366"/>
+      <w:bookmarkStart w:id="36" w:name="_Toc233967716"/>
       <w:r>
         <w:rPr>
           <w:rFonts w:ascii="Times New Roman" w:hAnsi="Times New Roman" w:cs="Times New Roman"/>
@@ -16023,7 +16105,7 @@
           <w:rFonts w:ascii="Times New Roman" w:hAnsi="Times New Roman" w:cs="Times New Roman"/>
         </w:rPr>
       </w:pPr>
-      <w:bookmarkStart w:id="37" w:name="_Toc233928367"/>
+      <w:bookmarkStart w:id="37" w:name="_Toc233967717"/>
       <w:r>
         <w:rPr>
           <w:rFonts w:ascii="Times New Roman" w:hAnsi="Times New Roman" w:cs="Times New Roman"/>
@@ -16303,7 +16385,7 @@
           <w:rFonts w:ascii="Times New Roman" w:hAnsi="Times New Roman" w:cs="Times New Roman"/>
         </w:rPr>
       </w:pPr>
-      <w:bookmarkStart w:id="38" w:name="_Toc233928368"/>
+      <w:bookmarkStart w:id="38" w:name="_Toc233967718"/>
       <w:r>
         <w:rPr>
           <w:rFonts w:ascii="Times New Roman" w:hAnsi="Times New Roman" w:cs="Times New Roman"/>
@@ -16331,7 +16413,7 @@
           <w:rFonts w:ascii="Times New Roman" w:hAnsi="Times New Roman" w:cs="Times New Roman"/>
         </w:rPr>
       </w:pPr>
-      <w:bookmarkStart w:id="39" w:name="_Toc233928369"/>
+      <w:bookmarkStart w:id="39" w:name="_Toc233967719"/>
       <w:r>
         <w:rPr>
           <w:rFonts w:ascii="Times New Roman" w:hAnsi="Times New Roman" w:cs="Times New Roman"/>
@@ -16606,7 +16688,7 @@
           <w:rFonts w:ascii="Times New Roman" w:hAnsi="Times New Roman" w:cs="Times New Roman"/>
         </w:rPr>
       </w:pPr>
-      <w:bookmarkStart w:id="40" w:name="_Toc233928370"/>
+      <w:bookmarkStart w:id="40" w:name="_Toc233967720"/>
       <w:r>
         <w:rPr>
           <w:rFonts w:ascii="Times New Roman" w:hAnsi="Times New Roman" w:cs="Times New Roman"/>
@@ -17057,7 +17139,7 @@
           <w:rFonts w:ascii="Times New Roman" w:hAnsi="Times New Roman" w:cs="Times New Roman"/>
         </w:rPr>
       </w:pPr>
-      <w:bookmarkStart w:id="41" w:name="_Toc233928371"/>
+      <w:bookmarkStart w:id="41" w:name="_Toc233967721"/>
       <w:r>
         <w:rPr>
           <w:rFonts w:ascii="Times New Roman" w:hAnsi="Times New Roman" w:cs="Times New Roman"/>
@@ -17231,6 +17313,7 @@
       <w:r>
         <w:rPr>
           <w:rFonts w:ascii="Times New Roman" w:hAnsi="Times New Roman" w:cs="Times New Roman"/>
+          <w:noProof/>
         </w:rPr>
         <w:lastRenderedPageBreak/>
         <w:drawing>
@@ -17298,7 +17381,7 @@
           <w:sz w:val="18"/>
           <w:szCs w:val="18"/>
         </w:rPr>
-        <w:t>1</w:t>
+        <w:t>11</w:t>
       </w:r>
       <w:r>
         <w:rPr>
@@ -17309,7 +17392,7 @@
           <w:sz w:val="18"/>
           <w:szCs w:val="18"/>
         </w:rPr>
-        <w:t>1</w:t>
+        <w:t>: Interfaz de la aplicación web mostrando</w:t>
       </w:r>
       <w:r>
         <w:rPr>
@@ -17320,7 +17403,7 @@
           <w:sz w:val="18"/>
           <w:szCs w:val="18"/>
         </w:rPr>
-        <w:t>: Interfaz de la aplicación web mostrando</w:t>
+        <w:t xml:space="preserve"> la página de ingredientes, en la imagen se aprecia el ingrediente leche seleccionado. A la derecha se indica el detalle del ingrediente y su ingrediente equivalente químicamente con opción vegana, est</w:t>
       </w:r>
       <w:r>
         <w:rPr>
@@ -17331,50 +17414,6 @@
           <w:sz w:val="18"/>
           <w:szCs w:val="18"/>
         </w:rPr>
-        <w:t xml:space="preserve"> la página de ingredientes, en la imagen se aprecia el ingrediente </w:t>
-      </w:r>
-      <w:r>
-        <w:rPr>
-          <w:rFonts w:ascii="Times New Roman" w:hAnsi="Times New Roman" w:cs="Times New Roman"/>
-          <w:i/>
-          <w:iCs/>
-          <w:color w:val="888888"/>
-          <w:sz w:val="18"/>
-          <w:szCs w:val="18"/>
-        </w:rPr>
-        <w:t xml:space="preserve">leche </w:t>
-      </w:r>
-      <w:r>
-        <w:rPr>
-          <w:rFonts w:ascii="Times New Roman" w:hAnsi="Times New Roman" w:cs="Times New Roman"/>
-          <w:i/>
-          <w:iCs/>
-          <w:color w:val="888888"/>
-          <w:sz w:val="18"/>
-          <w:szCs w:val="18"/>
-        </w:rPr>
-        <w:t>seleccionado. A la derecha se indica el detalle del ingrediente y su ingrediente equivalente químicamente con opción vegana</w:t>
-      </w:r>
-      <w:r>
-        <w:rPr>
-          <w:rFonts w:ascii="Times New Roman" w:hAnsi="Times New Roman" w:cs="Times New Roman"/>
-          <w:i/>
-          <w:iCs/>
-          <w:color w:val="888888"/>
-          <w:sz w:val="18"/>
-          <w:szCs w:val="18"/>
-        </w:rPr>
-        <w:t>, est</w:t>
-      </w:r>
-      <w:r>
-        <w:rPr>
-          <w:rFonts w:ascii="Times New Roman" w:hAnsi="Times New Roman" w:cs="Times New Roman"/>
-          <w:i/>
-          <w:iCs/>
-          <w:color w:val="888888"/>
-          <w:sz w:val="18"/>
-          <w:szCs w:val="18"/>
-        </w:rPr>
         <w:t>a figura ya cuenta con ingredientes cargados y el modelo KNN implementado</w:t>
       </w:r>
     </w:p>
@@ -17393,7 +17432,7 @@
           <w:rFonts w:ascii="Times New Roman" w:hAnsi="Times New Roman" w:cs="Times New Roman"/>
         </w:rPr>
       </w:pPr>
-      <w:bookmarkStart w:id="42" w:name="_Toc233928372"/>
+      <w:bookmarkStart w:id="42" w:name="_Toc233967722"/>
       <w:r>
         <w:rPr>
           <w:rFonts w:ascii="Times New Roman" w:hAnsi="Times New Roman" w:cs="Times New Roman"/>
@@ -17560,7 +17599,18 @@
           <w:sz w:val="18"/>
           <w:szCs w:val="18"/>
         </w:rPr>
-        <w:t>11</w:t>
+        <w:t>1</w:t>
+      </w:r>
+      <w:r>
+        <w:rPr>
+          <w:rFonts w:ascii="Times New Roman" w:hAnsi="Times New Roman" w:cs="Times New Roman"/>
+          <w:i/>
+          <w:iCs/>
+          <w:color w:val="888888"/>
+          <w:sz w:val="18"/>
+          <w:szCs w:val="18"/>
+        </w:rPr>
+        <w:t>2</w:t>
       </w:r>
       <w:r>
         <w:rPr>
@@ -17753,7 +17803,7 @@
           <w:sz w:val="18"/>
           <w:szCs w:val="18"/>
         </w:rPr>
-        <w:t>12</w:t>
+        <w:t>1</w:t>
       </w:r>
       <w:r>
         <w:rPr>
@@ -17764,7 +17814,7 @@
           <w:sz w:val="18"/>
           <w:szCs w:val="18"/>
         </w:rPr>
-        <w:t xml:space="preserve">: Interfaz de la aplicación web mostrando </w:t>
+        <w:t>3</w:t>
       </w:r>
       <w:r>
         <w:rPr>
@@ -17775,6 +17825,17 @@
           <w:sz w:val="18"/>
           <w:szCs w:val="18"/>
         </w:rPr>
+        <w:t xml:space="preserve">: Interfaz de la aplicación web mostrando </w:t>
+      </w:r>
+      <w:r>
+        <w:rPr>
+          <w:rFonts w:ascii="Times New Roman" w:hAnsi="Times New Roman" w:cs="Times New Roman"/>
+          <w:i/>
+          <w:iCs/>
+          <w:color w:val="888888"/>
+          <w:sz w:val="18"/>
+          <w:szCs w:val="18"/>
+        </w:rPr>
         <w:t>una cotización realizada con una receta ya existente con su estado como borrador.</w:t>
       </w:r>
     </w:p>
@@ -17794,7 +17855,7 @@
           <w:rFonts w:ascii="Times New Roman" w:hAnsi="Times New Roman" w:cs="Times New Roman"/>
         </w:rPr>
       </w:pPr>
-      <w:bookmarkStart w:id="43" w:name="_Toc233928373"/>
+      <w:bookmarkStart w:id="43" w:name="_Toc233967723"/>
       <w:r>
         <w:rPr>
           <w:rFonts w:ascii="Times New Roman" w:hAnsi="Times New Roman" w:cs="Times New Roman"/>
@@ -17954,7 +18015,7 @@
           <w:rFonts w:ascii="Times New Roman" w:hAnsi="Times New Roman" w:cs="Times New Roman"/>
         </w:rPr>
       </w:pPr>
-      <w:bookmarkStart w:id="44" w:name="_Toc233928374"/>
+      <w:bookmarkStart w:id="44" w:name="_Toc233967724"/>
       <w:r>
         <w:rPr>
           <w:rFonts w:ascii="Times New Roman" w:hAnsi="Times New Roman" w:cs="Times New Roman"/>
@@ -17977,7 +18038,7 @@
           <w:rFonts w:ascii="Times New Roman" w:hAnsi="Times New Roman" w:cs="Times New Roman"/>
         </w:rPr>
       </w:pPr>
-      <w:bookmarkStart w:id="45" w:name="_Toc233928375"/>
+      <w:bookmarkStart w:id="45" w:name="_Toc233967725"/>
       <w:r>
         <w:rPr>
           <w:rFonts w:ascii="Times New Roman" w:hAnsi="Times New Roman" w:cs="Times New Roman"/>
@@ -18034,7 +18095,7 @@
         <w:pStyle w:val="Prrafodelista"/>
         <w:numPr>
           <w:ilvl w:val="0"/>
-          <w:numId w:val="2"/>
+          <w:numId w:val="18"/>
         </w:numPr>
         <w:spacing w:before="60" w:after="60" w:line="360" w:lineRule="auto"/>
         <w:jc w:val="both"/>
@@ -18068,7 +18129,7 @@
         <w:pStyle w:val="Prrafodelista"/>
         <w:numPr>
           <w:ilvl w:val="0"/>
-          <w:numId w:val="2"/>
+          <w:numId w:val="18"/>
         </w:numPr>
         <w:spacing w:before="60" w:after="60" w:line="360" w:lineRule="auto"/>
         <w:jc w:val="both"/>
@@ -18128,13 +18189,7 @@
         <w:rPr>
           <w:rFonts w:ascii="Times New Roman" w:hAnsi="Times New Roman" w:cs="Times New Roman"/>
         </w:rPr>
-        <w:t xml:space="preserve">esté </w:t>
-      </w:r>
-      <w:r>
-        <w:rPr>
-          <w:rFonts w:ascii="Times New Roman" w:hAnsi="Times New Roman" w:cs="Times New Roman"/>
-        </w:rPr>
-        <w:t>lista</w:t>
+        <w:t>esté lista</w:t>
       </w:r>
       <w:r>
         <w:rPr>
@@ -18346,7 +18401,7 @@
           <w:rFonts w:ascii="Times New Roman" w:hAnsi="Times New Roman" w:cs="Times New Roman"/>
         </w:rPr>
       </w:pPr>
-      <w:bookmarkStart w:id="46" w:name="_Toc233928376"/>
+      <w:bookmarkStart w:id="46" w:name="_Toc233967726"/>
       <w:r>
         <w:rPr>
           <w:rFonts w:ascii="Times New Roman" w:hAnsi="Times New Roman" w:cs="Times New Roman"/>
@@ -18478,7 +18533,7 @@
           <w:rFonts w:ascii="Times New Roman" w:hAnsi="Times New Roman" w:cs="Times New Roman"/>
         </w:rPr>
       </w:pPr>
-      <w:bookmarkStart w:id="47" w:name="_Toc233928377"/>
+      <w:bookmarkStart w:id="47" w:name="_Toc233967727"/>
       <w:r>
         <w:rPr>
           <w:rFonts w:ascii="Times New Roman" w:hAnsi="Times New Roman" w:cs="Times New Roman"/>
@@ -18543,7 +18598,7 @@
           <w:rFonts w:ascii="Times New Roman" w:hAnsi="Times New Roman" w:cs="Times New Roman"/>
         </w:rPr>
       </w:pPr>
-      <w:bookmarkStart w:id="48" w:name="_Toc233928378"/>
+      <w:bookmarkStart w:id="48" w:name="_Toc233967728"/>
       <w:r>
         <w:rPr>
           <w:rFonts w:ascii="Times New Roman" w:hAnsi="Times New Roman" w:cs="Times New Roman"/>
@@ -18719,7 +18774,7 @@
           <w:rFonts w:ascii="Times New Roman" w:hAnsi="Times New Roman" w:cs="Times New Roman"/>
         </w:rPr>
       </w:pPr>
-      <w:bookmarkStart w:id="49" w:name="_Toc233928379"/>
+      <w:bookmarkStart w:id="49" w:name="_Toc233967729"/>
       <w:r>
         <w:rPr>
           <w:rFonts w:ascii="Times New Roman" w:hAnsi="Times New Roman" w:cs="Times New Roman"/>
@@ -18938,7 +18993,7 @@
           <w:rFonts w:ascii="Times New Roman" w:hAnsi="Times New Roman" w:cs="Times New Roman"/>
         </w:rPr>
       </w:pPr>
-      <w:bookmarkStart w:id="50" w:name="_Toc233928380"/>
+      <w:bookmarkStart w:id="50" w:name="_Toc233967730"/>
       <w:r>
         <w:rPr>
           <w:rFonts w:ascii="Times New Roman" w:hAnsi="Times New Roman" w:cs="Times New Roman"/>
@@ -19107,7 +19162,19 @@
         <w:rPr>
           <w:rFonts w:ascii="Times New Roman" w:hAnsi="Times New Roman" w:cs="Times New Roman"/>
         </w:rPr>
-        <w:t>definitivo cuenta con 85 ingredientes categorizados en grupos clave (aglutinantes, harinas y almidones, grasas, azúcares, lácteos y leudantes). Cada ingrediente queda definido matemáticamente como un vector de 5 propiedades culinarias en una escala del 0 al 10:</w:t>
+        <w:t>definitivo cuenta con 8</w:t>
+      </w:r>
+      <w:r>
+        <w:rPr>
+          <w:rFonts w:ascii="Times New Roman" w:hAnsi="Times New Roman" w:cs="Times New Roman"/>
+        </w:rPr>
+        <w:t>3</w:t>
+      </w:r>
+      <w:r>
+        <w:rPr>
+          <w:rFonts w:ascii="Times New Roman" w:hAnsi="Times New Roman" w:cs="Times New Roman"/>
+        </w:rPr>
+        <w:t xml:space="preserve"> ingredientes categorizados en grupos clave (aglutinantes, harinas y almidones, grasas, azúcares, lácteos y leudantes). Cada ingrediente queda definido matemáticamente como un vector de 5 propiedades culinarias en una escala del 0 al 10:</w:t>
       </w:r>
     </w:p>
     <w:p>
@@ -19873,7 +19940,7 @@
           <w:rFonts w:ascii="Times New Roman" w:hAnsi="Times New Roman" w:cs="Times New Roman"/>
         </w:rPr>
       </w:pPr>
-      <w:bookmarkStart w:id="51" w:name="_Toc233928381"/>
+      <w:bookmarkStart w:id="51" w:name="_Toc233967731"/>
       <w:r>
         <w:rPr>
           <w:rFonts w:ascii="Times New Roman" w:hAnsi="Times New Roman" w:cs="Times New Roman"/>
@@ -20380,7 +20447,7 @@
           <w:rFonts w:ascii="Times New Roman" w:hAnsi="Times New Roman" w:cs="Times New Roman"/>
         </w:rPr>
       </w:pPr>
-      <w:bookmarkStart w:id="52" w:name="_Toc233928382"/>
+      <w:bookmarkStart w:id="52" w:name="_Toc233967732"/>
       <w:r>
         <w:rPr>
           <w:rFonts w:ascii="Times New Roman" w:hAnsi="Times New Roman" w:cs="Times New Roman"/>
@@ -20496,10 +20563,521 @@
     </w:p>
     <w:p>
       <w:pPr>
-        <w:pStyle w:val="Prrafodelista"/>
+        <w:spacing w:before="60" w:after="60" w:line="360" w:lineRule="auto"/>
+        <w:jc w:val="both"/>
+        <w:rPr>
+          <w:rFonts w:ascii="Times New Roman" w:hAnsi="Times New Roman" w:cs="Times New Roman"/>
+          <w:b/>
+          <w:bCs/>
+        </w:rPr>
+      </w:pPr>
+      <w:r>
+        <w:rPr>
+          <w:rFonts w:ascii="Times New Roman" w:hAnsi="Times New Roman" w:cs="Times New Roman"/>
+          <w:b/>
+          <w:bCs/>
+        </w:rPr>
+        <w:t>Análisis de distribución y justificación de normalización:</w:t>
+      </w:r>
+    </w:p>
+    <w:p>
+      <w:pPr>
+        <w:spacing w:before="60" w:after="60" w:line="360" w:lineRule="auto"/>
+        <w:jc w:val="both"/>
+        <w:rPr>
+          <w:rFonts w:ascii="Times New Roman" w:hAnsi="Times New Roman" w:cs="Times New Roman"/>
+        </w:rPr>
+      </w:pPr>
+      <w:r>
+        <w:rPr>
+          <w:rFonts w:ascii="Times New Roman" w:hAnsi="Times New Roman" w:cs="Times New Roman"/>
+          <w:noProof/>
+        </w:rPr>
+        <w:drawing>
+          <wp:anchor distT="0" distB="0" distL="114300" distR="114300" simplePos="0" relativeHeight="251659264" behindDoc="0" locked="0" layoutInCell="1" allowOverlap="1" wp14:anchorId="4F69CBD8" wp14:editId="2AD6D0F6">
+            <wp:simplePos x="0" y="0"/>
+            <wp:positionH relativeFrom="margin">
+              <wp:align>right</wp:align>
+            </wp:positionH>
+            <wp:positionV relativeFrom="paragraph">
+              <wp:posOffset>878205</wp:posOffset>
+            </wp:positionV>
+            <wp:extent cx="5505450" cy="1355090"/>
+            <wp:effectExtent l="0" t="0" r="0" b="0"/>
+            <wp:wrapTopAndBottom/>
+            <wp:docPr id="1393001296" name="Imagen 3"/>
+            <wp:cNvGraphicFramePr>
+              <a:graphicFrameLocks xmlns:a="http://schemas.openxmlformats.org/drawingml/2006/main" noChangeAspect="1"/>
+            </wp:cNvGraphicFramePr>
+            <a:graphic xmlns:a="http://schemas.openxmlformats.org/drawingml/2006/main">
+              <a:graphicData uri="http://schemas.openxmlformats.org/drawingml/2006/picture">
+                <pic:pic xmlns:pic="http://schemas.openxmlformats.org/drawingml/2006/picture">
+                  <pic:nvPicPr>
+                    <pic:cNvPr id="0" name="Picture 2"/>
+                    <pic:cNvPicPr>
+                      <a:picLocks noChangeAspect="1" noChangeArrowheads="1"/>
+                    </pic:cNvPicPr>
+                  </pic:nvPicPr>
+                  <pic:blipFill>
+                    <a:blip r:embed="rId23" cstate="print">
+                      <a:extLst>
+                        <a:ext uri="{28A0092B-C50C-407E-A947-70E740481C1C}">
+                          <a14:useLocalDpi xmlns:a14="http://schemas.microsoft.com/office/drawing/2010/main" val="0"/>
+                        </a:ext>
+                      </a:extLst>
+                    </a:blip>
+                    <a:srcRect/>
+                    <a:stretch>
+                      <a:fillRect/>
+                    </a:stretch>
+                  </pic:blipFill>
+                  <pic:spPr bwMode="auto">
+                    <a:xfrm>
+                      <a:off x="0" y="0"/>
+                      <a:ext cx="5505450" cy="1355090"/>
+                    </a:xfrm>
+                    <a:prstGeom prst="rect">
+                      <a:avLst/>
+                    </a:prstGeom>
+                    <a:noFill/>
+                  </pic:spPr>
+                </pic:pic>
+              </a:graphicData>
+            </a:graphic>
+            <wp14:sizeRelH relativeFrom="page">
+              <wp14:pctWidth>0</wp14:pctWidth>
+            </wp14:sizeRelH>
+            <wp14:sizeRelV relativeFrom="page">
+              <wp14:pctHeight>0</wp14:pctHeight>
+            </wp14:sizeRelV>
+          </wp:anchor>
+        </w:drawing>
+      </w:r>
+      <w:r>
+        <w:rPr>
+          <w:rFonts w:ascii="Times New Roman" w:hAnsi="Times New Roman" w:cs="Times New Roman"/>
+        </w:rPr>
+        <w:t xml:space="preserve">El análisis exploratorio de las 5 dimensiones culinarias (Poder Aglutinante, Humedad, Contenido Graso, Dulzor y Capacidad Leudante) demostró distribuciones fuertemente sesgadas. Tal como se observa en </w:t>
+      </w:r>
+      <w:r>
+        <w:rPr>
+          <w:rFonts w:ascii="Times New Roman" w:hAnsi="Times New Roman" w:cs="Times New Roman"/>
+        </w:rPr>
+        <w:t>el</w:t>
+      </w:r>
+      <w:r>
+        <w:rPr>
+          <w:rFonts w:ascii="Times New Roman" w:hAnsi="Times New Roman" w:cs="Times New Roman"/>
+        </w:rPr>
+        <w:t xml:space="preserve"> histograma generado</w:t>
+      </w:r>
+    </w:p>
+    <w:p>
+      <w:pPr>
+        <w:spacing w:before="60" w:after="60" w:line="360" w:lineRule="auto"/>
+        <w:jc w:val="center"/>
+        <w:rPr>
+          <w:rFonts w:ascii="Times New Roman" w:hAnsi="Times New Roman" w:cs="Times New Roman"/>
+          <w:i/>
+          <w:iCs/>
+          <w:color w:val="888888"/>
+          <w:sz w:val="18"/>
+          <w:szCs w:val="18"/>
+        </w:rPr>
+      </w:pPr>
+      <w:r>
+        <w:rPr>
+          <w:rFonts w:ascii="Times New Roman" w:hAnsi="Times New Roman" w:cs="Times New Roman"/>
+          <w:i/>
+          <w:iCs/>
+          <w:color w:val="888888"/>
+          <w:sz w:val="18"/>
+          <w:szCs w:val="18"/>
+        </w:rPr>
+        <w:t xml:space="preserve">Figura </w:t>
+      </w:r>
+      <w:r>
+        <w:rPr>
+          <w:rFonts w:ascii="Times New Roman" w:hAnsi="Times New Roman" w:cs="Times New Roman"/>
+          <w:i/>
+          <w:iCs/>
+          <w:color w:val="888888"/>
+          <w:sz w:val="18"/>
+          <w:szCs w:val="18"/>
+        </w:rPr>
+        <w:t>14</w:t>
+      </w:r>
+      <w:r>
+        <w:rPr>
+          <w:rFonts w:ascii="Times New Roman" w:hAnsi="Times New Roman" w:cs="Times New Roman"/>
+          <w:i/>
+          <w:iCs/>
+          <w:color w:val="888888"/>
+          <w:sz w:val="18"/>
+          <w:szCs w:val="18"/>
+        </w:rPr>
+        <w:t xml:space="preserve">: </w:t>
+      </w:r>
+      <w:r>
+        <w:rPr>
+          <w:rFonts w:ascii="Times New Roman" w:hAnsi="Times New Roman" w:cs="Times New Roman"/>
+          <w:i/>
+          <w:iCs/>
+          <w:color w:val="888888"/>
+          <w:sz w:val="18"/>
+          <w:szCs w:val="18"/>
+        </w:rPr>
+        <w:t>Gr</w:t>
+      </w:r>
+      <w:r>
+        <w:rPr>
+          <w:rFonts w:ascii="Times New Roman" w:hAnsi="Times New Roman" w:cs="Times New Roman"/>
+          <w:i/>
+          <w:iCs/>
+          <w:color w:val="888888"/>
+          <w:sz w:val="18"/>
+          <w:szCs w:val="18"/>
+        </w:rPr>
+        <w:t xml:space="preserve">áfico generado del Google </w:t>
+      </w:r>
+      <w:proofErr w:type="spellStart"/>
+      <w:r>
+        <w:rPr>
+          <w:rFonts w:ascii="Times New Roman" w:hAnsi="Times New Roman" w:cs="Times New Roman"/>
+          <w:i/>
+          <w:iCs/>
+          <w:color w:val="888888"/>
+          <w:sz w:val="18"/>
+          <w:szCs w:val="18"/>
+        </w:rPr>
+        <w:t>colab</w:t>
+      </w:r>
+      <w:proofErr w:type="spellEnd"/>
+      <w:r>
+        <w:rPr>
+          <w:rFonts w:ascii="Times New Roman" w:hAnsi="Times New Roman" w:cs="Times New Roman"/>
+          <w:i/>
+          <w:iCs/>
+          <w:color w:val="888888"/>
+          <w:sz w:val="18"/>
+          <w:szCs w:val="18"/>
+        </w:rPr>
+        <w:t xml:space="preserve"> del modelo KNN para visualizar distribución de propiedades culinarias de</w:t>
+      </w:r>
+      <w:r>
+        <w:rPr>
+          <w:rFonts w:ascii="Times New Roman" w:hAnsi="Times New Roman" w:cs="Times New Roman"/>
+          <w:i/>
+          <w:iCs/>
+          <w:color w:val="888888"/>
+          <w:sz w:val="18"/>
+          <w:szCs w:val="18"/>
+        </w:rPr>
+        <w:t xml:space="preserve"> los ingredientes</w:t>
+      </w:r>
+    </w:p>
+    <w:p>
+      <w:pPr>
+        <w:spacing w:before="60" w:after="60" w:line="360" w:lineRule="auto"/>
+        <w:rPr>
+          <w:rFonts w:ascii="Times New Roman" w:hAnsi="Times New Roman" w:cs="Times New Roman"/>
+        </w:rPr>
+      </w:pPr>
+    </w:p>
+    <w:p>
+      <w:pPr>
+        <w:spacing w:before="60" w:after="60" w:line="360" w:lineRule="auto"/>
+        <w:jc w:val="both"/>
+        <w:rPr>
+          <w:rFonts w:ascii="Times New Roman" w:hAnsi="Times New Roman" w:cs="Times New Roman"/>
+        </w:rPr>
+      </w:pPr>
+      <w:r>
+        <w:rPr>
+          <w:rFonts w:ascii="Times New Roman" w:hAnsi="Times New Roman" w:cs="Times New Roman"/>
+        </w:rPr>
+        <w:t>L</w:t>
+      </w:r>
+      <w:r>
+        <w:rPr>
+          <w:rFonts w:ascii="Times New Roman" w:hAnsi="Times New Roman" w:cs="Times New Roman"/>
+        </w:rPr>
+        <w:t xml:space="preserve">a mayoría de los ingredientes presentan valores de cero en propiedades específicas (por ejemplo, la inmensa mayoría de los insumos no poseen capacidad leudante, concentrándose en el rango 0). Esta distribución asimétrica validó empíricamente la necesidad arquitectónica de aplicar un </w:t>
+      </w:r>
+      <w:proofErr w:type="spellStart"/>
+      <w:r>
+        <w:rPr>
+          <w:rFonts w:ascii="Times New Roman" w:hAnsi="Times New Roman" w:cs="Times New Roman"/>
+        </w:rPr>
+        <w:t>StandardScaler</w:t>
+      </w:r>
+      <w:proofErr w:type="spellEnd"/>
+      <w:r>
+        <w:rPr>
+          <w:rFonts w:ascii="Times New Roman" w:hAnsi="Times New Roman" w:cs="Times New Roman"/>
+        </w:rPr>
+        <w:t xml:space="preserve"> previo al entrenamiento, garantizando que ninguna variable dominara el cálculo de similitud solo por tener una escala mayor.</w:t>
+      </w:r>
+    </w:p>
+    <w:p>
+      <w:pPr>
+        <w:spacing w:before="60" w:after="60" w:line="360" w:lineRule="auto"/>
+        <w:jc w:val="both"/>
+        <w:rPr>
+          <w:rFonts w:ascii="Times New Roman" w:hAnsi="Times New Roman" w:cs="Times New Roman"/>
+        </w:rPr>
+      </w:pPr>
+    </w:p>
+    <w:p>
+      <w:pPr>
+        <w:spacing w:before="60" w:after="60" w:line="360" w:lineRule="auto"/>
+        <w:jc w:val="both"/>
+        <w:rPr>
+          <w:rFonts w:ascii="Times New Roman" w:hAnsi="Times New Roman" w:cs="Times New Roman"/>
+        </w:rPr>
+      </w:pPr>
+    </w:p>
+    <w:p>
+      <w:pPr>
+        <w:spacing w:before="60" w:after="60" w:line="360" w:lineRule="auto"/>
+        <w:jc w:val="both"/>
+        <w:rPr>
+          <w:rFonts w:ascii="Times New Roman" w:hAnsi="Times New Roman" w:cs="Times New Roman"/>
+        </w:rPr>
+      </w:pPr>
+    </w:p>
+    <w:p>
+      <w:pPr>
+        <w:spacing w:before="60" w:after="60" w:line="360" w:lineRule="auto"/>
+        <w:jc w:val="both"/>
+        <w:rPr>
+          <w:rFonts w:ascii="Times New Roman" w:hAnsi="Times New Roman" w:cs="Times New Roman"/>
+          <w:b/>
+          <w:bCs/>
+        </w:rPr>
+      </w:pPr>
+      <w:r>
+        <w:rPr>
+          <w:rFonts w:ascii="Times New Roman" w:hAnsi="Times New Roman" w:cs="Times New Roman"/>
+          <w:b/>
+          <w:bCs/>
+        </w:rPr>
+        <w:lastRenderedPageBreak/>
+        <w:t>Visualización del espacio vectorial (P</w:t>
+      </w:r>
+      <w:r>
+        <w:rPr>
+          <w:rFonts w:ascii="Times New Roman" w:hAnsi="Times New Roman" w:cs="Times New Roman"/>
+          <w:b/>
+          <w:bCs/>
+        </w:rPr>
+        <w:t>CA 2D</w:t>
+      </w:r>
+      <w:r>
+        <w:rPr>
+          <w:rFonts w:ascii="Times New Roman" w:hAnsi="Times New Roman" w:cs="Times New Roman"/>
+          <w:b/>
+          <w:bCs/>
+        </w:rPr>
+        <w:t>)</w:t>
+      </w:r>
+    </w:p>
+    <w:p>
+      <w:pPr>
+        <w:spacing w:before="60" w:after="60" w:line="360" w:lineRule="auto"/>
+        <w:jc w:val="both"/>
+        <w:rPr>
+          <w:rFonts w:ascii="Times New Roman" w:hAnsi="Times New Roman" w:cs="Times New Roman"/>
+        </w:rPr>
+      </w:pPr>
+      <w:r>
+        <w:rPr>
+          <w:rFonts w:ascii="Times New Roman" w:hAnsi="Times New Roman" w:cs="Times New Roman"/>
+        </w:rPr>
+        <w:t>Para comprender cómo el algoritmo agrupa los ingredientes en su "mente", se aplicó un Análisis de Componentes Principales (PCA) que redujo el espacio multidimensional a un plano bidimensional</w:t>
+      </w:r>
+      <w:r>
+        <w:rPr>
+          <w:rFonts w:ascii="Times New Roman" w:hAnsi="Times New Roman" w:cs="Times New Roman"/>
+        </w:rPr>
+        <w:t>.</w:t>
+      </w:r>
+    </w:p>
+    <w:p>
+      <w:pPr>
+        <w:spacing w:before="60" w:after="60" w:line="360" w:lineRule="auto"/>
+        <w:jc w:val="center"/>
+        <w:rPr>
+          <w:rFonts w:ascii="Times New Roman" w:hAnsi="Times New Roman" w:cs="Times New Roman"/>
+          <w:i/>
+          <w:iCs/>
+          <w:color w:val="888888"/>
+          <w:sz w:val="18"/>
+          <w:szCs w:val="18"/>
+        </w:rPr>
+      </w:pPr>
+      <w:r>
+        <w:rPr>
+          <w:rFonts w:ascii="Times New Roman" w:hAnsi="Times New Roman" w:cs="Times New Roman"/>
+          <w:noProof/>
+        </w:rPr>
+        <w:drawing>
+          <wp:inline distT="0" distB="0" distL="0" distR="0" wp14:anchorId="04FD1236" wp14:editId="55C09876">
+            <wp:extent cx="5493572" cy="3648075"/>
+            <wp:effectExtent l="0" t="0" r="0" b="0"/>
+            <wp:docPr id="503066389" name="Imagen 5"/>
+            <wp:cNvGraphicFramePr>
+              <a:graphicFrameLocks xmlns:a="http://schemas.openxmlformats.org/drawingml/2006/main" noChangeAspect="1"/>
+            </wp:cNvGraphicFramePr>
+            <a:graphic xmlns:a="http://schemas.openxmlformats.org/drawingml/2006/main">
+              <a:graphicData uri="http://schemas.openxmlformats.org/drawingml/2006/picture">
+                <pic:pic xmlns:pic="http://schemas.openxmlformats.org/drawingml/2006/picture">
+                  <pic:nvPicPr>
+                    <pic:cNvPr id="0" name="Picture 3"/>
+                    <pic:cNvPicPr>
+                      <a:picLocks noChangeAspect="1" noChangeArrowheads="1"/>
+                    </pic:cNvPicPr>
+                  </pic:nvPicPr>
+                  <pic:blipFill>
+                    <a:blip r:embed="rId24">
+                      <a:extLst>
+                        <a:ext uri="{28A0092B-C50C-407E-A947-70E740481C1C}">
+                          <a14:useLocalDpi xmlns:a14="http://schemas.microsoft.com/office/drawing/2010/main" val="0"/>
+                        </a:ext>
+                      </a:extLst>
+                    </a:blip>
+                    <a:srcRect/>
+                    <a:stretch>
+                      <a:fillRect/>
+                    </a:stretch>
+                  </pic:blipFill>
+                  <pic:spPr bwMode="auto">
+                    <a:xfrm>
+                      <a:off x="0" y="0"/>
+                      <a:ext cx="5504808" cy="3655537"/>
+                    </a:xfrm>
+                    <a:prstGeom prst="rect">
+                      <a:avLst/>
+                    </a:prstGeom>
+                    <a:noFill/>
+                  </pic:spPr>
+                </pic:pic>
+              </a:graphicData>
+            </a:graphic>
+          </wp:inline>
+        </w:drawing>
+      </w:r>
+      <w:r>
+        <w:rPr>
+          <w:rFonts w:ascii="Times New Roman" w:hAnsi="Times New Roman" w:cs="Times New Roman"/>
+        </w:rPr>
+        <w:br/>
+      </w:r>
+      <w:r>
+        <w:rPr>
+          <w:rFonts w:ascii="Times New Roman" w:hAnsi="Times New Roman" w:cs="Times New Roman"/>
+          <w:i/>
+          <w:iCs/>
+          <w:color w:val="888888"/>
+          <w:sz w:val="18"/>
+          <w:szCs w:val="18"/>
+        </w:rPr>
+        <w:t xml:space="preserve">Figura </w:t>
+      </w:r>
+      <w:r>
+        <w:rPr>
+          <w:rFonts w:ascii="Times New Roman" w:hAnsi="Times New Roman" w:cs="Times New Roman"/>
+          <w:i/>
+          <w:iCs/>
+          <w:color w:val="888888"/>
+          <w:sz w:val="18"/>
+          <w:szCs w:val="18"/>
+        </w:rPr>
+        <w:t>15</w:t>
+      </w:r>
+      <w:r>
+        <w:rPr>
+          <w:rFonts w:ascii="Times New Roman" w:hAnsi="Times New Roman" w:cs="Times New Roman"/>
+          <w:i/>
+          <w:iCs/>
+          <w:color w:val="888888"/>
+          <w:sz w:val="18"/>
+          <w:szCs w:val="18"/>
+        </w:rPr>
+        <w:t xml:space="preserve">: </w:t>
+      </w:r>
+      <w:r>
+        <w:rPr>
+          <w:rFonts w:ascii="Times New Roman" w:hAnsi="Times New Roman" w:cs="Times New Roman"/>
+          <w:i/>
+          <w:iCs/>
+          <w:color w:val="888888"/>
+          <w:sz w:val="18"/>
+          <w:szCs w:val="18"/>
+        </w:rPr>
+        <w:t xml:space="preserve">Gráfico generado del Google </w:t>
+      </w:r>
+      <w:proofErr w:type="spellStart"/>
+      <w:r>
+        <w:rPr>
+          <w:rFonts w:ascii="Times New Roman" w:hAnsi="Times New Roman" w:cs="Times New Roman"/>
+          <w:i/>
+          <w:iCs/>
+          <w:color w:val="888888"/>
+          <w:sz w:val="18"/>
+          <w:szCs w:val="18"/>
+        </w:rPr>
+        <w:t>colab</w:t>
+      </w:r>
+      <w:proofErr w:type="spellEnd"/>
+      <w:r>
+        <w:rPr>
+          <w:rFonts w:ascii="Times New Roman" w:hAnsi="Times New Roman" w:cs="Times New Roman"/>
+          <w:i/>
+          <w:iCs/>
+          <w:color w:val="888888"/>
+          <w:sz w:val="18"/>
+          <w:szCs w:val="18"/>
+        </w:rPr>
+        <w:t xml:space="preserve"> del modelo KNN </w:t>
+      </w:r>
+      <w:r>
+        <w:rPr>
+          <w:rFonts w:ascii="Times New Roman" w:hAnsi="Times New Roman" w:cs="Times New Roman"/>
+          <w:i/>
+          <w:iCs/>
+          <w:color w:val="888888"/>
+          <w:sz w:val="18"/>
+          <w:szCs w:val="18"/>
+        </w:rPr>
+        <w:t>de</w:t>
+      </w:r>
+      <w:r>
+        <w:rPr>
+          <w:rFonts w:ascii="Times New Roman" w:hAnsi="Times New Roman" w:cs="Times New Roman"/>
+          <w:i/>
+          <w:iCs/>
+          <w:color w:val="888888"/>
+          <w:sz w:val="18"/>
+          <w:szCs w:val="18"/>
+        </w:rPr>
+        <w:t xml:space="preserve"> la reducción dimensional mediante Análisis de Componentes Principales (PCA)</w:t>
+      </w:r>
+    </w:p>
+    <w:p>
+      <w:pPr>
+        <w:spacing w:before="60" w:after="60" w:line="360" w:lineRule="auto"/>
+        <w:jc w:val="center"/>
+        <w:rPr>
+          <w:rFonts w:ascii="Times New Roman" w:hAnsi="Times New Roman" w:cs="Times New Roman"/>
+        </w:rPr>
+      </w:pPr>
+    </w:p>
+    <w:p>
+      <w:pPr>
         <w:numPr>
           <w:ilvl w:val="0"/>
-          <w:numId w:val="2"/>
+          <w:numId w:val="16"/>
         </w:numPr>
         <w:spacing w:before="60" w:after="60" w:line="360" w:lineRule="auto"/>
         <w:jc w:val="both"/>
@@ -20510,22 +21088,37 @@
       <w:r>
         <w:rPr>
           <w:rFonts w:ascii="Times New Roman" w:hAnsi="Times New Roman" w:cs="Times New Roman"/>
-        </w:rPr>
-        <w:t>V</w:t>
-      </w:r>
-      <w:r>
-        <w:rPr>
-          <w:rFonts w:ascii="Times New Roman" w:hAnsi="Times New Roman" w:cs="Times New Roman"/>
-        </w:rPr>
-        <w:t>alidación cualitativa: se verifico que los sustitutos recomendados fueran coherentes con el conocimiento culinario. Por ejemplo, el modelo coloca al gel de linaza y al gel de chía como los sustitutos más similares al huevo, lo que coincide con la práctica real de la repostería vegana.</w:t>
-      </w:r>
-    </w:p>
-    <w:p>
-      <w:pPr>
-        <w:pStyle w:val="Prrafodelista"/>
+          <w:b/>
+          <w:bCs/>
+        </w:rPr>
+        <w:t>Varianza:</w:t>
+      </w:r>
+      <w:r>
+        <w:rPr>
+          <w:rFonts w:ascii="Times New Roman" w:hAnsi="Times New Roman" w:cs="Times New Roman"/>
+        </w:rPr>
+        <w:t xml:space="preserve"> El modelo PCA logró capturar y explicar un </w:t>
+      </w:r>
+      <w:r>
+        <w:rPr>
+          <w:rFonts w:ascii="Times New Roman" w:hAnsi="Times New Roman" w:cs="Times New Roman"/>
+          <w:b/>
+          <w:bCs/>
+        </w:rPr>
+        <w:t>57% de la varianza total</w:t>
+      </w:r>
+      <w:r>
+        <w:rPr>
+          <w:rFonts w:ascii="Times New Roman" w:hAnsi="Times New Roman" w:cs="Times New Roman"/>
+        </w:rPr>
+        <w:t xml:space="preserve"> de los datos (PC1: 32%, PC2: 24%), lo cual es un porcentaje de retención altamente efectivo al comprimir 5 dimensiones en 2.</w:t>
+      </w:r>
+    </w:p>
+    <w:p>
+      <w:pPr>
         <w:numPr>
           <w:ilvl w:val="0"/>
-          <w:numId w:val="2"/>
+          <w:numId w:val="16"/>
         </w:numPr>
         <w:spacing w:before="60" w:after="60" w:line="360" w:lineRule="auto"/>
         <w:jc w:val="both"/>
@@ -20536,54 +21129,327 @@
       <w:r>
         <w:rPr>
           <w:rFonts w:ascii="Times New Roman" w:hAnsi="Times New Roman" w:cs="Times New Roman"/>
-        </w:rPr>
-        <w:t xml:space="preserve">Varianza explicada por PCA: al reducir el espacio de 5 dimensiones a 2 dimensiones para </w:t>
-      </w:r>
-      <w:r>
-        <w:rPr>
-          <w:rFonts w:ascii="Times New Roman" w:hAnsi="Times New Roman" w:cs="Times New Roman"/>
-        </w:rPr>
-        <w:t>visualización</w:t>
-      </w:r>
-      <w:r>
-        <w:rPr>
-          <w:rFonts w:ascii="Times New Roman" w:hAnsi="Times New Roman" w:cs="Times New Roman"/>
-        </w:rPr>
-        <w:t xml:space="preserve">, el </w:t>
-      </w:r>
-      <w:r>
-        <w:rPr>
-          <w:rFonts w:ascii="Times New Roman" w:hAnsi="Times New Roman" w:cs="Times New Roman"/>
-        </w:rPr>
-        <w:t>análisis</w:t>
-      </w:r>
-      <w:r>
-        <w:rPr>
-          <w:rFonts w:ascii="Times New Roman" w:hAnsi="Times New Roman" w:cs="Times New Roman"/>
-        </w:rPr>
-        <w:t xml:space="preserve"> de componentes principales (PCA) logra explicar aproximadamente el 75-80% de la varianza del </w:t>
+          <w:b/>
+          <w:bCs/>
+        </w:rPr>
+        <w:t>Agrupación semántica:</w:t>
+      </w:r>
+      <w:r>
+        <w:rPr>
+          <w:rFonts w:ascii="Times New Roman" w:hAnsi="Times New Roman" w:cs="Times New Roman"/>
+        </w:rPr>
+        <w:t xml:space="preserve"> La gráfica demuestra que el modelo matemático logró replicar la taxonomía culinaria de forma lógica. Los "Leudantes" (bicarbonato, polvos de hornear) se aíslan en el cuadrante superior izquierdo, mientras que los "Aglutinantes" forman un clúster definido en la zona derecha, posicionando de forma contigua al huevo, el gel de chía, el gel de linaza y el </w:t>
       </w:r>
       <w:proofErr w:type="spellStart"/>
       <w:r>
         <w:rPr>
           <w:rFonts w:ascii="Times New Roman" w:hAnsi="Times New Roman" w:cs="Times New Roman"/>
         </w:rPr>
-        <w:t>dataset</w:t>
+        <w:t>psyllium</w:t>
       </w:r>
       <w:proofErr w:type="spellEnd"/>
       <w:r>
         <w:rPr>
           <w:rFonts w:ascii="Times New Roman" w:hAnsi="Times New Roman" w:cs="Times New Roman"/>
         </w:rPr>
-        <w:t>, lo que indica que las 5 propiedades elegidas capturan bien la estructura del espacio culinario.</w:t>
-      </w:r>
-    </w:p>
-    <w:p>
-      <w:pPr>
-        <w:pStyle w:val="Prrafodelista"/>
+        <w:t xml:space="preserve"> </w:t>
+      </w:r>
+      <w:proofErr w:type="spellStart"/>
+      <w:r>
+        <w:rPr>
+          <w:rFonts w:ascii="Times New Roman" w:hAnsi="Times New Roman" w:cs="Times New Roman"/>
+        </w:rPr>
+        <w:t>husk</w:t>
+      </w:r>
+      <w:proofErr w:type="spellEnd"/>
+      <w:r>
+        <w:rPr>
+          <w:rFonts w:ascii="Times New Roman" w:hAnsi="Times New Roman" w:cs="Times New Roman"/>
+        </w:rPr>
+        <w:t xml:space="preserve"> (Cáscara de </w:t>
+      </w:r>
+      <w:proofErr w:type="spellStart"/>
+      <w:r>
+        <w:rPr>
+          <w:rFonts w:ascii="Times New Roman" w:hAnsi="Times New Roman" w:cs="Times New Roman"/>
+        </w:rPr>
+        <w:t>Psy</w:t>
+      </w:r>
+      <w:r>
+        <w:rPr>
+          <w:rFonts w:ascii="Times New Roman" w:hAnsi="Times New Roman" w:cs="Times New Roman"/>
+        </w:rPr>
+        <w:t>llium</w:t>
+      </w:r>
+      <w:proofErr w:type="spellEnd"/>
+      <w:r>
+        <w:rPr>
+          <w:rFonts w:ascii="Times New Roman" w:hAnsi="Times New Roman" w:cs="Times New Roman"/>
+        </w:rPr>
+        <w:t>)</w:t>
+      </w:r>
+      <w:r>
+        <w:rPr>
+          <w:rFonts w:ascii="Times New Roman" w:hAnsi="Times New Roman" w:cs="Times New Roman"/>
+        </w:rPr>
+        <w:t>.</w:t>
+      </w:r>
+    </w:p>
+    <w:p>
+      <w:pPr>
+        <w:spacing w:before="60" w:after="60" w:line="360" w:lineRule="auto"/>
+        <w:jc w:val="both"/>
+        <w:rPr>
+          <w:rFonts w:ascii="Times New Roman" w:hAnsi="Times New Roman" w:cs="Times New Roman"/>
+          <w:b/>
+          <w:bCs/>
+        </w:rPr>
+      </w:pPr>
+    </w:p>
+    <w:p>
+      <w:pPr>
+        <w:spacing w:before="60" w:after="60" w:line="360" w:lineRule="auto"/>
+        <w:jc w:val="both"/>
+        <w:rPr>
+          <w:rFonts w:ascii="Times New Roman" w:hAnsi="Times New Roman" w:cs="Times New Roman"/>
+          <w:b/>
+          <w:bCs/>
+        </w:rPr>
+      </w:pPr>
+      <w:r>
+        <w:rPr>
+          <w:rFonts w:ascii="Times New Roman" w:hAnsi="Times New Roman" w:cs="Times New Roman"/>
+          <w:b/>
+          <w:bCs/>
+        </w:rPr>
+        <w:t>Matriz de similitud coseno</w:t>
+      </w:r>
+    </w:p>
+    <w:p>
+      <w:pPr>
+        <w:spacing w:before="60" w:after="60" w:line="360" w:lineRule="auto"/>
+        <w:jc w:val="both"/>
+        <w:rPr>
+          <w:rFonts w:ascii="Times New Roman" w:hAnsi="Times New Roman" w:cs="Times New Roman"/>
+        </w:rPr>
+      </w:pPr>
+      <w:r>
+        <w:rPr>
+          <w:rFonts w:ascii="Times New Roman" w:hAnsi="Times New Roman" w:cs="Times New Roman"/>
+        </w:rPr>
+        <w:t>Para cuantificar la exactitud del algoritmo, se generó un mapa de calor (</w:t>
+      </w:r>
+      <w:proofErr w:type="spellStart"/>
+      <w:r>
+        <w:rPr>
+          <w:rFonts w:ascii="Times New Roman" w:hAnsi="Times New Roman" w:cs="Times New Roman"/>
+          <w:i/>
+          <w:iCs/>
+        </w:rPr>
+        <w:t>Heatmap</w:t>
+      </w:r>
+      <w:proofErr w:type="spellEnd"/>
+      <w:r>
+        <w:rPr>
+          <w:rFonts w:ascii="Times New Roman" w:hAnsi="Times New Roman" w:cs="Times New Roman"/>
+        </w:rPr>
+        <w:t xml:space="preserve">) evaluando la similitud del coseno entre ingredientes clave. </w:t>
+      </w:r>
+    </w:p>
+    <w:p>
+      <w:pPr>
+        <w:spacing w:before="60" w:after="60" w:line="360" w:lineRule="auto"/>
+        <w:jc w:val="center"/>
+        <w:rPr>
+          <w:rFonts w:ascii="Times New Roman" w:hAnsi="Times New Roman" w:cs="Times New Roman"/>
+        </w:rPr>
+      </w:pPr>
+      <w:r>
+        <w:rPr>
+          <w:rFonts w:ascii="Times New Roman" w:hAnsi="Times New Roman" w:cs="Times New Roman"/>
+          <w:noProof/>
+        </w:rPr>
+        <w:lastRenderedPageBreak/>
+        <w:drawing>
+          <wp:inline distT="0" distB="0" distL="0" distR="0" wp14:anchorId="572424F6" wp14:editId="6856EC56">
+            <wp:extent cx="5272779" cy="4819650"/>
+            <wp:effectExtent l="0" t="0" r="4445" b="0"/>
+            <wp:docPr id="1380324922" name="Imagen 7"/>
+            <wp:cNvGraphicFramePr>
+              <a:graphicFrameLocks xmlns:a="http://schemas.openxmlformats.org/drawingml/2006/main" noChangeAspect="1"/>
+            </wp:cNvGraphicFramePr>
+            <a:graphic xmlns:a="http://schemas.openxmlformats.org/drawingml/2006/main">
+              <a:graphicData uri="http://schemas.openxmlformats.org/drawingml/2006/picture">
+                <pic:pic xmlns:pic="http://schemas.openxmlformats.org/drawingml/2006/picture">
+                  <pic:nvPicPr>
+                    <pic:cNvPr id="0" name="Picture 4"/>
+                    <pic:cNvPicPr>
+                      <a:picLocks noChangeAspect="1" noChangeArrowheads="1"/>
+                    </pic:cNvPicPr>
+                  </pic:nvPicPr>
+                  <pic:blipFill>
+                    <a:blip r:embed="rId25">
+                      <a:extLst>
+                        <a:ext uri="{28A0092B-C50C-407E-A947-70E740481C1C}">
+                          <a14:useLocalDpi xmlns:a14="http://schemas.microsoft.com/office/drawing/2010/main" val="0"/>
+                        </a:ext>
+                      </a:extLst>
+                    </a:blip>
+                    <a:srcRect/>
+                    <a:stretch>
+                      <a:fillRect/>
+                    </a:stretch>
+                  </pic:blipFill>
+                  <pic:spPr bwMode="auto">
+                    <a:xfrm>
+                      <a:off x="0" y="0"/>
+                      <a:ext cx="5279082" cy="4825412"/>
+                    </a:xfrm>
+                    <a:prstGeom prst="rect">
+                      <a:avLst/>
+                    </a:prstGeom>
+                    <a:noFill/>
+                  </pic:spPr>
+                </pic:pic>
+              </a:graphicData>
+            </a:graphic>
+          </wp:inline>
+        </w:drawing>
+      </w:r>
+    </w:p>
+    <w:p>
+      <w:pPr>
+        <w:spacing w:before="60" w:after="60" w:line="360" w:lineRule="auto"/>
+        <w:jc w:val="center"/>
+        <w:rPr>
+          <w:rFonts w:ascii="Times New Roman" w:hAnsi="Times New Roman" w:cs="Times New Roman"/>
+          <w:i/>
+          <w:iCs/>
+          <w:color w:val="888888"/>
+          <w:sz w:val="18"/>
+          <w:szCs w:val="18"/>
+        </w:rPr>
+      </w:pPr>
+      <w:r>
+        <w:rPr>
+          <w:rFonts w:ascii="Times New Roman" w:hAnsi="Times New Roman" w:cs="Times New Roman"/>
+          <w:i/>
+          <w:iCs/>
+          <w:color w:val="888888"/>
+          <w:sz w:val="18"/>
+          <w:szCs w:val="18"/>
+        </w:rPr>
+        <w:t xml:space="preserve">Figura </w:t>
+      </w:r>
+      <w:r>
+        <w:rPr>
+          <w:rFonts w:ascii="Times New Roman" w:hAnsi="Times New Roman" w:cs="Times New Roman"/>
+          <w:i/>
+          <w:iCs/>
+          <w:color w:val="888888"/>
+          <w:sz w:val="18"/>
+          <w:szCs w:val="18"/>
+        </w:rPr>
+        <w:t>16</w:t>
+      </w:r>
+      <w:r>
+        <w:rPr>
+          <w:rFonts w:ascii="Times New Roman" w:hAnsi="Times New Roman" w:cs="Times New Roman"/>
+          <w:i/>
+          <w:iCs/>
+          <w:color w:val="888888"/>
+          <w:sz w:val="18"/>
+          <w:szCs w:val="18"/>
+        </w:rPr>
+        <w:t xml:space="preserve">: </w:t>
+      </w:r>
+      <w:r>
+        <w:rPr>
+          <w:rFonts w:ascii="Times New Roman" w:hAnsi="Times New Roman" w:cs="Times New Roman"/>
+          <w:i/>
+          <w:iCs/>
+          <w:color w:val="888888"/>
+          <w:sz w:val="18"/>
+          <w:szCs w:val="18"/>
+        </w:rPr>
+        <w:t>Gráfico</w:t>
+      </w:r>
+      <w:r>
+        <w:rPr>
+          <w:rFonts w:ascii="Times New Roman" w:hAnsi="Times New Roman" w:cs="Times New Roman"/>
+          <w:i/>
+          <w:iCs/>
+          <w:color w:val="888888"/>
+          <w:sz w:val="18"/>
+          <w:szCs w:val="18"/>
+        </w:rPr>
+        <w:t xml:space="preserve"> de matriz de similitud</w:t>
+      </w:r>
+      <w:r>
+        <w:rPr>
+          <w:rFonts w:ascii="Times New Roman" w:hAnsi="Times New Roman" w:cs="Times New Roman"/>
+          <w:i/>
+          <w:iCs/>
+          <w:color w:val="888888"/>
+          <w:sz w:val="18"/>
+          <w:szCs w:val="18"/>
+        </w:rPr>
+        <w:t xml:space="preserve"> generado del Google </w:t>
+      </w:r>
+      <w:proofErr w:type="spellStart"/>
+      <w:r>
+        <w:rPr>
+          <w:rFonts w:ascii="Times New Roman" w:hAnsi="Times New Roman" w:cs="Times New Roman"/>
+          <w:i/>
+          <w:iCs/>
+          <w:color w:val="888888"/>
+          <w:sz w:val="18"/>
+          <w:szCs w:val="18"/>
+        </w:rPr>
+        <w:t>colab</w:t>
+      </w:r>
+      <w:proofErr w:type="spellEnd"/>
+      <w:r>
+        <w:rPr>
+          <w:rFonts w:ascii="Times New Roman" w:hAnsi="Times New Roman" w:cs="Times New Roman"/>
+          <w:i/>
+          <w:iCs/>
+          <w:color w:val="888888"/>
+          <w:sz w:val="18"/>
+          <w:szCs w:val="18"/>
+        </w:rPr>
+        <w:t xml:space="preserve"> del modelo KNN </w:t>
+      </w:r>
+    </w:p>
+    <w:p>
+      <w:pPr>
+        <w:spacing w:before="60" w:after="60" w:line="360" w:lineRule="auto"/>
+        <w:jc w:val="center"/>
+        <w:rPr>
+          <w:rFonts w:ascii="Times New Roman" w:hAnsi="Times New Roman" w:cs="Times New Roman"/>
+        </w:rPr>
+      </w:pPr>
+    </w:p>
+    <w:p>
+      <w:pPr>
+        <w:spacing w:before="60" w:after="60" w:line="360" w:lineRule="auto"/>
+        <w:jc w:val="both"/>
+        <w:rPr>
+          <w:rFonts w:ascii="Times New Roman" w:hAnsi="Times New Roman" w:cs="Times New Roman"/>
+        </w:rPr>
+      </w:pPr>
+      <w:r>
+        <w:rPr>
+          <w:rFonts w:ascii="Times New Roman" w:hAnsi="Times New Roman" w:cs="Times New Roman"/>
+        </w:rPr>
+        <w:t>Adicionalmente, se ejecutaron pruebas de estrés sobre el algoritmo arrojando los siguientes porcentajes de precisión:</w:t>
+      </w:r>
+    </w:p>
+    <w:p>
+      <w:pPr>
         <w:numPr>
           <w:ilvl w:val="0"/>
-          <w:numId w:val="2"/>
+          <w:numId w:val="17"/>
         </w:numPr>
         <w:spacing w:before="60" w:after="60" w:line="360" w:lineRule="auto"/>
         <w:jc w:val="both"/>
@@ -20594,22 +21460,23 @@
       <w:r>
         <w:rPr>
           <w:rFonts w:ascii="Times New Roman" w:hAnsi="Times New Roman" w:cs="Times New Roman"/>
-        </w:rPr>
-        <w:t xml:space="preserve">Umbral de similitud: </w:t>
-      </w:r>
-      <w:r>
-        <w:rPr>
-          <w:rFonts w:ascii="Times New Roman" w:hAnsi="Times New Roman" w:cs="Times New Roman"/>
-        </w:rPr>
-        <w:t>Se aplicó un umbral estricto para descartar cualquier par con una similitud inferior al 10%. Como resultado, el sistema generó exitosamente 407 pares de sustitutos viables a partir de los 85 ingredientes evaluados, cubriendo reemplazos funcionales estándar y restricciones (vegano y sin gluten).</w:t>
-      </w:r>
-    </w:p>
-    <w:p>
-      <w:pPr>
-        <w:pStyle w:val="Prrafodelista"/>
+          <w:b/>
+          <w:bCs/>
+        </w:rPr>
+        <w:t>Sustitutos estructurales (Escenario Vegano):</w:t>
+      </w:r>
+      <w:r>
+        <w:rPr>
+          <w:rFonts w:ascii="Times New Roman" w:hAnsi="Times New Roman" w:cs="Times New Roman"/>
+        </w:rPr>
+        <w:t xml:space="preserve"> Al solicitar un reemplazo para el huevo, el sistema recomendó las alternativas exactas utilizadas en la repostería basada en plantas: Gel de linaza (98.3%), Gel de chía (97.0%) y Tofu sedoso (95.6%).</w:t>
+      </w:r>
+    </w:p>
+    <w:p>
+      <w:pPr>
         <w:numPr>
           <w:ilvl w:val="0"/>
-          <w:numId w:val="2"/>
+          <w:numId w:val="17"/>
         </w:numPr>
         <w:spacing w:before="60" w:after="60" w:line="360" w:lineRule="auto"/>
         <w:jc w:val="both"/>
@@ -20620,17 +21487,126 @@
       <w:r>
         <w:rPr>
           <w:rFonts w:ascii="Times New Roman" w:hAnsi="Times New Roman" w:cs="Times New Roman"/>
-        </w:rPr>
-        <w:t>Razón textual automática: el modelo genera automáticamente una explicación legible indicando en que propiedades coinciden el ingrediente original y el sustituto, lo que permite al usuario entender la recomendación.</w:t>
-      </w:r>
-    </w:p>
-    <w:p>
-      <w:pPr>
-        <w:spacing w:before="60" w:after="60"/>
-        <w:rPr>
-          <w:rFonts w:ascii="Times New Roman" w:hAnsi="Times New Roman" w:cs="Times New Roman"/>
-        </w:rPr>
-      </w:pPr>
+          <w:b/>
+          <w:bCs/>
+        </w:rPr>
+        <w:t>Sustitución de Harinas (Escenario Celíaco):</w:t>
+      </w:r>
+      <w:r>
+        <w:rPr>
+          <w:rFonts w:ascii="Times New Roman" w:hAnsi="Times New Roman" w:cs="Times New Roman"/>
+        </w:rPr>
+        <w:t xml:space="preserve"> Al filtrar alternativas libres de gluten para la "Harina de trigo", el algoritmo identificó con éxito perfiles mecánicos similares en la Harina de avena (99.2%), Harina de arroz (97.8%) y Tapioca (97.6%).</w:t>
+      </w:r>
+    </w:p>
+    <w:p>
+      <w:pPr>
+        <w:numPr>
+          <w:ilvl w:val="0"/>
+          <w:numId w:val="17"/>
+        </w:numPr>
+        <w:spacing w:before="60" w:after="60" w:line="360" w:lineRule="auto"/>
+        <w:jc w:val="both"/>
+        <w:rPr>
+          <w:rFonts w:ascii="Times New Roman" w:hAnsi="Times New Roman" w:cs="Times New Roman"/>
+        </w:rPr>
+      </w:pPr>
+      <w:r>
+        <w:rPr>
+          <w:rFonts w:ascii="Times New Roman" w:hAnsi="Times New Roman" w:cs="Times New Roman"/>
+          <w:b/>
+          <w:bCs/>
+        </w:rPr>
+        <w:t>Diferenciación lógica:</w:t>
+      </w:r>
+      <w:r>
+        <w:rPr>
+          <w:rFonts w:ascii="Times New Roman" w:hAnsi="Times New Roman" w:cs="Times New Roman"/>
+        </w:rPr>
+        <w:t xml:space="preserve"> La matriz de similitud comprobó que el sistema no confunde ingredientes estructurales incompatibles. Por ejemplo, el cruce entre la harina de trigo y la harina de almendra arrojó una similitud negativa (-0.23), demostrando que la IA comprende que la primera aporta estructura seca y la segunda aporta principalmente humedad y grasa.</w:t>
+      </w:r>
+    </w:p>
+    <w:p>
+      <w:pPr>
+        <w:spacing w:before="60" w:after="60" w:line="360" w:lineRule="auto"/>
+        <w:jc w:val="both"/>
+        <w:rPr>
+          <w:rFonts w:ascii="Times New Roman" w:hAnsi="Times New Roman" w:cs="Times New Roman"/>
+        </w:rPr>
+      </w:pPr>
+    </w:p>
+    <w:p>
+      <w:pPr>
+        <w:spacing w:before="60" w:after="60" w:line="360" w:lineRule="auto"/>
+        <w:jc w:val="both"/>
+        <w:rPr>
+          <w:rFonts w:ascii="Times New Roman" w:hAnsi="Times New Roman" w:cs="Times New Roman"/>
+          <w:b/>
+          <w:bCs/>
+        </w:rPr>
+      </w:pPr>
+      <w:r>
+        <w:rPr>
+          <w:rFonts w:ascii="Times New Roman" w:hAnsi="Times New Roman" w:cs="Times New Roman"/>
+          <w:b/>
+          <w:bCs/>
+        </w:rPr>
+        <w:lastRenderedPageBreak/>
+        <w:t>Filtros y resultados</w:t>
+      </w:r>
+    </w:p>
+    <w:p>
+      <w:pPr>
+        <w:spacing w:before="60" w:after="60" w:line="360" w:lineRule="auto"/>
+        <w:jc w:val="both"/>
+        <w:rPr>
+          <w:rFonts w:ascii="Times New Roman" w:hAnsi="Times New Roman" w:cs="Times New Roman"/>
+        </w:rPr>
+      </w:pPr>
+      <w:r>
+        <w:rPr>
+          <w:rFonts w:ascii="Times New Roman" w:hAnsi="Times New Roman" w:cs="Times New Roman"/>
+        </w:rPr>
+        <w:t xml:space="preserve">Durante la generación del </w:t>
+      </w:r>
+      <w:proofErr w:type="spellStart"/>
+      <w:r>
+        <w:rPr>
+          <w:rFonts w:ascii="Times New Roman" w:hAnsi="Times New Roman" w:cs="Times New Roman"/>
+        </w:rPr>
+        <w:t>dataset</w:t>
+      </w:r>
+      <w:proofErr w:type="spellEnd"/>
+      <w:r>
+        <w:rPr>
+          <w:rFonts w:ascii="Times New Roman" w:hAnsi="Times New Roman" w:cs="Times New Roman"/>
+        </w:rPr>
+        <w:t xml:space="preserve"> final para el despliegue de la base de datos, se aplicó un umbral estricto para descartar cualquier par que presentara una similitud inferior al 10% (0.10), previniendo sugerencias sin sentido culinario. Como resultado de este proceso, el algoritmo generó exitosamente </w:t>
+      </w:r>
+      <w:r>
+        <w:rPr>
+          <w:rFonts w:ascii="Times New Roman" w:hAnsi="Times New Roman" w:cs="Times New Roman"/>
+        </w:rPr>
+        <w:t>415 pares de sustitutos viables</w:t>
+      </w:r>
+      <w:r>
+        <w:rPr>
+          <w:rFonts w:ascii="Times New Roman" w:hAnsi="Times New Roman" w:cs="Times New Roman"/>
+        </w:rPr>
+        <w:t xml:space="preserve"> a partir de un universo de </w:t>
+      </w:r>
+      <w:r>
+        <w:rPr>
+          <w:rFonts w:ascii="Times New Roman" w:hAnsi="Times New Roman" w:cs="Times New Roman"/>
+        </w:rPr>
+        <w:t>83 ingredientes evaluados</w:t>
+      </w:r>
+      <w:r>
+        <w:rPr>
+          <w:rFonts w:ascii="Times New Roman" w:hAnsi="Times New Roman" w:cs="Times New Roman"/>
+        </w:rPr>
+        <w:t>, cubriendo todos los cruces necesarios para los tres escenarios de uso (reemplazo general, dieta vegana y dieta sin gluten).</w:t>
+      </w:r>
     </w:p>
     <w:p>
       <w:pPr>
@@ -20639,7 +21615,7 @@
           <w:rFonts w:ascii="Times New Roman" w:hAnsi="Times New Roman" w:cs="Times New Roman"/>
         </w:rPr>
       </w:pPr>
-      <w:bookmarkStart w:id="53" w:name="_Toc233928383"/>
+      <w:bookmarkStart w:id="53" w:name="_Toc233967733"/>
       <w:r>
         <w:rPr>
           <w:rFonts w:ascii="Times New Roman" w:hAnsi="Times New Roman" w:cs="Times New Roman"/>
@@ -20698,7 +21674,6 @@
         <w:rPr>
           <w:rFonts w:ascii="Times New Roman" w:hAnsi="Times New Roman" w:cs="Times New Roman"/>
         </w:rPr>
-        <w:lastRenderedPageBreak/>
         <w:t xml:space="preserve">El </w:t>
       </w:r>
       <w:proofErr w:type="spellStart"/>
@@ -20713,7 +21688,19 @@
         <w:rPr>
           <w:rFonts w:ascii="Times New Roman" w:hAnsi="Times New Roman" w:cs="Times New Roman"/>
         </w:rPr>
-        <w:t xml:space="preserve"> de 85 ingredientes, aunque suficiente para validar la viabilidad del enfoque, es reducido para una </w:t>
+        <w:t xml:space="preserve"> de 8</w:t>
+      </w:r>
+      <w:r>
+        <w:rPr>
+          <w:rFonts w:ascii="Times New Roman" w:hAnsi="Times New Roman" w:cs="Times New Roman"/>
+        </w:rPr>
+        <w:t>3</w:t>
+      </w:r>
+      <w:r>
+        <w:rPr>
+          <w:rFonts w:ascii="Times New Roman" w:hAnsi="Times New Roman" w:cs="Times New Roman"/>
+        </w:rPr>
+        <w:t xml:space="preserve"> ingredientes, aunque suficiente para validar la viabilidad del enfoque, es reducido para una </w:t>
       </w:r>
       <w:r>
         <w:rPr>
@@ -20977,84 +21964,12 @@
     </w:p>
     <w:p>
       <w:pPr>
-        <w:spacing w:before="60" w:after="60" w:line="360" w:lineRule="auto"/>
-        <w:jc w:val="both"/>
-        <w:rPr>
-          <w:rFonts w:ascii="Times New Roman" w:hAnsi="Times New Roman" w:cs="Times New Roman"/>
-        </w:rPr>
-      </w:pPr>
-    </w:p>
-    <w:p>
-      <w:pPr>
-        <w:spacing w:before="60" w:after="60" w:line="360" w:lineRule="auto"/>
-        <w:jc w:val="both"/>
-        <w:rPr>
-          <w:rFonts w:ascii="Times New Roman" w:hAnsi="Times New Roman" w:cs="Times New Roman"/>
-        </w:rPr>
-      </w:pPr>
-    </w:p>
-    <w:p>
-      <w:pPr>
-        <w:spacing w:before="60" w:after="60" w:line="360" w:lineRule="auto"/>
-        <w:jc w:val="both"/>
-        <w:rPr>
-          <w:rFonts w:ascii="Times New Roman" w:hAnsi="Times New Roman" w:cs="Times New Roman"/>
-        </w:rPr>
-      </w:pPr>
-    </w:p>
-    <w:p>
-      <w:pPr>
-        <w:spacing w:before="60" w:after="60" w:line="360" w:lineRule="auto"/>
-        <w:jc w:val="both"/>
-        <w:rPr>
-          <w:rFonts w:ascii="Times New Roman" w:hAnsi="Times New Roman" w:cs="Times New Roman"/>
-        </w:rPr>
-      </w:pPr>
-    </w:p>
-    <w:p>
-      <w:pPr>
-        <w:spacing w:before="60" w:after="60" w:line="360" w:lineRule="auto"/>
-        <w:jc w:val="both"/>
-        <w:rPr>
-          <w:rFonts w:ascii="Times New Roman" w:hAnsi="Times New Roman" w:cs="Times New Roman"/>
-        </w:rPr>
-      </w:pPr>
-    </w:p>
-    <w:p>
-      <w:pPr>
-        <w:spacing w:before="60" w:after="60" w:line="360" w:lineRule="auto"/>
-        <w:jc w:val="both"/>
-        <w:rPr>
-          <w:rFonts w:ascii="Times New Roman" w:hAnsi="Times New Roman" w:cs="Times New Roman"/>
-        </w:rPr>
-      </w:pPr>
-    </w:p>
-    <w:p>
-      <w:pPr>
-        <w:spacing w:before="60" w:after="60" w:line="360" w:lineRule="auto"/>
-        <w:jc w:val="both"/>
-        <w:rPr>
-          <w:rFonts w:ascii="Times New Roman" w:hAnsi="Times New Roman" w:cs="Times New Roman"/>
-        </w:rPr>
-      </w:pPr>
-    </w:p>
-    <w:p>
-      <w:pPr>
-        <w:spacing w:before="60" w:after="60" w:line="360" w:lineRule="auto"/>
-        <w:jc w:val="both"/>
-        <w:rPr>
-          <w:rFonts w:ascii="Times New Roman" w:hAnsi="Times New Roman" w:cs="Times New Roman"/>
-        </w:rPr>
-      </w:pPr>
-    </w:p>
-    <w:p>
-      <w:pPr>
         <w:pStyle w:val="Ttulo1"/>
         <w:rPr>
           <w:rFonts w:ascii="Times New Roman" w:hAnsi="Times New Roman" w:cs="Times New Roman"/>
         </w:rPr>
       </w:pPr>
-      <w:bookmarkStart w:id="54" w:name="_Toc233928384"/>
+      <w:bookmarkStart w:id="54" w:name="_Toc233967734"/>
       <w:r>
         <w:rPr>
           <w:rFonts w:ascii="Times New Roman" w:hAnsi="Times New Roman" w:cs="Times New Roman"/>
@@ -21083,7 +21998,7 @@
           <w:rFonts w:ascii="Times New Roman" w:hAnsi="Times New Roman" w:cs="Times New Roman"/>
         </w:rPr>
       </w:pPr>
-      <w:bookmarkStart w:id="55" w:name="_Toc233928385"/>
+      <w:bookmarkStart w:id="55" w:name="_Toc233967735"/>
       <w:r>
         <w:rPr>
           <w:rFonts w:ascii="Times New Roman" w:hAnsi="Times New Roman" w:cs="Times New Roman"/>
@@ -22053,7 +22968,23 @@
                 <w:sz w:val="20"/>
                 <w:szCs w:val="20"/>
               </w:rPr>
-              <w:t>Modulo IA (experimentación, KNN, integración)</w:t>
+              <w:t>M</w:t>
+            </w:r>
+            <w:r>
+              <w:rPr>
+                <w:rFonts w:ascii="Times New Roman" w:hAnsi="Times New Roman" w:cs="Times New Roman"/>
+                <w:sz w:val="20"/>
+                <w:szCs w:val="20"/>
+              </w:rPr>
+              <w:t>ó</w:t>
+            </w:r>
+            <w:r>
+              <w:rPr>
+                <w:rFonts w:ascii="Times New Roman" w:hAnsi="Times New Roman" w:cs="Times New Roman"/>
+                <w:sz w:val="20"/>
+                <w:szCs w:val="20"/>
+              </w:rPr>
+              <w:t>dulo IA (experimentación, KNN, integración)</w:t>
             </w:r>
           </w:p>
         </w:tc>
@@ -22445,7 +23376,7 @@
           <w:rFonts w:ascii="Times New Roman" w:hAnsi="Times New Roman" w:cs="Times New Roman"/>
         </w:rPr>
       </w:pPr>
-      <w:bookmarkStart w:id="56" w:name="_Toc233928386"/>
+      <w:bookmarkStart w:id="56" w:name="_Toc233967736"/>
       <w:r>
         <w:rPr>
           <w:rFonts w:ascii="Times New Roman" w:hAnsi="Times New Roman" w:cs="Times New Roman"/>
@@ -23103,7 +24034,7 @@
           <w:rFonts w:ascii="Times New Roman" w:hAnsi="Times New Roman" w:cs="Times New Roman"/>
         </w:rPr>
       </w:pPr>
-      <w:bookmarkStart w:id="57" w:name="_Toc233928387"/>
+      <w:bookmarkStart w:id="57" w:name="_Toc233967737"/>
       <w:r>
         <w:rPr>
           <w:rFonts w:ascii="Times New Roman" w:hAnsi="Times New Roman" w:cs="Times New Roman"/>
@@ -23366,7 +24297,7 @@
           <w:rFonts w:ascii="Times New Roman" w:hAnsi="Times New Roman" w:cs="Times New Roman"/>
         </w:rPr>
       </w:pPr>
-      <w:bookmarkStart w:id="58" w:name="_Toc233928388"/>
+      <w:bookmarkStart w:id="58" w:name="_Toc233967738"/>
       <w:r>
         <w:rPr>
           <w:rFonts w:ascii="Times New Roman" w:hAnsi="Times New Roman" w:cs="Times New Roman"/>
@@ -23389,7 +24320,7 @@
           <w:rFonts w:ascii="Times New Roman" w:hAnsi="Times New Roman" w:cs="Times New Roman"/>
         </w:rPr>
       </w:pPr>
-      <w:bookmarkStart w:id="59" w:name="_Toc233928389"/>
+      <w:bookmarkStart w:id="59" w:name="_Toc233967739"/>
       <w:r>
         <w:rPr>
           <w:rFonts w:ascii="Times New Roman" w:hAnsi="Times New Roman" w:cs="Times New Roman"/>
@@ -23648,7 +24579,21 @@
                 <w:sz w:val="20"/>
                 <w:szCs w:val="20"/>
               </w:rPr>
-              <w:t>Ejecutar notebook KNN con 85 ingredientes y exportar CSV</w:t>
+              <w:t>Ejecutar notebook KNN con 8</w:t>
+            </w:r>
+            <w:r>
+              <w:rPr>
+                <w:sz w:val="20"/>
+                <w:szCs w:val="20"/>
+              </w:rPr>
+              <w:t>3</w:t>
+            </w:r>
+            <w:r>
+              <w:rPr>
+                <w:sz w:val="20"/>
+                <w:szCs w:val="20"/>
+              </w:rPr>
+              <w:t xml:space="preserve"> ingredientes y exportar CSV</w:t>
             </w:r>
           </w:p>
         </w:tc>
@@ -23758,7 +24703,21 @@
                 <w:sz w:val="20"/>
                 <w:szCs w:val="20"/>
               </w:rPr>
-              <w:t>Importar 407 pares de sustitutos a PostgreSQL</w:t>
+              <w:t>Importar 4</w:t>
+            </w:r>
+            <w:r>
+              <w:rPr>
+                <w:sz w:val="20"/>
+                <w:szCs w:val="20"/>
+              </w:rPr>
+              <w:t>15</w:t>
+            </w:r>
+            <w:r>
+              <w:rPr>
+                <w:sz w:val="20"/>
+                <w:szCs w:val="20"/>
+              </w:rPr>
+              <w:t xml:space="preserve"> pares de sustitutos a PostgreSQL</w:t>
             </w:r>
           </w:p>
         </w:tc>
@@ -23868,7 +24827,21 @@
                 <w:sz w:val="20"/>
                 <w:szCs w:val="20"/>
               </w:rPr>
-              <w:t>Integrar modulo IA en el FrontEnd con filtros</w:t>
+              <w:t>Integrar m</w:t>
+            </w:r>
+            <w:r>
+              <w:rPr>
+                <w:sz w:val="20"/>
+                <w:szCs w:val="20"/>
+              </w:rPr>
+              <w:t>ó</w:t>
+            </w:r>
+            <w:r>
+              <w:rPr>
+                <w:sz w:val="20"/>
+                <w:szCs w:val="20"/>
+              </w:rPr>
+              <w:t>dulo IA en el FrontEnd con filtros</w:t>
             </w:r>
           </w:p>
         </w:tc>
@@ -24713,7 +25686,7 @@
           <w:rFonts w:ascii="Times New Roman" w:hAnsi="Times New Roman" w:cs="Times New Roman"/>
         </w:rPr>
       </w:pPr>
-      <w:bookmarkStart w:id="60" w:name="_Toc233928390"/>
+      <w:bookmarkStart w:id="60" w:name="_Toc233967740"/>
       <w:r>
         <w:rPr>
           <w:rFonts w:ascii="Times New Roman" w:hAnsi="Times New Roman" w:cs="Times New Roman"/>
@@ -24766,7 +25739,31 @@
         <w:rPr>
           <w:rFonts w:ascii="Times New Roman" w:hAnsi="Times New Roman" w:cs="Times New Roman"/>
         </w:rPr>
-        <w:t>Base de datos: 8 tablas, 85 ingredientes con propiedades culinarias, 407 pares de sustitutos reales del modelo KNN, 13 conversiones de unidades.</w:t>
+        <w:t>Base de datos: 8 tablas, 8</w:t>
+      </w:r>
+      <w:r>
+        <w:rPr>
+          <w:rFonts w:ascii="Times New Roman" w:hAnsi="Times New Roman" w:cs="Times New Roman"/>
+        </w:rPr>
+        <w:t>3</w:t>
+      </w:r>
+      <w:r>
+        <w:rPr>
+          <w:rFonts w:ascii="Times New Roman" w:hAnsi="Times New Roman" w:cs="Times New Roman"/>
+        </w:rPr>
+        <w:t xml:space="preserve"> ingredientes con propiedades culinarias, 4</w:t>
+      </w:r>
+      <w:r>
+        <w:rPr>
+          <w:rFonts w:ascii="Times New Roman" w:hAnsi="Times New Roman" w:cs="Times New Roman"/>
+        </w:rPr>
+        <w:t>15</w:t>
+      </w:r>
+      <w:r>
+        <w:rPr>
+          <w:rFonts w:ascii="Times New Roman" w:hAnsi="Times New Roman" w:cs="Times New Roman"/>
+        </w:rPr>
+        <w:t xml:space="preserve"> pares de sustitutos reales del modelo KNN, 13 conversiones de unidades.</w:t>
       </w:r>
     </w:p>
     <w:p>
@@ -24860,7 +25857,19 @@
         <w:rPr>
           <w:rFonts w:ascii="Times New Roman" w:hAnsi="Times New Roman" w:cs="Times New Roman"/>
         </w:rPr>
-        <w:t xml:space="preserve">Modulo IA: modelo KNN entrenado con similitud coseno, 3 escenarios de </w:t>
+        <w:t>M</w:t>
+      </w:r>
+      <w:r>
+        <w:rPr>
+          <w:rFonts w:ascii="Times New Roman" w:hAnsi="Times New Roman" w:cs="Times New Roman"/>
+        </w:rPr>
+        <w:t>ó</w:t>
+      </w:r>
+      <w:r>
+        <w:rPr>
+          <w:rFonts w:ascii="Times New Roman" w:hAnsi="Times New Roman" w:cs="Times New Roman"/>
+        </w:rPr>
+        <w:t xml:space="preserve">dulo IA: modelo KNN entrenado con similitud coseno, 3 escenarios de </w:t>
       </w:r>
       <w:r>
         <w:rPr>
@@ -24929,7 +25938,7 @@
           <w:rFonts w:ascii="Times New Roman" w:hAnsi="Times New Roman" w:cs="Times New Roman"/>
         </w:rPr>
       </w:pPr>
-      <w:bookmarkStart w:id="61" w:name="_Toc233928391"/>
+      <w:bookmarkStart w:id="61" w:name="_Toc233967741"/>
       <w:r>
         <w:rPr>
           <w:rFonts w:ascii="Times New Roman" w:hAnsi="Times New Roman" w:cs="Times New Roman"/>
@@ -25586,7 +26595,7 @@
           <w:rFonts w:ascii="Times New Roman" w:hAnsi="Times New Roman" w:cs="Times New Roman"/>
         </w:rPr>
       </w:pPr>
-      <w:bookmarkStart w:id="62" w:name="_Toc233928392"/>
+      <w:bookmarkStart w:id="62" w:name="_Toc233967742"/>
       <w:r>
         <w:rPr>
           <w:rFonts w:ascii="Times New Roman" w:hAnsi="Times New Roman" w:cs="Times New Roman"/>
@@ -25695,7 +26704,19 @@
         <w:rPr>
           <w:rFonts w:ascii="Times New Roman" w:hAnsi="Times New Roman" w:cs="Times New Roman"/>
         </w:rPr>
-        <w:t xml:space="preserve"> operativa comercial para pymes, calculo </w:t>
+        <w:t xml:space="preserve"> operativa comercial para pymes, c</w:t>
+      </w:r>
+      <w:r>
+        <w:rPr>
+          <w:rFonts w:ascii="Times New Roman" w:hAnsi="Times New Roman" w:cs="Times New Roman"/>
+        </w:rPr>
+        <w:t>á</w:t>
+      </w:r>
+      <w:r>
+        <w:rPr>
+          <w:rFonts w:ascii="Times New Roman" w:hAnsi="Times New Roman" w:cs="Times New Roman"/>
+        </w:rPr>
+        <w:t xml:space="preserve">lculo </w:t>
       </w:r>
       <w:r>
         <w:rPr>
@@ -25811,7 +26832,19 @@
         <w:rPr>
           <w:rFonts w:ascii="Times New Roman" w:hAnsi="Times New Roman" w:cs="Times New Roman"/>
         </w:rPr>
-        <w:t xml:space="preserve"> de ingredientes (85), la ausencia de precios reales por proveedor, y la falta de </w:t>
+        <w:t xml:space="preserve"> de ingredientes (8</w:t>
+      </w:r>
+      <w:r>
+        <w:rPr>
+          <w:rFonts w:ascii="Times New Roman" w:hAnsi="Times New Roman" w:cs="Times New Roman"/>
+        </w:rPr>
+        <w:t>3</w:t>
+      </w:r>
+      <w:r>
+        <w:rPr>
+          <w:rFonts w:ascii="Times New Roman" w:hAnsi="Times New Roman" w:cs="Times New Roman"/>
+        </w:rPr>
+        <w:t xml:space="preserve">), la ausencia de precios reales por proveedor, y la falta de </w:t>
       </w:r>
       <w:r>
         <w:rPr>
@@ -25845,7 +26878,7 @@
           <w:rFonts w:ascii="Times New Roman" w:hAnsi="Times New Roman" w:cs="Times New Roman"/>
         </w:rPr>
       </w:pPr>
-      <w:bookmarkStart w:id="63" w:name="_Toc233928393"/>
+      <w:bookmarkStart w:id="63" w:name="_Toc233967743"/>
       <w:r>
         <w:rPr>
           <w:rFonts w:ascii="Times New Roman" w:hAnsi="Times New Roman" w:cs="Times New Roman"/>
@@ -26154,7 +27187,7 @@
           <w:rFonts w:ascii="Times New Roman" w:hAnsi="Times New Roman" w:cs="Times New Roman"/>
         </w:rPr>
       </w:pPr>
-      <w:bookmarkStart w:id="64" w:name="_Toc233928394"/>
+      <w:bookmarkStart w:id="64" w:name="_Toc233967744"/>
       <w:r>
         <w:rPr>
           <w:rFonts w:ascii="Times New Roman" w:hAnsi="Times New Roman" w:cs="Times New Roman"/>
@@ -26273,7 +27306,7 @@
         </w:rPr>
         <w:t xml:space="preserve"> (2025). Scrum: conceptos clave y cómo se aplica en la gestión de proyectos. Asana </w:t>
       </w:r>
-      <w:hyperlink r:id="rId23" w:history="1">
+      <w:hyperlink r:id="rId26" w:history="1">
         <w:r>
           <w:rPr>
             <w:rStyle w:val="Hipervnculo"/>
@@ -26311,7 +27344,7 @@
         </w:rPr>
         <w:t xml:space="preserve">. </w:t>
       </w:r>
-      <w:hyperlink r:id="rId24" w:history="1">
+      <w:hyperlink r:id="rId27" w:history="1">
         <w:r>
           <w:rPr>
             <w:rStyle w:val="Hipervnculo"/>
@@ -26337,7 +27370,7 @@
         </w:rPr>
         <w:t xml:space="preserve">React. (2024). React 18 Documentation. </w:t>
       </w:r>
-      <w:hyperlink r:id="rId25" w:history="1">
+      <w:hyperlink r:id="rId28" w:history="1">
         <w:r>
           <w:rPr>
             <w:rStyle w:val="Hipervnculo"/>
@@ -26397,7 +27430,7 @@
         <w:br/>
         <w:t xml:space="preserve">             </w:t>
       </w:r>
-      <w:hyperlink r:id="rId26" w:history="1">
+      <w:hyperlink r:id="rId29" w:history="1">
         <w:r>
           <w:rPr>
             <w:rStyle w:val="Hipervnculo"/>
@@ -26447,7 +27480,7 @@
         </w:rPr>
         <w:t xml:space="preserve"> </w:t>
       </w:r>
-      <w:hyperlink r:id="rId27" w:history="1">
+      <w:hyperlink r:id="rId30" w:history="1">
         <w:r>
           <w:rPr>
             <w:rStyle w:val="Hipervnculo"/>
@@ -26499,7 +27532,7 @@
         </w:rPr>
         <w:t xml:space="preserve"> Documentation. </w:t>
       </w:r>
-      <w:hyperlink r:id="rId28" w:history="1">
+      <w:hyperlink r:id="rId31" w:history="1">
         <w:r>
           <w:rPr>
             <w:rStyle w:val="Hipervnculo"/>
@@ -26525,7 +27558,7 @@
         </w:rPr>
         <w:t xml:space="preserve">Vite. (2024). Vite Documentation. </w:t>
       </w:r>
-      <w:hyperlink r:id="rId29" w:history="1">
+      <w:hyperlink r:id="rId32" w:history="1">
         <w:r>
           <w:rPr>
             <w:rStyle w:val="Hipervnculo"/>
@@ -26561,7 +27594,7 @@
       <w:r>
         <w:t xml:space="preserve"> ERP. </w:t>
       </w:r>
-      <w:hyperlink r:id="rId30" w:history="1">
+      <w:hyperlink r:id="rId33" w:history="1">
         <w:r>
           <w:rPr>
             <w:rStyle w:val="Hipervnculo"/>
@@ -26589,7 +27622,7 @@
       <w:r>
         <w:t xml:space="preserve">. </w:t>
       </w:r>
-      <w:hyperlink r:id="rId31" w:history="1">
+      <w:hyperlink r:id="rId34" w:history="1">
         <w:r>
           <w:rPr>
             <w:rStyle w:val="Hipervnculo"/>
@@ -26619,7 +27652,7 @@
       <w:r>
         <w:t xml:space="preserve">. </w:t>
       </w:r>
-      <w:hyperlink r:id="rId32" w:history="1">
+      <w:hyperlink r:id="rId35" w:history="1">
         <w:r>
           <w:rPr>
             <w:rStyle w:val="Hipervnculo"/>
@@ -26649,7 +27682,7 @@
       <w:r>
         <w:t xml:space="preserve"> Keeper. </w:t>
       </w:r>
-      <w:hyperlink r:id="rId33" w:history="1">
+      <w:hyperlink r:id="rId36" w:history="1">
         <w:r>
           <w:rPr>
             <w:rStyle w:val="Hipervnculo"/>
@@ -26711,7 +27744,7 @@
         </w:rPr>
         <w:t xml:space="preserve">i.ai </w:t>
       </w:r>
-      <w:hyperlink r:id="rId34" w:history="1">
+      <w:hyperlink r:id="rId37" w:history="1">
         <w:r>
           <w:rPr>
             <w:rStyle w:val="Hipervnculo"/>
@@ -26780,7 +27813,7 @@
       </w:pPr>
     </w:p>
     <w:sectPr>
-      <w:footerReference w:type="default" r:id="rId35"/>
+      <w:footerReference w:type="default" r:id="rId38"/>
       <w:pgSz w:w="11906" w:h="16838"/>
       <w:pgMar w:top="1440" w:right="1440" w:bottom="1440" w:left="1800" w:header="708" w:footer="708" w:gutter="0"/>
       <w:cols w:space="720"/>
@@ -26922,9 +27955,9 @@
 <file path=word/numbering.xml><?xml version="1.0" encoding="utf-8"?>
 <w:numbering xmlns:wpc="http://schemas.microsoft.com/office/word/2010/wordprocessingCanvas" xmlns:cx="http://schemas.microsoft.com/office/drawing/2014/chartex" xmlns:cx1="http://schemas.microsoft.com/office/drawing/2015/9/8/chartex" xmlns:cx2="http://schemas.microsoft.com/office/drawing/2015/10/21/chartex" xmlns:cx3="http://schemas.microsoft.com/office/drawing/2016/5/9/chartex" xmlns:cx4="http://schemas.microsoft.com/office/drawing/2016/5/10/chartex" xmlns:cx5="http://schemas.microsoft.com/office/drawing/2016/5/11/chartex" xmlns:cx6="http://schemas.microsoft.com/office/drawing/2016/5/12/chartex" xmlns:cx7="http://schemas.microsoft.com/office/drawing/2016/5/13/chartex" xmlns:cx8="http://schemas.microsoft.com/office/drawing/2016/5/14/chartex" xmlns:mc="http://schemas.openxmlformats.org/markup-compatibility/2006" xmlns:aink="http://schemas.microsoft.com/office/drawing/2016/ink" xmlns:am3d="http://schemas.microsoft.com/office/drawing/2017/model3d" xmlns:o="urn:schemas-microsoft-com:office:office" xmlns:oel="http://schemas.microsoft.com/office/2019/extlst" xmlns:r="http://schemas.openxmlformats.org/officeDocument/2006/relationships" xmlns:m="http://schemas.openxmlformats.org/officeDocument/2006/math" xmlns:v="urn:schemas-microsoft-com:vml" xmlns:wp14="http://schemas.microsoft.com/office/word/2010/wordprocessingDrawing" xmlns:wp="http://schemas.openxmlformats.org/drawingml/2006/wordprocessingDrawing" xmlns:w10="urn:schemas-microsoft-com:office:word" xmlns:w="http://schemas.openxmlformats.org/wordprocessingml/2006/main" xmlns:w14="http://schemas.microsoft.com/office/word/2010/wordml" xmlns:w15="http://schemas.microsoft.com/office/word/2012/wordml" xmlns:w16cex="http://schemas.microsoft.com/office/word/2018/wordml/cex" xmlns:w16cid="http://schemas.microsoft.com/office/word/2016/wordml/cid" xmlns:w16="http://schemas.microsoft.com/office/word/2018/wordml" xmlns:w16du="http://schemas.microsoft.com/office/word/2023/wordml/word16du" xmlns:w16sdtdh="http://schemas.microsoft.com/office/word/2020/wordml/sdtdatahash" xmlns:w16sdtfl="http://schemas.microsoft.com/office/word/2024/wordml/sdtformatlock" xmlns:w16se="http://schemas.microsoft.com/office/word/2015/wordml/symex" xmlns:wpg="http://schemas.microsoft.com/office/word/2010/wordprocessingGroup" xmlns:wpi="http://schemas.microsoft.com/office/word/2010/wordprocessingInk" xmlns:wne="http://schemas.microsoft.com/office/word/2006/wordml" xmlns:wps="http://schemas.microsoft.com/office/word/2010/wordprocessingShape" mc:Ignorable="w14 w15 w16se w16cid w16 w16cex w16sdtdh w16sdtfl w16du wp14">
   <w:abstractNum w:abstractNumId="0" w15:restartNumberingAfterBreak="0">
-    <w:nsid w:val="0ABC09C3"/>
+    <w:nsid w:val="06144C95"/>
     <w:multiLevelType w:val="hybridMultilevel"/>
-    <w:tmpl w:val="5F7A29C2"/>
+    <w:tmpl w:val="4EA20782"/>
     <w:lvl w:ilvl="0" w:tplc="340A0001">
       <w:start w:val="1"/>
       <w:numFmt w:val="bullet"/>
@@ -27035,6 +28068,119 @@
     </w:lvl>
   </w:abstractNum>
   <w:abstractNum w:abstractNumId="1" w15:restartNumberingAfterBreak="0">
+    <w:nsid w:val="0ABC09C3"/>
+    <w:multiLevelType w:val="hybridMultilevel"/>
+    <w:tmpl w:val="5F7A29C2"/>
+    <w:lvl w:ilvl="0" w:tplc="340A0001">
+      <w:start w:val="1"/>
+      <w:numFmt w:val="bullet"/>
+      <w:lvlText w:val=""/>
+      <w:lvlJc w:val="left"/>
+      <w:pPr>
+        <w:ind w:left="720" w:hanging="360"/>
+      </w:pPr>
+      <w:rPr>
+        <w:rFonts w:ascii="Symbol" w:hAnsi="Symbol" w:hint="default"/>
+      </w:rPr>
+    </w:lvl>
+    <w:lvl w:ilvl="1" w:tplc="340A0003" w:tentative="1">
+      <w:start w:val="1"/>
+      <w:numFmt w:val="bullet"/>
+      <w:lvlText w:val="o"/>
+      <w:lvlJc w:val="left"/>
+      <w:pPr>
+        <w:ind w:left="1440" w:hanging="360"/>
+      </w:pPr>
+      <w:rPr>
+        <w:rFonts w:ascii="Courier New" w:hAnsi="Courier New" w:cs="Courier New" w:hint="default"/>
+      </w:rPr>
+    </w:lvl>
+    <w:lvl w:ilvl="2" w:tplc="340A0005" w:tentative="1">
+      <w:start w:val="1"/>
+      <w:numFmt w:val="bullet"/>
+      <w:lvlText w:val=""/>
+      <w:lvlJc w:val="left"/>
+      <w:pPr>
+        <w:ind w:left="2160" w:hanging="360"/>
+      </w:pPr>
+      <w:rPr>
+        <w:rFonts w:ascii="Wingdings" w:hAnsi="Wingdings" w:hint="default"/>
+      </w:rPr>
+    </w:lvl>
+    <w:lvl w:ilvl="3" w:tplc="340A0001" w:tentative="1">
+      <w:start w:val="1"/>
+      <w:numFmt w:val="bullet"/>
+      <w:lvlText w:val=""/>
+      <w:lvlJc w:val="left"/>
+      <w:pPr>
+        <w:ind w:left="2880" w:hanging="360"/>
+      </w:pPr>
+      <w:rPr>
+        <w:rFonts w:ascii="Symbol" w:hAnsi="Symbol" w:hint="default"/>
+      </w:rPr>
+    </w:lvl>
+    <w:lvl w:ilvl="4" w:tplc="340A0003" w:tentative="1">
+      <w:start w:val="1"/>
+      <w:numFmt w:val="bullet"/>
+      <w:lvlText w:val="o"/>
+      <w:lvlJc w:val="left"/>
+      <w:pPr>
+        <w:ind w:left="3600" w:hanging="360"/>
+      </w:pPr>
+      <w:rPr>
+        <w:rFonts w:ascii="Courier New" w:hAnsi="Courier New" w:cs="Courier New" w:hint="default"/>
+      </w:rPr>
+    </w:lvl>
+    <w:lvl w:ilvl="5" w:tplc="340A0005" w:tentative="1">
+      <w:start w:val="1"/>
+      <w:numFmt w:val="bullet"/>
+      <w:lvlText w:val=""/>
+      <w:lvlJc w:val="left"/>
+      <w:pPr>
+        <w:ind w:left="4320" w:hanging="360"/>
+      </w:pPr>
+      <w:rPr>
+        <w:rFonts w:ascii="Wingdings" w:hAnsi="Wingdings" w:hint="default"/>
+      </w:rPr>
+    </w:lvl>
+    <w:lvl w:ilvl="6" w:tplc="340A0001" w:tentative="1">
+      <w:start w:val="1"/>
+      <w:numFmt w:val="bullet"/>
+      <w:lvlText w:val=""/>
+      <w:lvlJc w:val="left"/>
+      <w:pPr>
+        <w:ind w:left="5040" w:hanging="360"/>
+      </w:pPr>
+      <w:rPr>
+        <w:rFonts w:ascii="Symbol" w:hAnsi="Symbol" w:hint="default"/>
+      </w:rPr>
+    </w:lvl>
+    <w:lvl w:ilvl="7" w:tplc="340A0003" w:tentative="1">
+      <w:start w:val="1"/>
+      <w:numFmt w:val="bullet"/>
+      <w:lvlText w:val="o"/>
+      <w:lvlJc w:val="left"/>
+      <w:pPr>
+        <w:ind w:left="5760" w:hanging="360"/>
+      </w:pPr>
+      <w:rPr>
+        <w:rFonts w:ascii="Courier New" w:hAnsi="Courier New" w:cs="Courier New" w:hint="default"/>
+      </w:rPr>
+    </w:lvl>
+    <w:lvl w:ilvl="8" w:tplc="340A0005" w:tentative="1">
+      <w:start w:val="1"/>
+      <w:numFmt w:val="bullet"/>
+      <w:lvlText w:val=""/>
+      <w:lvlJc w:val="left"/>
+      <w:pPr>
+        <w:ind w:left="6480" w:hanging="360"/>
+      </w:pPr>
+      <w:rPr>
+        <w:rFonts w:ascii="Wingdings" w:hAnsi="Wingdings" w:hint="default"/>
+      </w:rPr>
+    </w:lvl>
+  </w:abstractNum>
+  <w:abstractNum w:abstractNumId="2" w15:restartNumberingAfterBreak="0">
     <w:nsid w:val="1255714A"/>
     <w:multiLevelType w:val="multilevel"/>
     <w:tmpl w:val="04A6D49A"/>
@@ -27183,7 +28329,7 @@
       </w:rPr>
     </w:lvl>
   </w:abstractNum>
-  <w:abstractNum w:abstractNumId="2" w15:restartNumberingAfterBreak="0">
+  <w:abstractNum w:abstractNumId="3" w15:restartNumberingAfterBreak="0">
     <w:nsid w:val="12BE2E80"/>
     <w:multiLevelType w:val="hybridMultilevel"/>
     <w:tmpl w:val="2D349E4C"/>
@@ -27237,7 +28383,7 @@
       <w:lvlJc w:val="left"/>
     </w:lvl>
   </w:abstractNum>
-  <w:abstractNum w:abstractNumId="3" w15:restartNumberingAfterBreak="0">
+  <w:abstractNum w:abstractNumId="4" w15:restartNumberingAfterBreak="0">
     <w:nsid w:val="143F7BC0"/>
     <w:multiLevelType w:val="multilevel"/>
     <w:tmpl w:val="6E94AC28"/>
@@ -27386,7 +28532,7 @@
       </w:rPr>
     </w:lvl>
   </w:abstractNum>
-  <w:abstractNum w:abstractNumId="4" w15:restartNumberingAfterBreak="0">
+  <w:abstractNum w:abstractNumId="5" w15:restartNumberingAfterBreak="0">
     <w:nsid w:val="1D527D4B"/>
     <w:multiLevelType w:val="hybridMultilevel"/>
     <w:tmpl w:val="E72AB450"/>
@@ -27440,7 +28586,7 @@
       <w:lvlJc w:val="left"/>
     </w:lvl>
   </w:abstractNum>
-  <w:abstractNum w:abstractNumId="5" w15:restartNumberingAfterBreak="0">
+  <w:abstractNum w:abstractNumId="6" w15:restartNumberingAfterBreak="0">
     <w:nsid w:val="274D6B6D"/>
     <w:multiLevelType w:val="hybridMultilevel"/>
     <w:tmpl w:val="E39671F6"/>
@@ -27553,7 +28699,7 @@
       </w:rPr>
     </w:lvl>
   </w:abstractNum>
-  <w:abstractNum w:abstractNumId="6" w15:restartNumberingAfterBreak="0">
+  <w:abstractNum w:abstractNumId="7" w15:restartNumberingAfterBreak="0">
     <w:nsid w:val="3E3A772B"/>
     <w:multiLevelType w:val="hybridMultilevel"/>
     <w:tmpl w:val="D82E19D0"/>
@@ -27666,7 +28812,156 @@
       </w:rPr>
     </w:lvl>
   </w:abstractNum>
-  <w:abstractNum w:abstractNumId="7" w15:restartNumberingAfterBreak="0">
+  <w:abstractNum w:abstractNumId="8" w15:restartNumberingAfterBreak="0">
+    <w:nsid w:val="42AF6518"/>
+    <w:multiLevelType w:val="multilevel"/>
+    <w:tmpl w:val="50EA964A"/>
+    <w:lvl w:ilvl="0">
+      <w:start w:val="1"/>
+      <w:numFmt w:val="bullet"/>
+      <w:lvlText w:val=""/>
+      <w:lvlJc w:val="left"/>
+      <w:pPr>
+        <w:tabs>
+          <w:tab w:val="num" w:pos="720"/>
+        </w:tabs>
+        <w:ind w:left="720" w:hanging="360"/>
+      </w:pPr>
+      <w:rPr>
+        <w:rFonts w:ascii="Symbol" w:hAnsi="Symbol" w:hint="default"/>
+        <w:sz w:val="20"/>
+      </w:rPr>
+    </w:lvl>
+    <w:lvl w:ilvl="1" w:tentative="1">
+      <w:start w:val="1"/>
+      <w:numFmt w:val="bullet"/>
+      <w:lvlText w:val="o"/>
+      <w:lvlJc w:val="left"/>
+      <w:pPr>
+        <w:tabs>
+          <w:tab w:val="num" w:pos="1440"/>
+        </w:tabs>
+        <w:ind w:left="1440" w:hanging="360"/>
+      </w:pPr>
+      <w:rPr>
+        <w:rFonts w:ascii="Courier New" w:hAnsi="Courier New" w:hint="default"/>
+        <w:sz w:val="20"/>
+      </w:rPr>
+    </w:lvl>
+    <w:lvl w:ilvl="2" w:tentative="1">
+      <w:start w:val="1"/>
+      <w:numFmt w:val="bullet"/>
+      <w:lvlText w:val=""/>
+      <w:lvlJc w:val="left"/>
+      <w:pPr>
+        <w:tabs>
+          <w:tab w:val="num" w:pos="2160"/>
+        </w:tabs>
+        <w:ind w:left="2160" w:hanging="360"/>
+      </w:pPr>
+      <w:rPr>
+        <w:rFonts w:ascii="Wingdings" w:hAnsi="Wingdings" w:hint="default"/>
+        <w:sz w:val="20"/>
+      </w:rPr>
+    </w:lvl>
+    <w:lvl w:ilvl="3" w:tentative="1">
+      <w:start w:val="1"/>
+      <w:numFmt w:val="bullet"/>
+      <w:lvlText w:val=""/>
+      <w:lvlJc w:val="left"/>
+      <w:pPr>
+        <w:tabs>
+          <w:tab w:val="num" w:pos="2880"/>
+        </w:tabs>
+        <w:ind w:left="2880" w:hanging="360"/>
+      </w:pPr>
+      <w:rPr>
+        <w:rFonts w:ascii="Wingdings" w:hAnsi="Wingdings" w:hint="default"/>
+        <w:sz w:val="20"/>
+      </w:rPr>
+    </w:lvl>
+    <w:lvl w:ilvl="4" w:tentative="1">
+      <w:start w:val="1"/>
+      <w:numFmt w:val="bullet"/>
+      <w:lvlText w:val=""/>
+      <w:lvlJc w:val="left"/>
+      <w:pPr>
+        <w:tabs>
+          <w:tab w:val="num" w:pos="3600"/>
+        </w:tabs>
+        <w:ind w:left="3600" w:hanging="360"/>
+      </w:pPr>
+      <w:rPr>
+        <w:rFonts w:ascii="Wingdings" w:hAnsi="Wingdings" w:hint="default"/>
+        <w:sz w:val="20"/>
+      </w:rPr>
+    </w:lvl>
+    <w:lvl w:ilvl="5" w:tentative="1">
+      <w:start w:val="1"/>
+      <w:numFmt w:val="bullet"/>
+      <w:lvlText w:val=""/>
+      <w:lvlJc w:val="left"/>
+      <w:pPr>
+        <w:tabs>
+          <w:tab w:val="num" w:pos="4320"/>
+        </w:tabs>
+        <w:ind w:left="4320" w:hanging="360"/>
+      </w:pPr>
+      <w:rPr>
+        <w:rFonts w:ascii="Wingdings" w:hAnsi="Wingdings" w:hint="default"/>
+        <w:sz w:val="20"/>
+      </w:rPr>
+    </w:lvl>
+    <w:lvl w:ilvl="6" w:tentative="1">
+      <w:start w:val="1"/>
+      <w:numFmt w:val="bullet"/>
+      <w:lvlText w:val=""/>
+      <w:lvlJc w:val="left"/>
+      <w:pPr>
+        <w:tabs>
+          <w:tab w:val="num" w:pos="5040"/>
+        </w:tabs>
+        <w:ind w:left="5040" w:hanging="360"/>
+      </w:pPr>
+      <w:rPr>
+        <w:rFonts w:ascii="Wingdings" w:hAnsi="Wingdings" w:hint="default"/>
+        <w:sz w:val="20"/>
+      </w:rPr>
+    </w:lvl>
+    <w:lvl w:ilvl="7" w:tentative="1">
+      <w:start w:val="1"/>
+      <w:numFmt w:val="bullet"/>
+      <w:lvlText w:val=""/>
+      <w:lvlJc w:val="left"/>
+      <w:pPr>
+        <w:tabs>
+          <w:tab w:val="num" w:pos="5760"/>
+        </w:tabs>
+        <w:ind w:left="5760" w:hanging="360"/>
+      </w:pPr>
+      <w:rPr>
+        <w:rFonts w:ascii="Wingdings" w:hAnsi="Wingdings" w:hint="default"/>
+        <w:sz w:val="20"/>
+      </w:rPr>
+    </w:lvl>
+    <w:lvl w:ilvl="8" w:tentative="1">
+      <w:start w:val="1"/>
+      <w:numFmt w:val="bullet"/>
+      <w:lvlText w:val=""/>
+      <w:lvlJc w:val="left"/>
+      <w:pPr>
+        <w:tabs>
+          <w:tab w:val="num" w:pos="6480"/>
+        </w:tabs>
+        <w:ind w:left="6480" w:hanging="360"/>
+      </w:pPr>
+      <w:rPr>
+        <w:rFonts w:ascii="Wingdings" w:hAnsi="Wingdings" w:hint="default"/>
+        <w:sz w:val="20"/>
+      </w:rPr>
+    </w:lvl>
+  </w:abstractNum>
+  <w:abstractNum w:abstractNumId="9" w15:restartNumberingAfterBreak="0">
     <w:nsid w:val="470A1AE1"/>
     <w:multiLevelType w:val="hybridMultilevel"/>
     <w:tmpl w:val="D0280B48"/>
@@ -27779,7 +29074,7 @@
       </w:rPr>
     </w:lvl>
   </w:abstractNum>
-  <w:abstractNum w:abstractNumId="8" w15:restartNumberingAfterBreak="0">
+  <w:abstractNum w:abstractNumId="10" w15:restartNumberingAfterBreak="0">
     <w:nsid w:val="56193331"/>
     <w:multiLevelType w:val="hybridMultilevel"/>
     <w:tmpl w:val="480C63AE"/>
@@ -27892,7 +29187,7 @@
       </w:rPr>
     </w:lvl>
   </w:abstractNum>
-  <w:abstractNum w:abstractNumId="9" w15:restartNumberingAfterBreak="0">
+  <w:abstractNum w:abstractNumId="11" w15:restartNumberingAfterBreak="0">
     <w:nsid w:val="58866325"/>
     <w:multiLevelType w:val="hybridMultilevel"/>
     <w:tmpl w:val="BA7CA992"/>
@@ -27978,7 +29273,7 @@
       </w:pPr>
     </w:lvl>
   </w:abstractNum>
-  <w:abstractNum w:abstractNumId="10" w15:restartNumberingAfterBreak="0">
+  <w:abstractNum w:abstractNumId="12" w15:restartNumberingAfterBreak="0">
     <w:nsid w:val="637C5C53"/>
     <w:multiLevelType w:val="hybridMultilevel"/>
     <w:tmpl w:val="5B42592C"/>
@@ -28091,7 +29386,7 @@
       </w:rPr>
     </w:lvl>
   </w:abstractNum>
-  <w:abstractNum w:abstractNumId="11" w15:restartNumberingAfterBreak="0">
+  <w:abstractNum w:abstractNumId="13" w15:restartNumberingAfterBreak="0">
     <w:nsid w:val="651646F1"/>
     <w:multiLevelType w:val="hybridMultilevel"/>
     <w:tmpl w:val="9C04D4EE"/>
@@ -28204,7 +29499,7 @@
       </w:rPr>
     </w:lvl>
   </w:abstractNum>
-  <w:abstractNum w:abstractNumId="12" w15:restartNumberingAfterBreak="0">
+  <w:abstractNum w:abstractNumId="14" w15:restartNumberingAfterBreak="0">
     <w:nsid w:val="66395F5C"/>
     <w:multiLevelType w:val="hybridMultilevel"/>
     <w:tmpl w:val="374497FE"/>
@@ -28258,7 +29553,7 @@
       <w:lvlJc w:val="left"/>
     </w:lvl>
   </w:abstractNum>
-  <w:abstractNum w:abstractNumId="13" w15:restartNumberingAfterBreak="0">
+  <w:abstractNum w:abstractNumId="15" w15:restartNumberingAfterBreak="0">
     <w:nsid w:val="6B0F765B"/>
     <w:multiLevelType w:val="multilevel"/>
     <w:tmpl w:val="A350DC20"/>
@@ -28407,7 +29702,156 @@
       </w:rPr>
     </w:lvl>
   </w:abstractNum>
-  <w:abstractNum w:abstractNumId="14" w15:restartNumberingAfterBreak="0">
+  <w:abstractNum w:abstractNumId="16" w15:restartNumberingAfterBreak="0">
+    <w:nsid w:val="6E807B3B"/>
+    <w:multiLevelType w:val="multilevel"/>
+    <w:tmpl w:val="BC44EC98"/>
+    <w:lvl w:ilvl="0">
+      <w:start w:val="1"/>
+      <w:numFmt w:val="bullet"/>
+      <w:lvlText w:val=""/>
+      <w:lvlJc w:val="left"/>
+      <w:pPr>
+        <w:tabs>
+          <w:tab w:val="num" w:pos="720"/>
+        </w:tabs>
+        <w:ind w:left="720" w:hanging="360"/>
+      </w:pPr>
+      <w:rPr>
+        <w:rFonts w:ascii="Symbol" w:hAnsi="Symbol" w:hint="default"/>
+        <w:sz w:val="20"/>
+      </w:rPr>
+    </w:lvl>
+    <w:lvl w:ilvl="1" w:tentative="1">
+      <w:start w:val="1"/>
+      <w:numFmt w:val="bullet"/>
+      <w:lvlText w:val="o"/>
+      <w:lvlJc w:val="left"/>
+      <w:pPr>
+        <w:tabs>
+          <w:tab w:val="num" w:pos="1440"/>
+        </w:tabs>
+        <w:ind w:left="1440" w:hanging="360"/>
+      </w:pPr>
+      <w:rPr>
+        <w:rFonts w:ascii="Courier New" w:hAnsi="Courier New" w:hint="default"/>
+        <w:sz w:val="20"/>
+      </w:rPr>
+    </w:lvl>
+    <w:lvl w:ilvl="2" w:tentative="1">
+      <w:start w:val="1"/>
+      <w:numFmt w:val="bullet"/>
+      <w:lvlText w:val=""/>
+      <w:lvlJc w:val="left"/>
+      <w:pPr>
+        <w:tabs>
+          <w:tab w:val="num" w:pos="2160"/>
+        </w:tabs>
+        <w:ind w:left="2160" w:hanging="360"/>
+      </w:pPr>
+      <w:rPr>
+        <w:rFonts w:ascii="Wingdings" w:hAnsi="Wingdings" w:hint="default"/>
+        <w:sz w:val="20"/>
+      </w:rPr>
+    </w:lvl>
+    <w:lvl w:ilvl="3" w:tentative="1">
+      <w:start w:val="1"/>
+      <w:numFmt w:val="bullet"/>
+      <w:lvlText w:val=""/>
+      <w:lvlJc w:val="left"/>
+      <w:pPr>
+        <w:tabs>
+          <w:tab w:val="num" w:pos="2880"/>
+        </w:tabs>
+        <w:ind w:left="2880" w:hanging="360"/>
+      </w:pPr>
+      <w:rPr>
+        <w:rFonts w:ascii="Wingdings" w:hAnsi="Wingdings" w:hint="default"/>
+        <w:sz w:val="20"/>
+      </w:rPr>
+    </w:lvl>
+    <w:lvl w:ilvl="4" w:tentative="1">
+      <w:start w:val="1"/>
+      <w:numFmt w:val="bullet"/>
+      <w:lvlText w:val=""/>
+      <w:lvlJc w:val="left"/>
+      <w:pPr>
+        <w:tabs>
+          <w:tab w:val="num" w:pos="3600"/>
+        </w:tabs>
+        <w:ind w:left="3600" w:hanging="360"/>
+      </w:pPr>
+      <w:rPr>
+        <w:rFonts w:ascii="Wingdings" w:hAnsi="Wingdings" w:hint="default"/>
+        <w:sz w:val="20"/>
+      </w:rPr>
+    </w:lvl>
+    <w:lvl w:ilvl="5" w:tentative="1">
+      <w:start w:val="1"/>
+      <w:numFmt w:val="bullet"/>
+      <w:lvlText w:val=""/>
+      <w:lvlJc w:val="left"/>
+      <w:pPr>
+        <w:tabs>
+          <w:tab w:val="num" w:pos="4320"/>
+        </w:tabs>
+        <w:ind w:left="4320" w:hanging="360"/>
+      </w:pPr>
+      <w:rPr>
+        <w:rFonts w:ascii="Wingdings" w:hAnsi="Wingdings" w:hint="default"/>
+        <w:sz w:val="20"/>
+      </w:rPr>
+    </w:lvl>
+    <w:lvl w:ilvl="6" w:tentative="1">
+      <w:start w:val="1"/>
+      <w:numFmt w:val="bullet"/>
+      <w:lvlText w:val=""/>
+      <w:lvlJc w:val="left"/>
+      <w:pPr>
+        <w:tabs>
+          <w:tab w:val="num" w:pos="5040"/>
+        </w:tabs>
+        <w:ind w:left="5040" w:hanging="360"/>
+      </w:pPr>
+      <w:rPr>
+        <w:rFonts w:ascii="Wingdings" w:hAnsi="Wingdings" w:hint="default"/>
+        <w:sz w:val="20"/>
+      </w:rPr>
+    </w:lvl>
+    <w:lvl w:ilvl="7" w:tentative="1">
+      <w:start w:val="1"/>
+      <w:numFmt w:val="bullet"/>
+      <w:lvlText w:val=""/>
+      <w:lvlJc w:val="left"/>
+      <w:pPr>
+        <w:tabs>
+          <w:tab w:val="num" w:pos="5760"/>
+        </w:tabs>
+        <w:ind w:left="5760" w:hanging="360"/>
+      </w:pPr>
+      <w:rPr>
+        <w:rFonts w:ascii="Wingdings" w:hAnsi="Wingdings" w:hint="default"/>
+        <w:sz w:val="20"/>
+      </w:rPr>
+    </w:lvl>
+    <w:lvl w:ilvl="8" w:tentative="1">
+      <w:start w:val="1"/>
+      <w:numFmt w:val="bullet"/>
+      <w:lvlText w:val=""/>
+      <w:lvlJc w:val="left"/>
+      <w:pPr>
+        <w:tabs>
+          <w:tab w:val="num" w:pos="6480"/>
+        </w:tabs>
+        <w:ind w:left="6480" w:hanging="360"/>
+      </w:pPr>
+      <w:rPr>
+        <w:rFonts w:ascii="Wingdings" w:hAnsi="Wingdings" w:hint="default"/>
+        <w:sz w:val="20"/>
+      </w:rPr>
+    </w:lvl>
+  </w:abstractNum>
+  <w:abstractNum w:abstractNumId="17" w15:restartNumberingAfterBreak="0">
     <w:nsid w:val="710C1CF9"/>
     <w:multiLevelType w:val="hybridMultilevel"/>
     <w:tmpl w:val="5DF60854"/>
@@ -28461,7 +29905,7 @@
       <w:lvlJc w:val="left"/>
     </w:lvl>
   </w:abstractNum>
-  <w:abstractNum w:abstractNumId="15" w15:restartNumberingAfterBreak="0">
+  <w:abstractNum w:abstractNumId="18" w15:restartNumberingAfterBreak="0">
     <w:nsid w:val="759B1886"/>
     <w:multiLevelType w:val="multilevel"/>
     <w:tmpl w:val="081EB45E"/>
@@ -28611,61 +30055,70 @@
     </w:lvl>
   </w:abstractNum>
   <w:num w:numId="1" w16cid:durableId="1155225493">
-    <w:abstractNumId w:val="9"/>
+    <w:abstractNumId w:val="11"/>
     <w:lvlOverride w:ilvl="0">
       <w:startOverride w:val="1"/>
     </w:lvlOverride>
   </w:num>
   <w:num w:numId="2" w16cid:durableId="751926585">
-    <w:abstractNumId w:val="14"/>
+    <w:abstractNumId w:val="17"/>
     <w:lvlOverride w:ilvl="0">
       <w:startOverride w:val="1"/>
     </w:lvlOverride>
   </w:num>
   <w:num w:numId="3" w16cid:durableId="171191489">
-    <w:abstractNumId w:val="3"/>
+    <w:abstractNumId w:val="4"/>
   </w:num>
   <w:num w:numId="4" w16cid:durableId="1747457912">
-    <w:abstractNumId w:val="1"/>
+    <w:abstractNumId w:val="2"/>
   </w:num>
   <w:num w:numId="5" w16cid:durableId="556474319">
-    <w:abstractNumId w:val="2"/>
+    <w:abstractNumId w:val="3"/>
     <w:lvlOverride w:ilvl="0">
       <w:startOverride w:val="1"/>
     </w:lvlOverride>
   </w:num>
   <w:num w:numId="6" w16cid:durableId="63837669">
-    <w:abstractNumId w:val="5"/>
+    <w:abstractNumId w:val="6"/>
   </w:num>
   <w:num w:numId="7" w16cid:durableId="444231176">
-    <w:abstractNumId w:val="0"/>
+    <w:abstractNumId w:val="1"/>
   </w:num>
   <w:num w:numId="8" w16cid:durableId="83383964">
-    <w:abstractNumId w:val="15"/>
+    <w:abstractNumId w:val="18"/>
   </w:num>
   <w:num w:numId="9" w16cid:durableId="1998655806">
-    <w:abstractNumId w:val="4"/>
+    <w:abstractNumId w:val="5"/>
     <w:lvlOverride w:ilvl="0">
       <w:startOverride w:val="1"/>
     </w:lvlOverride>
   </w:num>
   <w:num w:numId="10" w16cid:durableId="1955549180">
-    <w:abstractNumId w:val="6"/>
+    <w:abstractNumId w:val="7"/>
   </w:num>
   <w:num w:numId="11" w16cid:durableId="1581715001">
-    <w:abstractNumId w:val="7"/>
+    <w:abstractNumId w:val="9"/>
   </w:num>
   <w:num w:numId="12" w16cid:durableId="330182384">
-    <w:abstractNumId w:val="11"/>
+    <w:abstractNumId w:val="13"/>
   </w:num>
   <w:num w:numId="13" w16cid:durableId="1006513544">
+    <w:abstractNumId w:val="12"/>
+  </w:num>
+  <w:num w:numId="14" w16cid:durableId="537544753">
     <w:abstractNumId w:val="10"/>
   </w:num>
-  <w:num w:numId="14" w16cid:durableId="537544753">
+  <w:num w:numId="15" w16cid:durableId="719134462">
+    <w:abstractNumId w:val="15"/>
+  </w:num>
+  <w:num w:numId="16" w16cid:durableId="452795306">
     <w:abstractNumId w:val="8"/>
   </w:num>
-  <w:num w:numId="15" w16cid:durableId="719134462">
-    <w:abstractNumId w:val="13"/>
+  <w:num w:numId="17" w16cid:durableId="56979182">
+    <w:abstractNumId w:val="16"/>
+  </w:num>
+  <w:num w:numId="18" w16cid:durableId="1464076871">
+    <w:abstractNumId w:val="0"/>
   </w:num>
 </w:numbering>
 </file>
@@ -29161,6 +30614,7 @@
   <w:style w:type="character" w:default="1" w:styleId="Fuentedeprrafopredeter">
     <w:name w:val="Default Paragraph Font"/>
     <w:uiPriority w:val="1"/>
+    <w:semiHidden/>
     <w:unhideWhenUsed/>
   </w:style>
   <w:style w:type="table" w:default="1" w:styleId="Tablanormal">

--- a/Tesis/Informes/Informe_Avance_Incrementos_BrunoPainamil.docx
+++ b/Tesis/Informes/Informe_Avance_Incrementos_BrunoPainamil.docx
@@ -544,7 +544,7 @@
             </w:rPr>
             <w:fldChar w:fldCharType="separate"/>
           </w:r>
-          <w:hyperlink w:anchor="_Toc233967680" w:history="1">
+          <w:hyperlink w:anchor="_Toc233996269" w:history="1">
             <w:r>
               <w:rPr>
                 <w:rStyle w:val="Hipervnculo"/>
@@ -572,7 +572,7 @@
                 <w:noProof/>
                 <w:webHidden/>
               </w:rPr>
-              <w:instrText xml:space="preserve"> PAGEREF _Toc233967680 \h </w:instrText>
+              <w:instrText xml:space="preserve"> PAGEREF _Toc233996269 \h </w:instrText>
             </w:r>
             <w:r>
               <w:rPr>
@@ -618,7 +618,7 @@
               <w14:ligatures w14:val="standardContextual"/>
             </w:rPr>
           </w:pPr>
-          <w:hyperlink w:anchor="_Toc233967681" w:history="1">
+          <w:hyperlink w:anchor="_Toc233996270" w:history="1">
             <w:r>
               <w:rPr>
                 <w:rStyle w:val="Hipervnculo"/>
@@ -646,7 +646,7 @@
                 <w:noProof/>
                 <w:webHidden/>
               </w:rPr>
-              <w:instrText xml:space="preserve"> PAGEREF _Toc233967681 \h </w:instrText>
+              <w:instrText xml:space="preserve"> PAGEREF _Toc233996270 \h </w:instrText>
             </w:r>
             <w:r>
               <w:rPr>
@@ -692,7 +692,7 @@
               <w14:ligatures w14:val="standardContextual"/>
             </w:rPr>
           </w:pPr>
-          <w:hyperlink w:anchor="_Toc233967682" w:history="1">
+          <w:hyperlink w:anchor="_Toc233996271" w:history="1">
             <w:r>
               <w:rPr>
                 <w:rStyle w:val="Hipervnculo"/>
@@ -720,7 +720,7 @@
                 <w:noProof/>
                 <w:webHidden/>
               </w:rPr>
-              <w:instrText xml:space="preserve"> PAGEREF _Toc233967682 \h </w:instrText>
+              <w:instrText xml:space="preserve"> PAGEREF _Toc233996271 \h </w:instrText>
             </w:r>
             <w:r>
               <w:rPr>
@@ -766,7 +766,7 @@
               <w14:ligatures w14:val="standardContextual"/>
             </w:rPr>
           </w:pPr>
-          <w:hyperlink w:anchor="_Toc233967683" w:history="1">
+          <w:hyperlink w:anchor="_Toc233996272" w:history="1">
             <w:r>
               <w:rPr>
                 <w:rStyle w:val="Hipervnculo"/>
@@ -794,7 +794,7 @@
                 <w:noProof/>
                 <w:webHidden/>
               </w:rPr>
-              <w:instrText xml:space="preserve"> PAGEREF _Toc233967683 \h </w:instrText>
+              <w:instrText xml:space="preserve"> PAGEREF _Toc233996272 \h </w:instrText>
             </w:r>
             <w:r>
               <w:rPr>
@@ -840,7 +840,7 @@
               <w14:ligatures w14:val="standardContextual"/>
             </w:rPr>
           </w:pPr>
-          <w:hyperlink w:anchor="_Toc233967684" w:history="1">
+          <w:hyperlink w:anchor="_Toc233996273" w:history="1">
             <w:r>
               <w:rPr>
                 <w:rStyle w:val="Hipervnculo"/>
@@ -868,7 +868,7 @@
                 <w:noProof/>
                 <w:webHidden/>
               </w:rPr>
-              <w:instrText xml:space="preserve"> PAGEREF _Toc233967684 \h </w:instrText>
+              <w:instrText xml:space="preserve"> PAGEREF _Toc233996273 \h </w:instrText>
             </w:r>
             <w:r>
               <w:rPr>
@@ -914,7 +914,7 @@
               <w14:ligatures w14:val="standardContextual"/>
             </w:rPr>
           </w:pPr>
-          <w:hyperlink w:anchor="_Toc233967685" w:history="1">
+          <w:hyperlink w:anchor="_Toc233996274" w:history="1">
             <w:r>
               <w:rPr>
                 <w:rStyle w:val="Hipervnculo"/>
@@ -942,7 +942,7 @@
                 <w:noProof/>
                 <w:webHidden/>
               </w:rPr>
-              <w:instrText xml:space="preserve"> PAGEREF _Toc233967685 \h </w:instrText>
+              <w:instrText xml:space="preserve"> PAGEREF _Toc233996274 \h </w:instrText>
             </w:r>
             <w:r>
               <w:rPr>
@@ -988,7 +988,7 @@
               <w14:ligatures w14:val="standardContextual"/>
             </w:rPr>
           </w:pPr>
-          <w:hyperlink w:anchor="_Toc233967686" w:history="1">
+          <w:hyperlink w:anchor="_Toc233996275" w:history="1">
             <w:r>
               <w:rPr>
                 <w:rStyle w:val="Hipervnculo"/>
@@ -1016,7 +1016,7 @@
                 <w:noProof/>
                 <w:webHidden/>
               </w:rPr>
-              <w:instrText xml:space="preserve"> PAGEREF _Toc233967686 \h </w:instrText>
+              <w:instrText xml:space="preserve"> PAGEREF _Toc233996275 \h </w:instrText>
             </w:r>
             <w:r>
               <w:rPr>
@@ -1062,7 +1062,7 @@
               <w14:ligatures w14:val="standardContextual"/>
             </w:rPr>
           </w:pPr>
-          <w:hyperlink w:anchor="_Toc233967687" w:history="1">
+          <w:hyperlink w:anchor="_Toc233996276" w:history="1">
             <w:r>
               <w:rPr>
                 <w:rStyle w:val="Hipervnculo"/>
@@ -1090,7 +1090,7 @@
                 <w:noProof/>
                 <w:webHidden/>
               </w:rPr>
-              <w:instrText xml:space="preserve"> PAGEREF _Toc233967687 \h </w:instrText>
+              <w:instrText xml:space="preserve"> PAGEREF _Toc233996276 \h </w:instrText>
             </w:r>
             <w:r>
               <w:rPr>
@@ -1136,7 +1136,7 @@
               <w14:ligatures w14:val="standardContextual"/>
             </w:rPr>
           </w:pPr>
-          <w:hyperlink w:anchor="_Toc233967688" w:history="1">
+          <w:hyperlink w:anchor="_Toc233996277" w:history="1">
             <w:r>
               <w:rPr>
                 <w:rStyle w:val="Hipervnculo"/>
@@ -1164,7 +1164,7 @@
                 <w:noProof/>
                 <w:webHidden/>
               </w:rPr>
-              <w:instrText xml:space="preserve"> PAGEREF _Toc233967688 \h </w:instrText>
+              <w:instrText xml:space="preserve"> PAGEREF _Toc233996277 \h </w:instrText>
             </w:r>
             <w:r>
               <w:rPr>
@@ -1210,7 +1210,7 @@
               <w14:ligatures w14:val="standardContextual"/>
             </w:rPr>
           </w:pPr>
-          <w:hyperlink w:anchor="_Toc233967689" w:history="1">
+          <w:hyperlink w:anchor="_Toc233996278" w:history="1">
             <w:r>
               <w:rPr>
                 <w:rStyle w:val="Hipervnculo"/>
@@ -1238,7 +1238,7 @@
                 <w:noProof/>
                 <w:webHidden/>
               </w:rPr>
-              <w:instrText xml:space="preserve"> PAGEREF _Toc233967689 \h </w:instrText>
+              <w:instrText xml:space="preserve"> PAGEREF _Toc233996278 \h </w:instrText>
             </w:r>
             <w:r>
               <w:rPr>
@@ -1284,7 +1284,7 @@
               <w14:ligatures w14:val="standardContextual"/>
             </w:rPr>
           </w:pPr>
-          <w:hyperlink w:anchor="_Toc233967690" w:history="1">
+          <w:hyperlink w:anchor="_Toc233996279" w:history="1">
             <w:r>
               <w:rPr>
                 <w:rStyle w:val="Hipervnculo"/>
@@ -1312,7 +1312,7 @@
                 <w:noProof/>
                 <w:webHidden/>
               </w:rPr>
-              <w:instrText xml:space="preserve"> PAGEREF _Toc233967690 \h </w:instrText>
+              <w:instrText xml:space="preserve"> PAGEREF _Toc233996279 \h </w:instrText>
             </w:r>
             <w:r>
               <w:rPr>
@@ -1358,7 +1358,7 @@
               <w14:ligatures w14:val="standardContextual"/>
             </w:rPr>
           </w:pPr>
-          <w:hyperlink w:anchor="_Toc233967691" w:history="1">
+          <w:hyperlink w:anchor="_Toc233996280" w:history="1">
             <w:r>
               <w:rPr>
                 <w:rStyle w:val="Hipervnculo"/>
@@ -1386,7 +1386,7 @@
                 <w:noProof/>
                 <w:webHidden/>
               </w:rPr>
-              <w:instrText xml:space="preserve"> PAGEREF _Toc233967691 \h </w:instrText>
+              <w:instrText xml:space="preserve"> PAGEREF _Toc233996280 \h </w:instrText>
             </w:r>
             <w:r>
               <w:rPr>
@@ -1432,7 +1432,7 @@
               <w14:ligatures w14:val="standardContextual"/>
             </w:rPr>
           </w:pPr>
-          <w:hyperlink w:anchor="_Toc233967692" w:history="1">
+          <w:hyperlink w:anchor="_Toc233996281" w:history="1">
             <w:r>
               <w:rPr>
                 <w:rStyle w:val="Hipervnculo"/>
@@ -1460,7 +1460,7 @@
                 <w:noProof/>
                 <w:webHidden/>
               </w:rPr>
-              <w:instrText xml:space="preserve"> PAGEREF _Toc233967692 \h </w:instrText>
+              <w:instrText xml:space="preserve"> PAGEREF _Toc233996281 \h </w:instrText>
             </w:r>
             <w:r>
               <w:rPr>
@@ -1506,7 +1506,7 @@
               <w14:ligatures w14:val="standardContextual"/>
             </w:rPr>
           </w:pPr>
-          <w:hyperlink w:anchor="_Toc233967693" w:history="1">
+          <w:hyperlink w:anchor="_Toc233996282" w:history="1">
             <w:r>
               <w:rPr>
                 <w:rStyle w:val="Hipervnculo"/>
@@ -1534,7 +1534,7 @@
                 <w:noProof/>
                 <w:webHidden/>
               </w:rPr>
-              <w:instrText xml:space="preserve"> PAGEREF _Toc233967693 \h </w:instrText>
+              <w:instrText xml:space="preserve"> PAGEREF _Toc233996282 \h </w:instrText>
             </w:r>
             <w:r>
               <w:rPr>
@@ -1580,7 +1580,7 @@
               <w14:ligatures w14:val="standardContextual"/>
             </w:rPr>
           </w:pPr>
-          <w:hyperlink w:anchor="_Toc233967694" w:history="1">
+          <w:hyperlink w:anchor="_Toc233996283" w:history="1">
             <w:r>
               <w:rPr>
                 <w:rStyle w:val="Hipervnculo"/>
@@ -1608,7 +1608,7 @@
                 <w:noProof/>
                 <w:webHidden/>
               </w:rPr>
-              <w:instrText xml:space="preserve"> PAGEREF _Toc233967694 \h </w:instrText>
+              <w:instrText xml:space="preserve"> PAGEREF _Toc233996283 \h </w:instrText>
             </w:r>
             <w:r>
               <w:rPr>
@@ -1654,7 +1654,7 @@
               <w14:ligatures w14:val="standardContextual"/>
             </w:rPr>
           </w:pPr>
-          <w:hyperlink w:anchor="_Toc233967695" w:history="1">
+          <w:hyperlink w:anchor="_Toc233996284" w:history="1">
             <w:r>
               <w:rPr>
                 <w:rStyle w:val="Hipervnculo"/>
@@ -1682,7 +1682,7 @@
                 <w:noProof/>
                 <w:webHidden/>
               </w:rPr>
-              <w:instrText xml:space="preserve"> PAGEREF _Toc233967695 \h </w:instrText>
+              <w:instrText xml:space="preserve"> PAGEREF _Toc233996284 \h </w:instrText>
             </w:r>
             <w:r>
               <w:rPr>
@@ -1728,7 +1728,7 @@
               <w14:ligatures w14:val="standardContextual"/>
             </w:rPr>
           </w:pPr>
-          <w:hyperlink w:anchor="_Toc233967696" w:history="1">
+          <w:hyperlink w:anchor="_Toc233996285" w:history="1">
             <w:r>
               <w:rPr>
                 <w:rStyle w:val="Hipervnculo"/>
@@ -1756,7 +1756,7 @@
                 <w:noProof/>
                 <w:webHidden/>
               </w:rPr>
-              <w:instrText xml:space="preserve"> PAGEREF _Toc233967696 \h </w:instrText>
+              <w:instrText xml:space="preserve"> PAGEREF _Toc233996285 \h </w:instrText>
             </w:r>
             <w:r>
               <w:rPr>
@@ -1802,7 +1802,7 @@
               <w14:ligatures w14:val="standardContextual"/>
             </w:rPr>
           </w:pPr>
-          <w:hyperlink w:anchor="_Toc233967697" w:history="1">
+          <w:hyperlink w:anchor="_Toc233996286" w:history="1">
             <w:r>
               <w:rPr>
                 <w:rStyle w:val="Hipervnculo"/>
@@ -1830,7 +1830,7 @@
                 <w:noProof/>
                 <w:webHidden/>
               </w:rPr>
-              <w:instrText xml:space="preserve"> PAGEREF _Toc233967697 \h </w:instrText>
+              <w:instrText xml:space="preserve"> PAGEREF _Toc233996286 \h </w:instrText>
             </w:r>
             <w:r>
               <w:rPr>
@@ -1876,7 +1876,7 @@
               <w14:ligatures w14:val="standardContextual"/>
             </w:rPr>
           </w:pPr>
-          <w:hyperlink w:anchor="_Toc233967698" w:history="1">
+          <w:hyperlink w:anchor="_Toc233996287" w:history="1">
             <w:r>
               <w:rPr>
                 <w:rStyle w:val="Hipervnculo"/>
@@ -1904,7 +1904,7 @@
                 <w:noProof/>
                 <w:webHidden/>
               </w:rPr>
-              <w:instrText xml:space="preserve"> PAGEREF _Toc233967698 \h </w:instrText>
+              <w:instrText xml:space="preserve"> PAGEREF _Toc233996287 \h </w:instrText>
             </w:r>
             <w:r>
               <w:rPr>
@@ -1950,7 +1950,7 @@
               <w14:ligatures w14:val="standardContextual"/>
             </w:rPr>
           </w:pPr>
-          <w:hyperlink w:anchor="_Toc233967699" w:history="1">
+          <w:hyperlink w:anchor="_Toc233996288" w:history="1">
             <w:r>
               <w:rPr>
                 <w:rStyle w:val="Hipervnculo"/>
@@ -1978,7 +1978,7 @@
                 <w:noProof/>
                 <w:webHidden/>
               </w:rPr>
-              <w:instrText xml:space="preserve"> PAGEREF _Toc233967699 \h </w:instrText>
+              <w:instrText xml:space="preserve"> PAGEREF _Toc233996288 \h </w:instrText>
             </w:r>
             <w:r>
               <w:rPr>
@@ -2024,7 +2024,7 @@
               <w14:ligatures w14:val="standardContextual"/>
             </w:rPr>
           </w:pPr>
-          <w:hyperlink w:anchor="_Toc233967700" w:history="1">
+          <w:hyperlink w:anchor="_Toc233996289" w:history="1">
             <w:r>
               <w:rPr>
                 <w:rStyle w:val="Hipervnculo"/>
@@ -2052,7 +2052,7 @@
                 <w:noProof/>
                 <w:webHidden/>
               </w:rPr>
-              <w:instrText xml:space="preserve"> PAGEREF _Toc233967700 \h </w:instrText>
+              <w:instrText xml:space="preserve"> PAGEREF _Toc233996289 \h </w:instrText>
             </w:r>
             <w:r>
               <w:rPr>
@@ -2098,7 +2098,7 @@
               <w14:ligatures w14:val="standardContextual"/>
             </w:rPr>
           </w:pPr>
-          <w:hyperlink w:anchor="_Toc233967701" w:history="1">
+          <w:hyperlink w:anchor="_Toc233996290" w:history="1">
             <w:r>
               <w:rPr>
                 <w:rStyle w:val="Hipervnculo"/>
@@ -2126,7 +2126,7 @@
                 <w:noProof/>
                 <w:webHidden/>
               </w:rPr>
-              <w:instrText xml:space="preserve"> PAGEREF _Toc233967701 \h </w:instrText>
+              <w:instrText xml:space="preserve"> PAGEREF _Toc233996290 \h </w:instrText>
             </w:r>
             <w:r>
               <w:rPr>
@@ -2172,7 +2172,7 @@
               <w14:ligatures w14:val="standardContextual"/>
             </w:rPr>
           </w:pPr>
-          <w:hyperlink w:anchor="_Toc233967702" w:history="1">
+          <w:hyperlink w:anchor="_Toc233996291" w:history="1">
             <w:r>
               <w:rPr>
                 <w:rStyle w:val="Hipervnculo"/>
@@ -2200,7 +2200,7 @@
                 <w:noProof/>
                 <w:webHidden/>
               </w:rPr>
-              <w:instrText xml:space="preserve"> PAGEREF _Toc233967702 \h </w:instrText>
+              <w:instrText xml:space="preserve"> PAGEREF _Toc233996291 \h </w:instrText>
             </w:r>
             <w:r>
               <w:rPr>
@@ -2246,7 +2246,7 @@
               <w14:ligatures w14:val="standardContextual"/>
             </w:rPr>
           </w:pPr>
-          <w:hyperlink w:anchor="_Toc233967703" w:history="1">
+          <w:hyperlink w:anchor="_Toc233996292" w:history="1">
             <w:r>
               <w:rPr>
                 <w:rStyle w:val="Hipervnculo"/>
@@ -2274,7 +2274,7 @@
                 <w:noProof/>
                 <w:webHidden/>
               </w:rPr>
-              <w:instrText xml:space="preserve"> PAGEREF _Toc233967703 \h </w:instrText>
+              <w:instrText xml:space="preserve"> PAGEREF _Toc233996292 \h </w:instrText>
             </w:r>
             <w:r>
               <w:rPr>
@@ -2320,7 +2320,7 @@
               <w14:ligatures w14:val="standardContextual"/>
             </w:rPr>
           </w:pPr>
-          <w:hyperlink w:anchor="_Toc233967704" w:history="1">
+          <w:hyperlink w:anchor="_Toc233996293" w:history="1">
             <w:r>
               <w:rPr>
                 <w:rStyle w:val="Hipervnculo"/>
@@ -2348,7 +2348,7 @@
                 <w:noProof/>
                 <w:webHidden/>
               </w:rPr>
-              <w:instrText xml:space="preserve"> PAGEREF _Toc233967704 \h </w:instrText>
+              <w:instrText xml:space="preserve"> PAGEREF _Toc233996293 \h </w:instrText>
             </w:r>
             <w:r>
               <w:rPr>
@@ -2394,7 +2394,7 @@
               <w14:ligatures w14:val="standardContextual"/>
             </w:rPr>
           </w:pPr>
-          <w:hyperlink w:anchor="_Toc233967705" w:history="1">
+          <w:hyperlink w:anchor="_Toc233996294" w:history="1">
             <w:r>
               <w:rPr>
                 <w:rStyle w:val="Hipervnculo"/>
@@ -2422,7 +2422,7 @@
                 <w:noProof/>
                 <w:webHidden/>
               </w:rPr>
-              <w:instrText xml:space="preserve"> PAGEREF _Toc233967705 \h </w:instrText>
+              <w:instrText xml:space="preserve"> PAGEREF _Toc233996294 \h </w:instrText>
             </w:r>
             <w:r>
               <w:rPr>
@@ -2468,7 +2468,7 @@
               <w14:ligatures w14:val="standardContextual"/>
             </w:rPr>
           </w:pPr>
-          <w:hyperlink w:anchor="_Toc233967706" w:history="1">
+          <w:hyperlink w:anchor="_Toc233996295" w:history="1">
             <w:r>
               <w:rPr>
                 <w:rStyle w:val="Hipervnculo"/>
@@ -2496,7 +2496,7 @@
                 <w:noProof/>
                 <w:webHidden/>
               </w:rPr>
-              <w:instrText xml:space="preserve"> PAGEREF _Toc233967706 \h </w:instrText>
+              <w:instrText xml:space="preserve"> PAGEREF _Toc233996295 \h </w:instrText>
             </w:r>
             <w:r>
               <w:rPr>
@@ -2542,7 +2542,7 @@
               <w14:ligatures w14:val="standardContextual"/>
             </w:rPr>
           </w:pPr>
-          <w:hyperlink w:anchor="_Toc233967707" w:history="1">
+          <w:hyperlink w:anchor="_Toc233996296" w:history="1">
             <w:r>
               <w:rPr>
                 <w:rStyle w:val="Hipervnculo"/>
@@ -2570,7 +2570,7 @@
                 <w:noProof/>
                 <w:webHidden/>
               </w:rPr>
-              <w:instrText xml:space="preserve"> PAGEREF _Toc233967707 \h </w:instrText>
+              <w:instrText xml:space="preserve"> PAGEREF _Toc233996296 \h </w:instrText>
             </w:r>
             <w:r>
               <w:rPr>
@@ -2616,7 +2616,7 @@
               <w14:ligatures w14:val="standardContextual"/>
             </w:rPr>
           </w:pPr>
-          <w:hyperlink w:anchor="_Toc233967708" w:history="1">
+          <w:hyperlink w:anchor="_Toc233996297" w:history="1">
             <w:r>
               <w:rPr>
                 <w:rStyle w:val="Hipervnculo"/>
@@ -2644,7 +2644,7 @@
                 <w:noProof/>
                 <w:webHidden/>
               </w:rPr>
-              <w:instrText xml:space="preserve"> PAGEREF _Toc233967708 \h </w:instrText>
+              <w:instrText xml:space="preserve"> PAGEREF _Toc233996297 \h </w:instrText>
             </w:r>
             <w:r>
               <w:rPr>
@@ -2690,7 +2690,7 @@
               <w14:ligatures w14:val="standardContextual"/>
             </w:rPr>
           </w:pPr>
-          <w:hyperlink w:anchor="_Toc233967709" w:history="1">
+          <w:hyperlink w:anchor="_Toc233996298" w:history="1">
             <w:r>
               <w:rPr>
                 <w:rStyle w:val="Hipervnculo"/>
@@ -2718,7 +2718,7 @@
                 <w:noProof/>
                 <w:webHidden/>
               </w:rPr>
-              <w:instrText xml:space="preserve"> PAGEREF _Toc233967709 \h </w:instrText>
+              <w:instrText xml:space="preserve"> PAGEREF _Toc233996298 \h </w:instrText>
             </w:r>
             <w:r>
               <w:rPr>
@@ -2764,7 +2764,7 @@
               <w14:ligatures w14:val="standardContextual"/>
             </w:rPr>
           </w:pPr>
-          <w:hyperlink w:anchor="_Toc233967710" w:history="1">
+          <w:hyperlink w:anchor="_Toc233996299" w:history="1">
             <w:r>
               <w:rPr>
                 <w:rStyle w:val="Hipervnculo"/>
@@ -2792,7 +2792,7 @@
                 <w:noProof/>
                 <w:webHidden/>
               </w:rPr>
-              <w:instrText xml:space="preserve"> PAGEREF _Toc233967710 \h </w:instrText>
+              <w:instrText xml:space="preserve"> PAGEREF _Toc233996299 \h </w:instrText>
             </w:r>
             <w:r>
               <w:rPr>
@@ -2838,7 +2838,7 @@
               <w14:ligatures w14:val="standardContextual"/>
             </w:rPr>
           </w:pPr>
-          <w:hyperlink w:anchor="_Toc233967711" w:history="1">
+          <w:hyperlink w:anchor="_Toc233996300" w:history="1">
             <w:r>
               <w:rPr>
                 <w:rStyle w:val="Hipervnculo"/>
@@ -2866,7 +2866,7 @@
                 <w:noProof/>
                 <w:webHidden/>
               </w:rPr>
-              <w:instrText xml:space="preserve"> PAGEREF _Toc233967711 \h </w:instrText>
+              <w:instrText xml:space="preserve"> PAGEREF _Toc233996300 \h </w:instrText>
             </w:r>
             <w:r>
               <w:rPr>
@@ -2912,7 +2912,7 @@
               <w14:ligatures w14:val="standardContextual"/>
             </w:rPr>
           </w:pPr>
-          <w:hyperlink w:anchor="_Toc233967712" w:history="1">
+          <w:hyperlink w:anchor="_Toc233996301" w:history="1">
             <w:r>
               <w:rPr>
                 <w:rStyle w:val="Hipervnculo"/>
@@ -2940,7 +2940,7 @@
                 <w:noProof/>
                 <w:webHidden/>
               </w:rPr>
-              <w:instrText xml:space="preserve"> PAGEREF _Toc233967712 \h </w:instrText>
+              <w:instrText xml:space="preserve"> PAGEREF _Toc233996301 \h </w:instrText>
             </w:r>
             <w:r>
               <w:rPr>
@@ -2986,7 +2986,7 @@
               <w14:ligatures w14:val="standardContextual"/>
             </w:rPr>
           </w:pPr>
-          <w:hyperlink w:anchor="_Toc233967713" w:history="1">
+          <w:hyperlink w:anchor="_Toc233996302" w:history="1">
             <w:r>
               <w:rPr>
                 <w:rStyle w:val="Hipervnculo"/>
@@ -3014,7 +3014,7 @@
                 <w:noProof/>
                 <w:webHidden/>
               </w:rPr>
-              <w:instrText xml:space="preserve"> PAGEREF _Toc233967713 \h </w:instrText>
+              <w:instrText xml:space="preserve"> PAGEREF _Toc233996302 \h </w:instrText>
             </w:r>
             <w:r>
               <w:rPr>
@@ -3060,7 +3060,7 @@
               <w14:ligatures w14:val="standardContextual"/>
             </w:rPr>
           </w:pPr>
-          <w:hyperlink w:anchor="_Toc233967714" w:history="1">
+          <w:hyperlink w:anchor="_Toc233996303" w:history="1">
             <w:r>
               <w:rPr>
                 <w:rStyle w:val="Hipervnculo"/>
@@ -3088,7 +3088,7 @@
                 <w:noProof/>
                 <w:webHidden/>
               </w:rPr>
-              <w:instrText xml:space="preserve"> PAGEREF _Toc233967714 \h </w:instrText>
+              <w:instrText xml:space="preserve"> PAGEREF _Toc233996303 \h </w:instrText>
             </w:r>
             <w:r>
               <w:rPr>
@@ -3134,7 +3134,7 @@
               <w14:ligatures w14:val="standardContextual"/>
             </w:rPr>
           </w:pPr>
-          <w:hyperlink w:anchor="_Toc233967715" w:history="1">
+          <w:hyperlink w:anchor="_Toc233996304" w:history="1">
             <w:r>
               <w:rPr>
                 <w:rStyle w:val="Hipervnculo"/>
@@ -3162,7 +3162,7 @@
                 <w:noProof/>
                 <w:webHidden/>
               </w:rPr>
-              <w:instrText xml:space="preserve"> PAGEREF _Toc233967715 \h </w:instrText>
+              <w:instrText xml:space="preserve"> PAGEREF _Toc233996304 \h </w:instrText>
             </w:r>
             <w:r>
               <w:rPr>
@@ -3208,7 +3208,7 @@
               <w14:ligatures w14:val="standardContextual"/>
             </w:rPr>
           </w:pPr>
-          <w:hyperlink w:anchor="_Toc233967716" w:history="1">
+          <w:hyperlink w:anchor="_Toc233996305" w:history="1">
             <w:r>
               <w:rPr>
                 <w:rStyle w:val="Hipervnculo"/>
@@ -3236,7 +3236,7 @@
                 <w:noProof/>
                 <w:webHidden/>
               </w:rPr>
-              <w:instrText xml:space="preserve"> PAGEREF _Toc233967716 \h </w:instrText>
+              <w:instrText xml:space="preserve"> PAGEREF _Toc233996305 \h </w:instrText>
             </w:r>
             <w:r>
               <w:rPr>
@@ -3282,7 +3282,7 @@
               <w14:ligatures w14:val="standardContextual"/>
             </w:rPr>
           </w:pPr>
-          <w:hyperlink w:anchor="_Toc233967717" w:history="1">
+          <w:hyperlink w:anchor="_Toc233996306" w:history="1">
             <w:r>
               <w:rPr>
                 <w:rStyle w:val="Hipervnculo"/>
@@ -3310,7 +3310,7 @@
                 <w:noProof/>
                 <w:webHidden/>
               </w:rPr>
-              <w:instrText xml:space="preserve"> PAGEREF _Toc233967717 \h </w:instrText>
+              <w:instrText xml:space="preserve"> PAGEREF _Toc233996306 \h </w:instrText>
             </w:r>
             <w:r>
               <w:rPr>
@@ -3356,7 +3356,7 @@
               <w14:ligatures w14:val="standardContextual"/>
             </w:rPr>
           </w:pPr>
-          <w:hyperlink w:anchor="_Toc233967718" w:history="1">
+          <w:hyperlink w:anchor="_Toc233996307" w:history="1">
             <w:r>
               <w:rPr>
                 <w:rStyle w:val="Hipervnculo"/>
@@ -3384,7 +3384,7 @@
                 <w:noProof/>
                 <w:webHidden/>
               </w:rPr>
-              <w:instrText xml:space="preserve"> PAGEREF _Toc233967718 \h </w:instrText>
+              <w:instrText xml:space="preserve"> PAGEREF _Toc233996307 \h </w:instrText>
             </w:r>
             <w:r>
               <w:rPr>
@@ -3430,7 +3430,7 @@
               <w14:ligatures w14:val="standardContextual"/>
             </w:rPr>
           </w:pPr>
-          <w:hyperlink w:anchor="_Toc233967719" w:history="1">
+          <w:hyperlink w:anchor="_Toc233996308" w:history="1">
             <w:r>
               <w:rPr>
                 <w:rStyle w:val="Hipervnculo"/>
@@ -3458,7 +3458,7 @@
                 <w:noProof/>
                 <w:webHidden/>
               </w:rPr>
-              <w:instrText xml:space="preserve"> PAGEREF _Toc233967719 \h </w:instrText>
+              <w:instrText xml:space="preserve"> PAGEREF _Toc233996308 \h </w:instrText>
             </w:r>
             <w:r>
               <w:rPr>
@@ -3504,7 +3504,7 @@
               <w14:ligatures w14:val="standardContextual"/>
             </w:rPr>
           </w:pPr>
-          <w:hyperlink w:anchor="_Toc233967720" w:history="1">
+          <w:hyperlink w:anchor="_Toc233996309" w:history="1">
             <w:r>
               <w:rPr>
                 <w:rStyle w:val="Hipervnculo"/>
@@ -3532,7 +3532,7 @@
                 <w:noProof/>
                 <w:webHidden/>
               </w:rPr>
-              <w:instrText xml:space="preserve"> PAGEREF _Toc233967720 \h </w:instrText>
+              <w:instrText xml:space="preserve"> PAGEREF _Toc233996309 \h </w:instrText>
             </w:r>
             <w:r>
               <w:rPr>
@@ -3578,7 +3578,7 @@
               <w14:ligatures w14:val="standardContextual"/>
             </w:rPr>
           </w:pPr>
-          <w:hyperlink w:anchor="_Toc233967721" w:history="1">
+          <w:hyperlink w:anchor="_Toc233996310" w:history="1">
             <w:r>
               <w:rPr>
                 <w:rStyle w:val="Hipervnculo"/>
@@ -3606,7 +3606,7 @@
                 <w:noProof/>
                 <w:webHidden/>
               </w:rPr>
-              <w:instrText xml:space="preserve"> PAGEREF _Toc233967721 \h </w:instrText>
+              <w:instrText xml:space="preserve"> PAGEREF _Toc233996310 \h </w:instrText>
             </w:r>
             <w:r>
               <w:rPr>
@@ -3652,7 +3652,7 @@
               <w14:ligatures w14:val="standardContextual"/>
             </w:rPr>
           </w:pPr>
-          <w:hyperlink w:anchor="_Toc233967722" w:history="1">
+          <w:hyperlink w:anchor="_Toc233996311" w:history="1">
             <w:r>
               <w:rPr>
                 <w:rStyle w:val="Hipervnculo"/>
@@ -3680,7 +3680,7 @@
                 <w:noProof/>
                 <w:webHidden/>
               </w:rPr>
-              <w:instrText xml:space="preserve"> PAGEREF _Toc233967722 \h </w:instrText>
+              <w:instrText xml:space="preserve"> PAGEREF _Toc233996311 \h </w:instrText>
             </w:r>
             <w:r>
               <w:rPr>
@@ -3726,7 +3726,7 @@
               <w14:ligatures w14:val="standardContextual"/>
             </w:rPr>
           </w:pPr>
-          <w:hyperlink w:anchor="_Toc233967723" w:history="1">
+          <w:hyperlink w:anchor="_Toc233996312" w:history="1">
             <w:r>
               <w:rPr>
                 <w:rStyle w:val="Hipervnculo"/>
@@ -3754,7 +3754,7 @@
                 <w:noProof/>
                 <w:webHidden/>
               </w:rPr>
-              <w:instrText xml:space="preserve"> PAGEREF _Toc233967723 \h </w:instrText>
+              <w:instrText xml:space="preserve"> PAGEREF _Toc233996312 \h </w:instrText>
             </w:r>
             <w:r>
               <w:rPr>
@@ -3800,7 +3800,7 @@
               <w14:ligatures w14:val="standardContextual"/>
             </w:rPr>
           </w:pPr>
-          <w:hyperlink w:anchor="_Toc233967724" w:history="1">
+          <w:hyperlink w:anchor="_Toc233996313" w:history="1">
             <w:r>
               <w:rPr>
                 <w:rStyle w:val="Hipervnculo"/>
@@ -3828,7 +3828,7 @@
                 <w:noProof/>
                 <w:webHidden/>
               </w:rPr>
-              <w:instrText xml:space="preserve"> PAGEREF _Toc233967724 \h </w:instrText>
+              <w:instrText xml:space="preserve"> PAGEREF _Toc233996313 \h </w:instrText>
             </w:r>
             <w:r>
               <w:rPr>
@@ -3874,7 +3874,7 @@
               <w14:ligatures w14:val="standardContextual"/>
             </w:rPr>
           </w:pPr>
-          <w:hyperlink w:anchor="_Toc233967725" w:history="1">
+          <w:hyperlink w:anchor="_Toc233996314" w:history="1">
             <w:r>
               <w:rPr>
                 <w:rStyle w:val="Hipervnculo"/>
@@ -3902,7 +3902,7 @@
                 <w:noProof/>
                 <w:webHidden/>
               </w:rPr>
-              <w:instrText xml:space="preserve"> PAGEREF _Toc233967725 \h </w:instrText>
+              <w:instrText xml:space="preserve"> PAGEREF _Toc233996314 \h </w:instrText>
             </w:r>
             <w:r>
               <w:rPr>
@@ -3948,7 +3948,7 @@
               <w14:ligatures w14:val="standardContextual"/>
             </w:rPr>
           </w:pPr>
-          <w:hyperlink w:anchor="_Toc233967726" w:history="1">
+          <w:hyperlink w:anchor="_Toc233996315" w:history="1">
             <w:r>
               <w:rPr>
                 <w:rStyle w:val="Hipervnculo"/>
@@ -3976,7 +3976,7 @@
                 <w:noProof/>
                 <w:webHidden/>
               </w:rPr>
-              <w:instrText xml:space="preserve"> PAGEREF _Toc233967726 \h </w:instrText>
+              <w:instrText xml:space="preserve"> PAGEREF _Toc233996315 \h </w:instrText>
             </w:r>
             <w:r>
               <w:rPr>
@@ -4022,7 +4022,7 @@
               <w14:ligatures w14:val="standardContextual"/>
             </w:rPr>
           </w:pPr>
-          <w:hyperlink w:anchor="_Toc233967727" w:history="1">
+          <w:hyperlink w:anchor="_Toc233996316" w:history="1">
             <w:r>
               <w:rPr>
                 <w:rStyle w:val="Hipervnculo"/>
@@ -4050,7 +4050,7 @@
                 <w:noProof/>
                 <w:webHidden/>
               </w:rPr>
-              <w:instrText xml:space="preserve"> PAGEREF _Toc233967727 \h </w:instrText>
+              <w:instrText xml:space="preserve"> PAGEREF _Toc233996316 \h </w:instrText>
             </w:r>
             <w:r>
               <w:rPr>
@@ -4096,7 +4096,7 @@
               <w14:ligatures w14:val="standardContextual"/>
             </w:rPr>
           </w:pPr>
-          <w:hyperlink w:anchor="_Toc233967728" w:history="1">
+          <w:hyperlink w:anchor="_Toc233996317" w:history="1">
             <w:r>
               <w:rPr>
                 <w:rStyle w:val="Hipervnculo"/>
@@ -4124,7 +4124,7 @@
                 <w:noProof/>
                 <w:webHidden/>
               </w:rPr>
-              <w:instrText xml:space="preserve"> PAGEREF _Toc233967728 \h </w:instrText>
+              <w:instrText xml:space="preserve"> PAGEREF _Toc233996317 \h </w:instrText>
             </w:r>
             <w:r>
               <w:rPr>
@@ -4170,7 +4170,7 @@
               <w14:ligatures w14:val="standardContextual"/>
             </w:rPr>
           </w:pPr>
-          <w:hyperlink w:anchor="_Toc233967729" w:history="1">
+          <w:hyperlink w:anchor="_Toc233996318" w:history="1">
             <w:r>
               <w:rPr>
                 <w:rStyle w:val="Hipervnculo"/>
@@ -4198,7 +4198,7 @@
                 <w:noProof/>
                 <w:webHidden/>
               </w:rPr>
-              <w:instrText xml:space="preserve"> PAGEREF _Toc233967729 \h </w:instrText>
+              <w:instrText xml:space="preserve"> PAGEREF _Toc233996318 \h </w:instrText>
             </w:r>
             <w:r>
               <w:rPr>
@@ -4244,7 +4244,7 @@
               <w14:ligatures w14:val="standardContextual"/>
             </w:rPr>
           </w:pPr>
-          <w:hyperlink w:anchor="_Toc233967730" w:history="1">
+          <w:hyperlink w:anchor="_Toc233996319" w:history="1">
             <w:r>
               <w:rPr>
                 <w:rStyle w:val="Hipervnculo"/>
@@ -4272,7 +4272,7 @@
                 <w:noProof/>
                 <w:webHidden/>
               </w:rPr>
-              <w:instrText xml:space="preserve"> PAGEREF _Toc233967730 \h </w:instrText>
+              <w:instrText xml:space="preserve"> PAGEREF _Toc233996319 \h </w:instrText>
             </w:r>
             <w:r>
               <w:rPr>
@@ -4318,7 +4318,7 @@
               <w14:ligatures w14:val="standardContextual"/>
             </w:rPr>
           </w:pPr>
-          <w:hyperlink w:anchor="_Toc233967731" w:history="1">
+          <w:hyperlink w:anchor="_Toc233996320" w:history="1">
             <w:r>
               <w:rPr>
                 <w:rStyle w:val="Hipervnculo"/>
@@ -4346,7 +4346,7 @@
                 <w:noProof/>
                 <w:webHidden/>
               </w:rPr>
-              <w:instrText xml:space="preserve"> PAGEREF _Toc233967731 \h </w:instrText>
+              <w:instrText xml:space="preserve"> PAGEREF _Toc233996320 \h </w:instrText>
             </w:r>
             <w:r>
               <w:rPr>
@@ -4392,7 +4392,7 @@
               <w14:ligatures w14:val="standardContextual"/>
             </w:rPr>
           </w:pPr>
-          <w:hyperlink w:anchor="_Toc233967732" w:history="1">
+          <w:hyperlink w:anchor="_Toc233996321" w:history="1">
             <w:r>
               <w:rPr>
                 <w:rStyle w:val="Hipervnculo"/>
@@ -4420,7 +4420,7 @@
                 <w:noProof/>
                 <w:webHidden/>
               </w:rPr>
-              <w:instrText xml:space="preserve"> PAGEREF _Toc233967732 \h </w:instrText>
+              <w:instrText xml:space="preserve"> PAGEREF _Toc233996321 \h </w:instrText>
             </w:r>
             <w:r>
               <w:rPr>
@@ -4466,7 +4466,7 @@
               <w14:ligatures w14:val="standardContextual"/>
             </w:rPr>
           </w:pPr>
-          <w:hyperlink w:anchor="_Toc233967733" w:history="1">
+          <w:hyperlink w:anchor="_Toc233996322" w:history="1">
             <w:r>
               <w:rPr>
                 <w:rStyle w:val="Hipervnculo"/>
@@ -4494,7 +4494,7 @@
                 <w:noProof/>
                 <w:webHidden/>
               </w:rPr>
-              <w:instrText xml:space="preserve"> PAGEREF _Toc233967733 \h </w:instrText>
+              <w:instrText xml:space="preserve"> PAGEREF _Toc233996322 \h </w:instrText>
             </w:r>
             <w:r>
               <w:rPr>
@@ -4540,7 +4540,7 @@
               <w14:ligatures w14:val="standardContextual"/>
             </w:rPr>
           </w:pPr>
-          <w:hyperlink w:anchor="_Toc233967734" w:history="1">
+          <w:hyperlink w:anchor="_Toc233996323" w:history="1">
             <w:r>
               <w:rPr>
                 <w:rStyle w:val="Hipervnculo"/>
@@ -4568,7 +4568,7 @@
                 <w:noProof/>
                 <w:webHidden/>
               </w:rPr>
-              <w:instrText xml:space="preserve"> PAGEREF _Toc233967734 \h </w:instrText>
+              <w:instrText xml:space="preserve"> PAGEREF _Toc233996323 \h </w:instrText>
             </w:r>
             <w:r>
               <w:rPr>
@@ -4614,7 +4614,7 @@
               <w14:ligatures w14:val="standardContextual"/>
             </w:rPr>
           </w:pPr>
-          <w:hyperlink w:anchor="_Toc233967735" w:history="1">
+          <w:hyperlink w:anchor="_Toc233996324" w:history="1">
             <w:r>
               <w:rPr>
                 <w:rStyle w:val="Hipervnculo"/>
@@ -4642,7 +4642,7 @@
                 <w:noProof/>
                 <w:webHidden/>
               </w:rPr>
-              <w:instrText xml:space="preserve"> PAGEREF _Toc233967735 \h </w:instrText>
+              <w:instrText xml:space="preserve"> PAGEREF _Toc233996324 \h </w:instrText>
             </w:r>
             <w:r>
               <w:rPr>
@@ -4688,7 +4688,7 @@
               <w14:ligatures w14:val="standardContextual"/>
             </w:rPr>
           </w:pPr>
-          <w:hyperlink w:anchor="_Toc233967736" w:history="1">
+          <w:hyperlink w:anchor="_Toc233996325" w:history="1">
             <w:r>
               <w:rPr>
                 <w:rStyle w:val="Hipervnculo"/>
@@ -4716,7 +4716,7 @@
                 <w:noProof/>
                 <w:webHidden/>
               </w:rPr>
-              <w:instrText xml:space="preserve"> PAGEREF _Toc233967736 \h </w:instrText>
+              <w:instrText xml:space="preserve"> PAGEREF _Toc233996325 \h </w:instrText>
             </w:r>
             <w:r>
               <w:rPr>
@@ -4762,7 +4762,7 @@
               <w14:ligatures w14:val="standardContextual"/>
             </w:rPr>
           </w:pPr>
-          <w:hyperlink w:anchor="_Toc233967737" w:history="1">
+          <w:hyperlink w:anchor="_Toc233996326" w:history="1">
             <w:r>
               <w:rPr>
                 <w:rStyle w:val="Hipervnculo"/>
@@ -4790,7 +4790,7 @@
                 <w:noProof/>
                 <w:webHidden/>
               </w:rPr>
-              <w:instrText xml:space="preserve"> PAGEREF _Toc233967737 \h </w:instrText>
+              <w:instrText xml:space="preserve"> PAGEREF _Toc233996326 \h </w:instrText>
             </w:r>
             <w:r>
               <w:rPr>
@@ -4836,7 +4836,7 @@
               <w14:ligatures w14:val="standardContextual"/>
             </w:rPr>
           </w:pPr>
-          <w:hyperlink w:anchor="_Toc233967738" w:history="1">
+          <w:hyperlink w:anchor="_Toc233996327" w:history="1">
             <w:r>
               <w:rPr>
                 <w:rStyle w:val="Hipervnculo"/>
@@ -4864,7 +4864,7 @@
                 <w:noProof/>
                 <w:webHidden/>
               </w:rPr>
-              <w:instrText xml:space="preserve"> PAGEREF _Toc233967738 \h </w:instrText>
+              <w:instrText xml:space="preserve"> PAGEREF _Toc233996327 \h </w:instrText>
             </w:r>
             <w:r>
               <w:rPr>
@@ -4910,7 +4910,7 @@
               <w14:ligatures w14:val="standardContextual"/>
             </w:rPr>
           </w:pPr>
-          <w:hyperlink w:anchor="_Toc233967739" w:history="1">
+          <w:hyperlink w:anchor="_Toc233996328" w:history="1">
             <w:r>
               <w:rPr>
                 <w:rStyle w:val="Hipervnculo"/>
@@ -4938,7 +4938,7 @@
                 <w:noProof/>
                 <w:webHidden/>
               </w:rPr>
-              <w:instrText xml:space="preserve"> PAGEREF _Toc233967739 \h </w:instrText>
+              <w:instrText xml:space="preserve"> PAGEREF _Toc233996328 \h </w:instrText>
             </w:r>
             <w:r>
               <w:rPr>
@@ -4984,7 +4984,7 @@
               <w14:ligatures w14:val="standardContextual"/>
             </w:rPr>
           </w:pPr>
-          <w:hyperlink w:anchor="_Toc233967740" w:history="1">
+          <w:hyperlink w:anchor="_Toc233996329" w:history="1">
             <w:r>
               <w:rPr>
                 <w:rStyle w:val="Hipervnculo"/>
@@ -5012,7 +5012,7 @@
                 <w:noProof/>
                 <w:webHidden/>
               </w:rPr>
-              <w:instrText xml:space="preserve"> PAGEREF _Toc233967740 \h </w:instrText>
+              <w:instrText xml:space="preserve"> PAGEREF _Toc233996329 \h </w:instrText>
             </w:r>
             <w:r>
               <w:rPr>
@@ -5058,7 +5058,7 @@
               <w14:ligatures w14:val="standardContextual"/>
             </w:rPr>
           </w:pPr>
-          <w:hyperlink w:anchor="_Toc233967741" w:history="1">
+          <w:hyperlink w:anchor="_Toc233996330" w:history="1">
             <w:r>
               <w:rPr>
                 <w:rStyle w:val="Hipervnculo"/>
@@ -5086,7 +5086,7 @@
                 <w:noProof/>
                 <w:webHidden/>
               </w:rPr>
-              <w:instrText xml:space="preserve"> PAGEREF _Toc233967741 \h </w:instrText>
+              <w:instrText xml:space="preserve"> PAGEREF _Toc233996330 \h </w:instrText>
             </w:r>
             <w:r>
               <w:rPr>
@@ -5132,7 +5132,7 @@
               <w14:ligatures w14:val="standardContextual"/>
             </w:rPr>
           </w:pPr>
-          <w:hyperlink w:anchor="_Toc233967742" w:history="1">
+          <w:hyperlink w:anchor="_Toc233996331" w:history="1">
             <w:r>
               <w:rPr>
                 <w:rStyle w:val="Hipervnculo"/>
@@ -5160,7 +5160,7 @@
                 <w:noProof/>
                 <w:webHidden/>
               </w:rPr>
-              <w:instrText xml:space="preserve"> PAGEREF _Toc233967742 \h </w:instrText>
+              <w:instrText xml:space="preserve"> PAGEREF _Toc233996331 \h </w:instrText>
             </w:r>
             <w:r>
               <w:rPr>
@@ -5206,7 +5206,7 @@
               <w14:ligatures w14:val="standardContextual"/>
             </w:rPr>
           </w:pPr>
-          <w:hyperlink w:anchor="_Toc233967743" w:history="1">
+          <w:hyperlink w:anchor="_Toc233996332" w:history="1">
             <w:r>
               <w:rPr>
                 <w:rStyle w:val="Hipervnculo"/>
@@ -5234,7 +5234,81 @@
                 <w:noProof/>
                 <w:webHidden/>
               </w:rPr>
-              <w:instrText xml:space="preserve"> PAGEREF _Toc233967743 \h </w:instrText>
+              <w:instrText xml:space="preserve"> PAGEREF _Toc233996332 \h </w:instrText>
+            </w:r>
+            <w:r>
+              <w:rPr>
+                <w:noProof/>
+                <w:webHidden/>
+              </w:rPr>
+            </w:r>
+            <w:r>
+              <w:rPr>
+                <w:noProof/>
+                <w:webHidden/>
+              </w:rPr>
+              <w:fldChar w:fldCharType="separate"/>
+            </w:r>
+            <w:r>
+              <w:rPr>
+                <w:noProof/>
+                <w:webHidden/>
+              </w:rPr>
+              <w:t>37</w:t>
+            </w:r>
+            <w:r>
+              <w:rPr>
+                <w:noProof/>
+                <w:webHidden/>
+              </w:rPr>
+              <w:fldChar w:fldCharType="end"/>
+            </w:r>
+          </w:hyperlink>
+        </w:p>
+        <w:p>
+          <w:pPr>
+            <w:pStyle w:val="TDC2"/>
+            <w:tabs>
+              <w:tab w:val="right" w:leader="dot" w:pos="8656"/>
+            </w:tabs>
+            <w:rPr>
+              <w:rFonts w:asciiTheme="minorHAnsi" w:eastAsiaTheme="minorEastAsia" w:hAnsiTheme="minorHAnsi" w:cstheme="minorBidi"/>
+              <w:noProof/>
+              <w:kern w:val="2"/>
+              <w:sz w:val="24"/>
+              <w:szCs w:val="24"/>
+              <w14:ligatures w14:val="standardContextual"/>
+            </w:rPr>
+          </w:pPr>
+          <w:hyperlink w:anchor="_Toc233996333" w:history="1">
+            <w:r>
+              <w:rPr>
+                <w:rStyle w:val="Hipervnculo"/>
+                <w:rFonts w:ascii="Times New Roman" w:hAnsi="Times New Roman" w:cs="Times New Roman"/>
+                <w:noProof/>
+              </w:rPr>
+              <w:t>12.2 Enlace al repositorio GitHub</w:t>
+            </w:r>
+            <w:r>
+              <w:rPr>
+                <w:noProof/>
+                <w:webHidden/>
+              </w:rPr>
+              <w:tab/>
+            </w:r>
+            <w:r>
+              <w:rPr>
+                <w:noProof/>
+                <w:webHidden/>
+              </w:rPr>
+              <w:fldChar w:fldCharType="begin"/>
+            </w:r>
+            <w:r>
+              <w:rPr>
+                <w:noProof/>
+                <w:webHidden/>
+              </w:rPr>
+              <w:instrText xml:space="preserve"> PAGEREF _Toc233996333 \h </w:instrText>
             </w:r>
             <w:r>
               <w:rPr>
@@ -5280,7 +5354,7 @@
               <w14:ligatures w14:val="standardContextual"/>
             </w:rPr>
           </w:pPr>
-          <w:hyperlink w:anchor="_Toc233967744" w:history="1">
+          <w:hyperlink w:anchor="_Toc233996334" w:history="1">
             <w:r>
               <w:rPr>
                 <w:rStyle w:val="Hipervnculo"/>
@@ -5308,7 +5382,7 @@
                 <w:noProof/>
                 <w:webHidden/>
               </w:rPr>
-              <w:instrText xml:space="preserve"> PAGEREF _Toc233967744 \h </w:instrText>
+              <w:instrText xml:space="preserve"> PAGEREF _Toc233996334 \h </w:instrText>
             </w:r>
             <w:r>
               <w:rPr>
@@ -5372,7 +5446,7 @@
           <w:rFonts w:ascii="Times New Roman" w:hAnsi="Times New Roman" w:cs="Times New Roman"/>
         </w:rPr>
       </w:pPr>
-      <w:bookmarkStart w:id="0" w:name="_Toc233967680"/>
+      <w:bookmarkStart w:id="0" w:name="_Toc233996269"/>
       <w:proofErr w:type="spellStart"/>
       <w:r>
         <w:rPr>
@@ -5417,7 +5491,7 @@
           <w:rFonts w:ascii="Times New Roman" w:hAnsi="Times New Roman" w:cs="Times New Roman"/>
         </w:rPr>
       </w:pPr>
-      <w:bookmarkStart w:id="1" w:name="_Toc233967681"/>
+      <w:bookmarkStart w:id="1" w:name="_Toc233996270"/>
       <w:r>
         <w:rPr>
           <w:rFonts w:ascii="Times New Roman" w:hAnsi="Times New Roman" w:cs="Times New Roman"/>
@@ -5695,7 +5769,7 @@
           <w:rFonts w:ascii="Times New Roman" w:hAnsi="Times New Roman" w:cs="Times New Roman"/>
         </w:rPr>
       </w:pPr>
-      <w:bookmarkStart w:id="2" w:name="_Toc233967682"/>
+      <w:bookmarkStart w:id="2" w:name="_Toc233996271"/>
       <w:r>
         <w:rPr>
           <w:rFonts w:ascii="Times New Roman" w:hAnsi="Times New Roman" w:cs="Times New Roman"/>
@@ -6159,7 +6233,7 @@
           <w:rFonts w:ascii="Times New Roman" w:hAnsi="Times New Roman" w:cs="Times New Roman"/>
         </w:rPr>
       </w:pPr>
-      <w:bookmarkStart w:id="3" w:name="_Toc233967683"/>
+      <w:bookmarkStart w:id="3" w:name="_Toc233996272"/>
       <w:r>
         <w:rPr>
           <w:rFonts w:ascii="Times New Roman" w:hAnsi="Times New Roman" w:cs="Times New Roman"/>
@@ -6212,7 +6286,7 @@
           <w:rFonts w:ascii="Times New Roman" w:hAnsi="Times New Roman" w:cs="Times New Roman"/>
         </w:rPr>
       </w:pPr>
-      <w:bookmarkStart w:id="4" w:name="_Toc233967684"/>
+      <w:bookmarkStart w:id="4" w:name="_Toc233996273"/>
       <w:r>
         <w:rPr>
           <w:rFonts w:ascii="Times New Roman" w:hAnsi="Times New Roman" w:cs="Times New Roman"/>
@@ -6274,7 +6348,7 @@
           <w:rFonts w:ascii="Times New Roman" w:hAnsi="Times New Roman" w:cs="Times New Roman"/>
         </w:rPr>
       </w:pPr>
-      <w:bookmarkStart w:id="5" w:name="_Toc233967685"/>
+      <w:bookmarkStart w:id="5" w:name="_Toc233996274"/>
       <w:r>
         <w:rPr>
           <w:rFonts w:ascii="Times New Roman" w:hAnsi="Times New Roman" w:cs="Times New Roman"/>
@@ -6479,7 +6553,7 @@
           <w:rFonts w:ascii="Times New Roman" w:hAnsi="Times New Roman" w:cs="Times New Roman"/>
         </w:rPr>
       </w:pPr>
-      <w:bookmarkStart w:id="6" w:name="_Toc233967686"/>
+      <w:bookmarkStart w:id="6" w:name="_Toc233996275"/>
       <w:r>
         <w:rPr>
           <w:rFonts w:ascii="Times New Roman" w:hAnsi="Times New Roman" w:cs="Times New Roman"/>
@@ -6636,7 +6710,7 @@
           <w:rFonts w:ascii="Times New Roman" w:hAnsi="Times New Roman" w:cs="Times New Roman"/>
         </w:rPr>
       </w:pPr>
-      <w:bookmarkStart w:id="7" w:name="_Toc233967687"/>
+      <w:bookmarkStart w:id="7" w:name="_Toc233996276"/>
       <w:r>
         <w:rPr>
           <w:rFonts w:ascii="Times New Roman" w:hAnsi="Times New Roman" w:cs="Times New Roman"/>
@@ -6784,7 +6858,7 @@
           <w:rFonts w:ascii="Times New Roman" w:hAnsi="Times New Roman" w:cs="Times New Roman"/>
         </w:rPr>
       </w:pPr>
-      <w:bookmarkStart w:id="8" w:name="_Toc233967688"/>
+      <w:bookmarkStart w:id="8" w:name="_Toc233996277"/>
       <w:r>
         <w:rPr>
           <w:rFonts w:ascii="Times New Roman" w:hAnsi="Times New Roman" w:cs="Times New Roman"/>
@@ -8648,7 +8722,7 @@
           <w:rFonts w:ascii="Times New Roman" w:hAnsi="Times New Roman" w:cs="Times New Roman"/>
         </w:rPr>
       </w:pPr>
-      <w:bookmarkStart w:id="9" w:name="_Toc233967689"/>
+      <w:bookmarkStart w:id="9" w:name="_Toc233996278"/>
       <w:r>
         <w:rPr>
           <w:rFonts w:ascii="Times New Roman" w:hAnsi="Times New Roman" w:cs="Times New Roman"/>
@@ -8950,7 +9024,7 @@
           <w:rFonts w:ascii="Times New Roman" w:hAnsi="Times New Roman" w:cs="Times New Roman"/>
         </w:rPr>
       </w:pPr>
-      <w:bookmarkStart w:id="10" w:name="_Toc233967690"/>
+      <w:bookmarkStart w:id="10" w:name="_Toc233996279"/>
       <w:r>
         <w:rPr>
           <w:rFonts w:ascii="Times New Roman" w:hAnsi="Times New Roman" w:cs="Times New Roman"/>
@@ -8991,7 +9065,7 @@
           <w:rFonts w:ascii="Times New Roman" w:hAnsi="Times New Roman" w:cs="Times New Roman"/>
         </w:rPr>
       </w:pPr>
-      <w:bookmarkStart w:id="11" w:name="_Toc233967691"/>
+      <w:bookmarkStart w:id="11" w:name="_Toc233996280"/>
       <w:r>
         <w:rPr>
           <w:rFonts w:ascii="Times New Roman" w:hAnsi="Times New Roman" w:cs="Times New Roman"/>
@@ -9244,7 +9318,7 @@
           <w:rFonts w:ascii="Times New Roman" w:hAnsi="Times New Roman" w:cs="Times New Roman"/>
         </w:rPr>
       </w:pPr>
-      <w:bookmarkStart w:id="12" w:name="_Toc233967692"/>
+      <w:bookmarkStart w:id="12" w:name="_Toc233996281"/>
       <w:r>
         <w:rPr>
           <w:rFonts w:ascii="Times New Roman" w:hAnsi="Times New Roman" w:cs="Times New Roman"/>
@@ -9654,7 +9728,7 @@
           <w:rFonts w:ascii="Times New Roman" w:hAnsi="Times New Roman" w:cs="Times New Roman"/>
         </w:rPr>
       </w:pPr>
-      <w:bookmarkStart w:id="13" w:name="_Toc233967693"/>
+      <w:bookmarkStart w:id="13" w:name="_Toc233996282"/>
       <w:r>
         <w:rPr>
           <w:rFonts w:ascii="Times New Roman" w:hAnsi="Times New Roman" w:cs="Times New Roman"/>
@@ -9867,7 +9941,7 @@
           <w:rFonts w:ascii="Times New Roman" w:hAnsi="Times New Roman" w:cs="Times New Roman"/>
         </w:rPr>
       </w:pPr>
-      <w:bookmarkStart w:id="14" w:name="_Toc233967694"/>
+      <w:bookmarkStart w:id="14" w:name="_Toc233996283"/>
       <w:r>
         <w:rPr>
           <w:rFonts w:ascii="Times New Roman" w:hAnsi="Times New Roman" w:cs="Times New Roman"/>
@@ -10157,7 +10231,7 @@
           <w:rFonts w:ascii="Times New Roman" w:hAnsi="Times New Roman" w:cs="Times New Roman"/>
         </w:rPr>
       </w:pPr>
-      <w:bookmarkStart w:id="15" w:name="_Toc233967695"/>
+      <w:bookmarkStart w:id="15" w:name="_Toc233996284"/>
       <w:r>
         <w:rPr>
           <w:rFonts w:ascii="Times New Roman" w:hAnsi="Times New Roman" w:cs="Times New Roman"/>
@@ -10180,7 +10254,7 @@
           <w:rFonts w:ascii="Times New Roman" w:hAnsi="Times New Roman" w:cs="Times New Roman"/>
         </w:rPr>
       </w:pPr>
-      <w:bookmarkStart w:id="16" w:name="_Toc233967696"/>
+      <w:bookmarkStart w:id="16" w:name="_Toc233996285"/>
       <w:r>
         <w:rPr>
           <w:rFonts w:ascii="Times New Roman" w:hAnsi="Times New Roman" w:cs="Times New Roman"/>
@@ -10360,7 +10434,7 @@
           <w:rFonts w:ascii="Times New Roman" w:hAnsi="Times New Roman" w:cs="Times New Roman"/>
         </w:rPr>
       </w:pPr>
-      <w:bookmarkStart w:id="17" w:name="_Toc233967697"/>
+      <w:bookmarkStart w:id="17" w:name="_Toc233996286"/>
       <w:r>
         <w:rPr>
           <w:rFonts w:ascii="Times New Roman" w:hAnsi="Times New Roman" w:cs="Times New Roman"/>
@@ -10578,7 +10652,7 @@
           <w:rFonts w:ascii="Times New Roman" w:hAnsi="Times New Roman" w:cs="Times New Roman"/>
         </w:rPr>
       </w:pPr>
-      <w:bookmarkStart w:id="18" w:name="_Toc233967698"/>
+      <w:bookmarkStart w:id="18" w:name="_Toc233996287"/>
       <w:r>
         <w:rPr>
           <w:rFonts w:ascii="Times New Roman" w:hAnsi="Times New Roman" w:cs="Times New Roman"/>
@@ -10666,7 +10740,7 @@
           <w:rFonts w:ascii="Times New Roman" w:hAnsi="Times New Roman" w:cs="Times New Roman"/>
         </w:rPr>
       </w:pPr>
-      <w:bookmarkStart w:id="19" w:name="_Toc233967699"/>
+      <w:bookmarkStart w:id="19" w:name="_Toc233996288"/>
       <w:proofErr w:type="spellStart"/>
       <w:r>
         <w:rPr>
@@ -10739,7 +10813,7 @@
           <w:rFonts w:ascii="Times New Roman" w:hAnsi="Times New Roman" w:cs="Times New Roman"/>
         </w:rPr>
       </w:pPr>
-      <w:bookmarkStart w:id="20" w:name="_Toc233967700"/>
+      <w:bookmarkStart w:id="20" w:name="_Toc233996289"/>
       <w:proofErr w:type="spellStart"/>
       <w:r>
         <w:rPr>
@@ -11118,7 +11192,7 @@
           <w:rFonts w:ascii="Times New Roman" w:hAnsi="Times New Roman" w:cs="Times New Roman"/>
         </w:rPr>
       </w:pPr>
-      <w:bookmarkStart w:id="21" w:name="_Toc233967701"/>
+      <w:bookmarkStart w:id="21" w:name="_Toc233996290"/>
       <w:proofErr w:type="spellStart"/>
       <w:r>
         <w:rPr>
@@ -11279,7 +11353,7 @@
           <w:rFonts w:ascii="Times New Roman" w:hAnsi="Times New Roman" w:cs="Times New Roman"/>
         </w:rPr>
       </w:pPr>
-      <w:bookmarkStart w:id="22" w:name="_Toc233967702"/>
+      <w:bookmarkStart w:id="22" w:name="_Toc233996291"/>
       <w:r>
         <w:rPr>
           <w:rFonts w:ascii="Times New Roman" w:hAnsi="Times New Roman" w:cs="Times New Roman"/>
@@ -11381,7 +11455,7 @@
           <w:rFonts w:ascii="Times New Roman" w:hAnsi="Times New Roman" w:cs="Times New Roman"/>
         </w:rPr>
       </w:pPr>
-      <w:bookmarkStart w:id="23" w:name="_Toc233967703"/>
+      <w:bookmarkStart w:id="23" w:name="_Toc233996292"/>
       <w:proofErr w:type="spellStart"/>
       <w:r>
         <w:rPr>
@@ -11506,7 +11580,7 @@
           <w:rFonts w:ascii="Times New Roman" w:hAnsi="Times New Roman" w:cs="Times New Roman"/>
         </w:rPr>
       </w:pPr>
-      <w:bookmarkStart w:id="24" w:name="_Toc233967704"/>
+      <w:bookmarkStart w:id="24" w:name="_Toc233996293"/>
       <w:proofErr w:type="spellStart"/>
       <w:r>
         <w:rPr>
@@ -11606,7 +11680,7 @@
           <w:rFonts w:ascii="Times New Roman" w:hAnsi="Times New Roman" w:cs="Times New Roman"/>
         </w:rPr>
       </w:pPr>
-      <w:bookmarkStart w:id="25" w:name="_Toc233967705"/>
+      <w:bookmarkStart w:id="25" w:name="_Toc233996294"/>
       <w:r>
         <w:rPr>
           <w:rFonts w:ascii="Times New Roman" w:hAnsi="Times New Roman" w:cs="Times New Roman"/>
@@ -11655,7 +11729,7 @@
           <w:rFonts w:ascii="Times New Roman" w:hAnsi="Times New Roman" w:cs="Times New Roman"/>
         </w:rPr>
       </w:pPr>
-      <w:bookmarkStart w:id="26" w:name="_Toc233967706"/>
+      <w:bookmarkStart w:id="26" w:name="_Toc233996295"/>
       <w:r>
         <w:rPr>
           <w:rFonts w:ascii="Times New Roman" w:hAnsi="Times New Roman" w:cs="Times New Roman"/>
@@ -11955,7 +12029,7 @@
           <w:rFonts w:ascii="Times New Roman" w:hAnsi="Times New Roman" w:cs="Times New Roman"/>
         </w:rPr>
       </w:pPr>
-      <w:bookmarkStart w:id="27" w:name="_Toc233967707"/>
+      <w:bookmarkStart w:id="27" w:name="_Toc233996296"/>
       <w:r>
         <w:rPr>
           <w:rFonts w:ascii="Times New Roman" w:hAnsi="Times New Roman" w:cs="Times New Roman"/>
@@ -12240,7 +12314,7 @@
           <w:rFonts w:ascii="Times New Roman" w:hAnsi="Times New Roman" w:cs="Times New Roman"/>
         </w:rPr>
       </w:pPr>
-      <w:bookmarkStart w:id="28" w:name="_Toc233967708"/>
+      <w:bookmarkStart w:id="28" w:name="_Toc233996297"/>
       <w:r>
         <w:rPr>
           <w:rFonts w:ascii="Times New Roman" w:hAnsi="Times New Roman" w:cs="Times New Roman"/>
@@ -12325,7 +12399,7 @@
           <w:rFonts w:ascii="Times New Roman" w:hAnsi="Times New Roman" w:cs="Times New Roman"/>
         </w:rPr>
       </w:pPr>
-      <w:bookmarkStart w:id="29" w:name="_Toc233967709"/>
+      <w:bookmarkStart w:id="29" w:name="_Toc233996298"/>
       <w:r>
         <w:rPr>
           <w:rFonts w:ascii="Times New Roman" w:hAnsi="Times New Roman" w:cs="Times New Roman"/>
@@ -12919,7 +12993,7 @@
           <w:rFonts w:ascii="Times New Roman" w:hAnsi="Times New Roman" w:cs="Times New Roman"/>
         </w:rPr>
       </w:pPr>
-      <w:bookmarkStart w:id="30" w:name="_Toc233967710"/>
+      <w:bookmarkStart w:id="30" w:name="_Toc233996299"/>
       <w:r>
         <w:rPr>
           <w:rFonts w:ascii="Times New Roman" w:hAnsi="Times New Roman" w:cs="Times New Roman"/>
@@ -13551,7 +13625,7 @@
           <w:rFonts w:ascii="Times New Roman" w:hAnsi="Times New Roman" w:cs="Times New Roman"/>
         </w:rPr>
       </w:pPr>
-      <w:bookmarkStart w:id="31" w:name="_Toc233967711"/>
+      <w:bookmarkStart w:id="31" w:name="_Toc233996300"/>
       <w:r>
         <w:rPr>
           <w:rFonts w:ascii="Times New Roman" w:hAnsi="Times New Roman" w:cs="Times New Roman"/>
@@ -14310,7 +14384,7 @@
           <w:rFonts w:ascii="Times New Roman" w:hAnsi="Times New Roman" w:cs="Times New Roman"/>
         </w:rPr>
       </w:pPr>
-      <w:bookmarkStart w:id="32" w:name="_Toc233967712"/>
+      <w:bookmarkStart w:id="32" w:name="_Toc233996301"/>
       <w:r>
         <w:rPr>
           <w:rFonts w:ascii="Times New Roman" w:hAnsi="Times New Roman" w:cs="Times New Roman"/>
@@ -15122,7 +15196,7 @@
           <w:rFonts w:ascii="Times New Roman" w:hAnsi="Times New Roman" w:cs="Times New Roman"/>
         </w:rPr>
       </w:pPr>
-      <w:bookmarkStart w:id="33" w:name="_Toc233967713"/>
+      <w:bookmarkStart w:id="33" w:name="_Toc233996302"/>
       <w:r>
         <w:rPr>
           <w:rFonts w:ascii="Times New Roman" w:hAnsi="Times New Roman" w:cs="Times New Roman"/>
@@ -15347,7 +15421,7 @@
           <w:rFonts w:ascii="Times New Roman" w:hAnsi="Times New Roman" w:cs="Times New Roman"/>
         </w:rPr>
       </w:pPr>
-      <w:bookmarkStart w:id="34" w:name="_Toc233967714"/>
+      <w:bookmarkStart w:id="34" w:name="_Toc233996303"/>
       <w:r>
         <w:rPr>
           <w:rFonts w:ascii="Times New Roman" w:hAnsi="Times New Roman" w:cs="Times New Roman"/>
@@ -15812,7 +15886,7 @@
           <w:rFonts w:ascii="Times New Roman" w:hAnsi="Times New Roman" w:cs="Times New Roman"/>
         </w:rPr>
       </w:pPr>
-      <w:bookmarkStart w:id="35" w:name="_Toc233967715"/>
+      <w:bookmarkStart w:id="35" w:name="_Toc233996304"/>
       <w:r>
         <w:rPr>
           <w:rFonts w:ascii="Times New Roman" w:hAnsi="Times New Roman" w:cs="Times New Roman"/>
@@ -15865,7 +15939,7 @@
           <w:rFonts w:ascii="Times New Roman" w:hAnsi="Times New Roman" w:cs="Times New Roman"/>
         </w:rPr>
       </w:pPr>
-      <w:bookmarkStart w:id="36" w:name="_Toc233967716"/>
+      <w:bookmarkStart w:id="36" w:name="_Toc233996305"/>
       <w:r>
         <w:rPr>
           <w:rFonts w:ascii="Times New Roman" w:hAnsi="Times New Roman" w:cs="Times New Roman"/>
@@ -16105,7 +16179,7 @@
           <w:rFonts w:ascii="Times New Roman" w:hAnsi="Times New Roman" w:cs="Times New Roman"/>
         </w:rPr>
       </w:pPr>
-      <w:bookmarkStart w:id="37" w:name="_Toc233967717"/>
+      <w:bookmarkStart w:id="37" w:name="_Toc233996306"/>
       <w:r>
         <w:rPr>
           <w:rFonts w:ascii="Times New Roman" w:hAnsi="Times New Roman" w:cs="Times New Roman"/>
@@ -16385,7 +16459,7 @@
           <w:rFonts w:ascii="Times New Roman" w:hAnsi="Times New Roman" w:cs="Times New Roman"/>
         </w:rPr>
       </w:pPr>
-      <w:bookmarkStart w:id="38" w:name="_Toc233967718"/>
+      <w:bookmarkStart w:id="38" w:name="_Toc233996307"/>
       <w:r>
         <w:rPr>
           <w:rFonts w:ascii="Times New Roman" w:hAnsi="Times New Roman" w:cs="Times New Roman"/>
@@ -16413,7 +16487,7 @@
           <w:rFonts w:ascii="Times New Roman" w:hAnsi="Times New Roman" w:cs="Times New Roman"/>
         </w:rPr>
       </w:pPr>
-      <w:bookmarkStart w:id="39" w:name="_Toc233967719"/>
+      <w:bookmarkStart w:id="39" w:name="_Toc233996308"/>
       <w:r>
         <w:rPr>
           <w:rFonts w:ascii="Times New Roman" w:hAnsi="Times New Roman" w:cs="Times New Roman"/>
@@ -16688,7 +16762,7 @@
           <w:rFonts w:ascii="Times New Roman" w:hAnsi="Times New Roman" w:cs="Times New Roman"/>
         </w:rPr>
       </w:pPr>
-      <w:bookmarkStart w:id="40" w:name="_Toc233967720"/>
+      <w:bookmarkStart w:id="40" w:name="_Toc233996309"/>
       <w:r>
         <w:rPr>
           <w:rFonts w:ascii="Times New Roman" w:hAnsi="Times New Roman" w:cs="Times New Roman"/>
@@ -17139,7 +17213,7 @@
           <w:rFonts w:ascii="Times New Roman" w:hAnsi="Times New Roman" w:cs="Times New Roman"/>
         </w:rPr>
       </w:pPr>
-      <w:bookmarkStart w:id="41" w:name="_Toc233967721"/>
+      <w:bookmarkStart w:id="41" w:name="_Toc233996310"/>
       <w:r>
         <w:rPr>
           <w:rFonts w:ascii="Times New Roman" w:hAnsi="Times New Roman" w:cs="Times New Roman"/>
@@ -17432,7 +17506,7 @@
           <w:rFonts w:ascii="Times New Roman" w:hAnsi="Times New Roman" w:cs="Times New Roman"/>
         </w:rPr>
       </w:pPr>
-      <w:bookmarkStart w:id="42" w:name="_Toc233967722"/>
+      <w:bookmarkStart w:id="42" w:name="_Toc233996311"/>
       <w:r>
         <w:rPr>
           <w:rFonts w:ascii="Times New Roman" w:hAnsi="Times New Roman" w:cs="Times New Roman"/>
@@ -17855,7 +17929,7 @@
           <w:rFonts w:ascii="Times New Roman" w:hAnsi="Times New Roman" w:cs="Times New Roman"/>
         </w:rPr>
       </w:pPr>
-      <w:bookmarkStart w:id="43" w:name="_Toc233967723"/>
+      <w:bookmarkStart w:id="43" w:name="_Toc233996312"/>
       <w:r>
         <w:rPr>
           <w:rFonts w:ascii="Times New Roman" w:hAnsi="Times New Roman" w:cs="Times New Roman"/>
@@ -18015,7 +18089,7 @@
           <w:rFonts w:ascii="Times New Roman" w:hAnsi="Times New Roman" w:cs="Times New Roman"/>
         </w:rPr>
       </w:pPr>
-      <w:bookmarkStart w:id="44" w:name="_Toc233967724"/>
+      <w:bookmarkStart w:id="44" w:name="_Toc233996313"/>
       <w:r>
         <w:rPr>
           <w:rFonts w:ascii="Times New Roman" w:hAnsi="Times New Roman" w:cs="Times New Roman"/>
@@ -18038,7 +18112,7 @@
           <w:rFonts w:ascii="Times New Roman" w:hAnsi="Times New Roman" w:cs="Times New Roman"/>
         </w:rPr>
       </w:pPr>
-      <w:bookmarkStart w:id="45" w:name="_Toc233967725"/>
+      <w:bookmarkStart w:id="45" w:name="_Toc233996314"/>
       <w:r>
         <w:rPr>
           <w:rFonts w:ascii="Times New Roman" w:hAnsi="Times New Roman" w:cs="Times New Roman"/>
@@ -18401,7 +18475,7 @@
           <w:rFonts w:ascii="Times New Roman" w:hAnsi="Times New Roman" w:cs="Times New Roman"/>
         </w:rPr>
       </w:pPr>
-      <w:bookmarkStart w:id="46" w:name="_Toc233967726"/>
+      <w:bookmarkStart w:id="46" w:name="_Toc233996315"/>
       <w:r>
         <w:rPr>
           <w:rFonts w:ascii="Times New Roman" w:hAnsi="Times New Roman" w:cs="Times New Roman"/>
@@ -18533,7 +18607,7 @@
           <w:rFonts w:ascii="Times New Roman" w:hAnsi="Times New Roman" w:cs="Times New Roman"/>
         </w:rPr>
       </w:pPr>
-      <w:bookmarkStart w:id="47" w:name="_Toc233967727"/>
+      <w:bookmarkStart w:id="47" w:name="_Toc233996316"/>
       <w:r>
         <w:rPr>
           <w:rFonts w:ascii="Times New Roman" w:hAnsi="Times New Roman" w:cs="Times New Roman"/>
@@ -18598,7 +18672,7 @@
           <w:rFonts w:ascii="Times New Roman" w:hAnsi="Times New Roman" w:cs="Times New Roman"/>
         </w:rPr>
       </w:pPr>
-      <w:bookmarkStart w:id="48" w:name="_Toc233967728"/>
+      <w:bookmarkStart w:id="48" w:name="_Toc233996317"/>
       <w:r>
         <w:rPr>
           <w:rFonts w:ascii="Times New Roman" w:hAnsi="Times New Roman" w:cs="Times New Roman"/>
@@ -18774,7 +18848,7 @@
           <w:rFonts w:ascii="Times New Roman" w:hAnsi="Times New Roman" w:cs="Times New Roman"/>
         </w:rPr>
       </w:pPr>
-      <w:bookmarkStart w:id="49" w:name="_Toc233967729"/>
+      <w:bookmarkStart w:id="49" w:name="_Toc233996318"/>
       <w:r>
         <w:rPr>
           <w:rFonts w:ascii="Times New Roman" w:hAnsi="Times New Roman" w:cs="Times New Roman"/>
@@ -18993,7 +19067,7 @@
           <w:rFonts w:ascii="Times New Roman" w:hAnsi="Times New Roman" w:cs="Times New Roman"/>
         </w:rPr>
       </w:pPr>
-      <w:bookmarkStart w:id="50" w:name="_Toc233967730"/>
+      <w:bookmarkStart w:id="50" w:name="_Toc233996319"/>
       <w:r>
         <w:rPr>
           <w:rFonts w:ascii="Times New Roman" w:hAnsi="Times New Roman" w:cs="Times New Roman"/>
@@ -19940,7 +20014,7 @@
           <w:rFonts w:ascii="Times New Roman" w:hAnsi="Times New Roman" w:cs="Times New Roman"/>
         </w:rPr>
       </w:pPr>
-      <w:bookmarkStart w:id="51" w:name="_Toc233967731"/>
+      <w:bookmarkStart w:id="51" w:name="_Toc233996320"/>
       <w:r>
         <w:rPr>
           <w:rFonts w:ascii="Times New Roman" w:hAnsi="Times New Roman" w:cs="Times New Roman"/>
@@ -20447,7 +20521,7 @@
           <w:rFonts w:ascii="Times New Roman" w:hAnsi="Times New Roman" w:cs="Times New Roman"/>
         </w:rPr>
       </w:pPr>
-      <w:bookmarkStart w:id="52" w:name="_Toc233967732"/>
+      <w:bookmarkStart w:id="52" w:name="_Toc233996321"/>
       <w:r>
         <w:rPr>
           <w:rFonts w:ascii="Times New Roman" w:hAnsi="Times New Roman" w:cs="Times New Roman"/>
@@ -21615,7 +21689,7 @@
           <w:rFonts w:ascii="Times New Roman" w:hAnsi="Times New Roman" w:cs="Times New Roman"/>
         </w:rPr>
       </w:pPr>
-      <w:bookmarkStart w:id="53" w:name="_Toc233967733"/>
+      <w:bookmarkStart w:id="53" w:name="_Toc233996322"/>
       <w:r>
         <w:rPr>
           <w:rFonts w:ascii="Times New Roman" w:hAnsi="Times New Roman" w:cs="Times New Roman"/>
@@ -21969,7 +22043,7 @@
           <w:rFonts w:ascii="Times New Roman" w:hAnsi="Times New Roman" w:cs="Times New Roman"/>
         </w:rPr>
       </w:pPr>
-      <w:bookmarkStart w:id="54" w:name="_Toc233967734"/>
+      <w:bookmarkStart w:id="54" w:name="_Toc233996323"/>
       <w:r>
         <w:rPr>
           <w:rFonts w:ascii="Times New Roman" w:hAnsi="Times New Roman" w:cs="Times New Roman"/>
@@ -21998,7 +22072,7 @@
           <w:rFonts w:ascii="Times New Roman" w:hAnsi="Times New Roman" w:cs="Times New Roman"/>
         </w:rPr>
       </w:pPr>
-      <w:bookmarkStart w:id="55" w:name="_Toc233967735"/>
+      <w:bookmarkStart w:id="55" w:name="_Toc233996324"/>
       <w:r>
         <w:rPr>
           <w:rFonts w:ascii="Times New Roman" w:hAnsi="Times New Roman" w:cs="Times New Roman"/>
@@ -23376,7 +23450,7 @@
           <w:rFonts w:ascii="Times New Roman" w:hAnsi="Times New Roman" w:cs="Times New Roman"/>
         </w:rPr>
       </w:pPr>
-      <w:bookmarkStart w:id="56" w:name="_Toc233967736"/>
+      <w:bookmarkStart w:id="56" w:name="_Toc233996325"/>
       <w:r>
         <w:rPr>
           <w:rFonts w:ascii="Times New Roman" w:hAnsi="Times New Roman" w:cs="Times New Roman"/>
@@ -24034,7 +24108,7 @@
           <w:rFonts w:ascii="Times New Roman" w:hAnsi="Times New Roman" w:cs="Times New Roman"/>
         </w:rPr>
       </w:pPr>
-      <w:bookmarkStart w:id="57" w:name="_Toc233967737"/>
+      <w:bookmarkStart w:id="57" w:name="_Toc233996326"/>
       <w:r>
         <w:rPr>
           <w:rFonts w:ascii="Times New Roman" w:hAnsi="Times New Roman" w:cs="Times New Roman"/>
@@ -24297,7 +24371,7 @@
           <w:rFonts w:ascii="Times New Roman" w:hAnsi="Times New Roman" w:cs="Times New Roman"/>
         </w:rPr>
       </w:pPr>
-      <w:bookmarkStart w:id="58" w:name="_Toc233967738"/>
+      <w:bookmarkStart w:id="58" w:name="_Toc233996327"/>
       <w:r>
         <w:rPr>
           <w:rFonts w:ascii="Times New Roman" w:hAnsi="Times New Roman" w:cs="Times New Roman"/>
@@ -24320,7 +24394,7 @@
           <w:rFonts w:ascii="Times New Roman" w:hAnsi="Times New Roman" w:cs="Times New Roman"/>
         </w:rPr>
       </w:pPr>
-      <w:bookmarkStart w:id="59" w:name="_Toc233967739"/>
+      <w:bookmarkStart w:id="59" w:name="_Toc233996328"/>
       <w:r>
         <w:rPr>
           <w:rFonts w:ascii="Times New Roman" w:hAnsi="Times New Roman" w:cs="Times New Roman"/>
@@ -25686,7 +25760,7 @@
           <w:rFonts w:ascii="Times New Roman" w:hAnsi="Times New Roman" w:cs="Times New Roman"/>
         </w:rPr>
       </w:pPr>
-      <w:bookmarkStart w:id="60" w:name="_Toc233967740"/>
+      <w:bookmarkStart w:id="60" w:name="_Toc233996329"/>
       <w:r>
         <w:rPr>
           <w:rFonts w:ascii="Times New Roman" w:hAnsi="Times New Roman" w:cs="Times New Roman"/>
@@ -25938,7 +26012,7 @@
           <w:rFonts w:ascii="Times New Roman" w:hAnsi="Times New Roman" w:cs="Times New Roman"/>
         </w:rPr>
       </w:pPr>
-      <w:bookmarkStart w:id="61" w:name="_Toc233967741"/>
+      <w:bookmarkStart w:id="61" w:name="_Toc233996330"/>
       <w:r>
         <w:rPr>
           <w:rFonts w:ascii="Times New Roman" w:hAnsi="Times New Roman" w:cs="Times New Roman"/>
@@ -26595,7 +26669,7 @@
           <w:rFonts w:ascii="Times New Roman" w:hAnsi="Times New Roman" w:cs="Times New Roman"/>
         </w:rPr>
       </w:pPr>
-      <w:bookmarkStart w:id="62" w:name="_Toc233967742"/>
+      <w:bookmarkStart w:id="62" w:name="_Toc233996331"/>
       <w:r>
         <w:rPr>
           <w:rFonts w:ascii="Times New Roman" w:hAnsi="Times New Roman" w:cs="Times New Roman"/>
@@ -26878,7 +26952,7 @@
           <w:rFonts w:ascii="Times New Roman" w:hAnsi="Times New Roman" w:cs="Times New Roman"/>
         </w:rPr>
       </w:pPr>
-      <w:bookmarkStart w:id="63" w:name="_Toc233967743"/>
+      <w:bookmarkStart w:id="63" w:name="_Toc233996332"/>
       <w:r>
         <w:rPr>
           <w:rFonts w:ascii="Times New Roman" w:hAnsi="Times New Roman" w:cs="Times New Roman"/>
@@ -27118,81 +27192,122 @@
     </w:p>
     <w:p>
       <w:pPr>
+        <w:pStyle w:val="Ttulo2"/>
+        <w:rPr>
+          <w:rFonts w:ascii="Times New Roman" w:hAnsi="Times New Roman" w:cs="Times New Roman"/>
+        </w:rPr>
+      </w:pPr>
+      <w:bookmarkStart w:id="64" w:name="_Toc233996333"/>
+      <w:r>
+        <w:rPr>
+          <w:rFonts w:ascii="Times New Roman" w:hAnsi="Times New Roman" w:cs="Times New Roman"/>
+        </w:rPr>
+        <w:t>12.2 Enlace al repositorio GitHub</w:t>
+      </w:r>
+      <w:bookmarkEnd w:id="64"/>
+    </w:p>
+    <w:p>
+      <w:pPr>
+        <w:spacing w:line="360" w:lineRule="auto"/>
+        <w:jc w:val="both"/>
+      </w:pPr>
+      <w:r>
+        <w:rPr>
+          <w:rFonts w:ascii="Times New Roman" w:hAnsi="Times New Roman" w:cs="Times New Roman"/>
+        </w:rPr>
+        <w:t xml:space="preserve">A continuación, se deja el enlace al repositorio de GitHub: </w:t>
+      </w:r>
+    </w:p>
+    <w:p>
+      <w:pPr>
+        <w:spacing w:line="360" w:lineRule="auto"/>
+        <w:jc w:val="both"/>
+        <w:rPr>
+          <w:rFonts w:ascii="Times New Roman" w:hAnsi="Times New Roman" w:cs="Times New Roman"/>
+        </w:rPr>
+      </w:pPr>
+      <w:hyperlink r:id="rId26" w:history="1">
+        <w:r>
+          <w:rPr>
+            <w:rStyle w:val="Hipervnculo"/>
+            <w:rFonts w:ascii="Times New Roman" w:hAnsi="Times New Roman" w:cs="Times New Roman"/>
+          </w:rPr>
+          <w:t>https://github.com/BrunixZero/tesis-reposteria-brunopai</w:t>
+        </w:r>
+        <w:r>
+          <w:rPr>
+            <w:rStyle w:val="Hipervnculo"/>
+            <w:rFonts w:ascii="Times New Roman" w:hAnsi="Times New Roman" w:cs="Times New Roman"/>
+          </w:rPr>
+          <w:t>n</w:t>
+        </w:r>
+        <w:r>
+          <w:rPr>
+            <w:rStyle w:val="Hipervnculo"/>
+            <w:rFonts w:ascii="Times New Roman" w:hAnsi="Times New Roman" w:cs="Times New Roman"/>
+          </w:rPr>
+          <w:t>amil.git</w:t>
+        </w:r>
+      </w:hyperlink>
+    </w:p>
+    <w:p>
+      <w:pPr>
+        <w:spacing w:line="360" w:lineRule="auto"/>
+        <w:jc w:val="both"/>
+        <w:rPr>
+          <w:rFonts w:ascii="Times New Roman" w:hAnsi="Times New Roman" w:cs="Times New Roman"/>
+        </w:rPr>
+      </w:pPr>
+    </w:p>
+    <w:p>
+      <w:pPr>
+        <w:spacing w:line="360" w:lineRule="auto"/>
+        <w:jc w:val="both"/>
+        <w:rPr>
+          <w:rFonts w:ascii="Times New Roman" w:hAnsi="Times New Roman" w:cs="Times New Roman"/>
+        </w:rPr>
+      </w:pPr>
+    </w:p>
+    <w:p>
+      <w:pPr>
+        <w:rPr>
+          <w:rFonts w:ascii="Times New Roman" w:hAnsi="Times New Roman" w:cs="Times New Roman"/>
+        </w:rPr>
+      </w:pPr>
+    </w:p>
+    <w:p>
+      <w:pPr>
+        <w:rPr>
+          <w:rFonts w:ascii="Times New Roman" w:hAnsi="Times New Roman" w:cs="Times New Roman"/>
+        </w:rPr>
+      </w:pPr>
+    </w:p>
+    <w:p>
+      <w:pPr>
+        <w:rPr>
+          <w:rFonts w:ascii="Times New Roman" w:hAnsi="Times New Roman" w:cs="Times New Roman"/>
+        </w:rPr>
+      </w:pPr>
+    </w:p>
+    <w:p>
+      <w:pPr>
+        <w:rPr>
+          <w:rFonts w:ascii="Times New Roman" w:hAnsi="Times New Roman" w:cs="Times New Roman"/>
+        </w:rPr>
+      </w:pPr>
+    </w:p>
+    <w:p>
+      <w:pPr>
         <w:pStyle w:val="Ttulo1"/>
         <w:rPr>
           <w:rFonts w:ascii="Times New Roman" w:hAnsi="Times New Roman" w:cs="Times New Roman"/>
         </w:rPr>
       </w:pPr>
-    </w:p>
-    <w:p>
-      <w:pPr>
-        <w:rPr>
-          <w:rFonts w:ascii="Times New Roman" w:hAnsi="Times New Roman" w:cs="Times New Roman"/>
-        </w:rPr>
-      </w:pPr>
-    </w:p>
-    <w:p>
-      <w:pPr>
-        <w:rPr>
-          <w:rFonts w:ascii="Times New Roman" w:hAnsi="Times New Roman" w:cs="Times New Roman"/>
-        </w:rPr>
-      </w:pPr>
-    </w:p>
-    <w:p>
-      <w:pPr>
-        <w:rPr>
-          <w:rFonts w:ascii="Times New Roman" w:hAnsi="Times New Roman" w:cs="Times New Roman"/>
-        </w:rPr>
-      </w:pPr>
-    </w:p>
-    <w:p>
-      <w:pPr>
-        <w:rPr>
-          <w:rFonts w:ascii="Times New Roman" w:hAnsi="Times New Roman" w:cs="Times New Roman"/>
-        </w:rPr>
-      </w:pPr>
-    </w:p>
-    <w:p>
-      <w:pPr>
-        <w:rPr>
-          <w:rFonts w:ascii="Times New Roman" w:hAnsi="Times New Roman" w:cs="Times New Roman"/>
-        </w:rPr>
-      </w:pPr>
-    </w:p>
-    <w:p>
-      <w:pPr>
-        <w:rPr>
-          <w:rFonts w:ascii="Times New Roman" w:hAnsi="Times New Roman" w:cs="Times New Roman"/>
-        </w:rPr>
-      </w:pPr>
-    </w:p>
-    <w:p>
-      <w:pPr>
-        <w:rPr>
-          <w:rFonts w:ascii="Times New Roman" w:hAnsi="Times New Roman" w:cs="Times New Roman"/>
-        </w:rPr>
-      </w:pPr>
-    </w:p>
-    <w:p>
-      <w:pPr>
-        <w:rPr>
-          <w:rFonts w:ascii="Times New Roman" w:hAnsi="Times New Roman" w:cs="Times New Roman"/>
-        </w:rPr>
-      </w:pPr>
-    </w:p>
-    <w:p>
-      <w:pPr>
-        <w:pStyle w:val="Ttulo1"/>
-        <w:rPr>
-          <w:rFonts w:ascii="Times New Roman" w:hAnsi="Times New Roman" w:cs="Times New Roman"/>
-        </w:rPr>
-      </w:pPr>
-      <w:bookmarkStart w:id="64" w:name="_Toc233967744"/>
-      <w:r>
-        <w:rPr>
-          <w:rFonts w:ascii="Times New Roman" w:hAnsi="Times New Roman" w:cs="Times New Roman"/>
-        </w:rPr>
-        <w:lastRenderedPageBreak/>
+      <w:bookmarkStart w:id="65" w:name="_Toc233996334"/>
+      <w:r>
+        <w:rPr>
+          <w:rFonts w:ascii="Times New Roman" w:hAnsi="Times New Roman" w:cs="Times New Roman"/>
+        </w:rPr>
         <w:t>1</w:t>
       </w:r>
       <w:r>
@@ -27207,7 +27322,7 @@
         </w:rPr>
         <w:t>. Referencias</w:t>
       </w:r>
-      <w:bookmarkEnd w:id="64"/>
+      <w:bookmarkEnd w:id="65"/>
     </w:p>
     <w:p>
       <w:pPr>
@@ -27306,7 +27421,7 @@
         </w:rPr>
         <w:t xml:space="preserve"> (2025). Scrum: conceptos clave y cómo se aplica en la gestión de proyectos. Asana </w:t>
       </w:r>
-      <w:hyperlink r:id="rId26" w:history="1">
+      <w:hyperlink r:id="rId27" w:history="1">
         <w:r>
           <w:rPr>
             <w:rStyle w:val="Hipervnculo"/>
@@ -27344,7 +27459,7 @@
         </w:rPr>
         <w:t xml:space="preserve">. </w:t>
       </w:r>
-      <w:hyperlink r:id="rId27" w:history="1">
+      <w:hyperlink r:id="rId28" w:history="1">
         <w:r>
           <w:rPr>
             <w:rStyle w:val="Hipervnculo"/>
@@ -27370,7 +27485,7 @@
         </w:rPr>
         <w:t xml:space="preserve">React. (2024). React 18 Documentation. </w:t>
       </w:r>
-      <w:hyperlink r:id="rId28" w:history="1">
+      <w:hyperlink r:id="rId29" w:history="1">
         <w:r>
           <w:rPr>
             <w:rStyle w:val="Hipervnculo"/>
@@ -27430,7 +27545,7 @@
         <w:br/>
         <w:t xml:space="preserve">             </w:t>
       </w:r>
-      <w:hyperlink r:id="rId29" w:history="1">
+      <w:hyperlink r:id="rId30" w:history="1">
         <w:r>
           <w:rPr>
             <w:rStyle w:val="Hipervnculo"/>
@@ -27480,7 +27595,7 @@
         </w:rPr>
         <w:t xml:space="preserve"> </w:t>
       </w:r>
-      <w:hyperlink r:id="rId30" w:history="1">
+      <w:hyperlink r:id="rId31" w:history="1">
         <w:r>
           <w:rPr>
             <w:rStyle w:val="Hipervnculo"/>
@@ -27532,7 +27647,7 @@
         </w:rPr>
         <w:t xml:space="preserve"> Documentation. </w:t>
       </w:r>
-      <w:hyperlink r:id="rId31" w:history="1">
+      <w:hyperlink r:id="rId32" w:history="1">
         <w:r>
           <w:rPr>
             <w:rStyle w:val="Hipervnculo"/>
@@ -27558,7 +27673,7 @@
         </w:rPr>
         <w:t xml:space="preserve">Vite. (2024). Vite Documentation. </w:t>
       </w:r>
-      <w:hyperlink r:id="rId32" w:history="1">
+      <w:hyperlink r:id="rId33" w:history="1">
         <w:r>
           <w:rPr>
             <w:rStyle w:val="Hipervnculo"/>
@@ -27594,7 +27709,7 @@
       <w:r>
         <w:t xml:space="preserve"> ERP. </w:t>
       </w:r>
-      <w:hyperlink r:id="rId33" w:history="1">
+      <w:hyperlink r:id="rId34" w:history="1">
         <w:r>
           <w:rPr>
             <w:rStyle w:val="Hipervnculo"/>
@@ -27622,7 +27737,7 @@
       <w:r>
         <w:t xml:space="preserve">. </w:t>
       </w:r>
-      <w:hyperlink r:id="rId34" w:history="1">
+      <w:hyperlink r:id="rId35" w:history="1">
         <w:r>
           <w:rPr>
             <w:rStyle w:val="Hipervnculo"/>
@@ -27652,7 +27767,7 @@
       <w:r>
         <w:t xml:space="preserve">. </w:t>
       </w:r>
-      <w:hyperlink r:id="rId35" w:history="1">
+      <w:hyperlink r:id="rId36" w:history="1">
         <w:r>
           <w:rPr>
             <w:rStyle w:val="Hipervnculo"/>
@@ -27682,7 +27797,7 @@
       <w:r>
         <w:t xml:space="preserve"> Keeper. </w:t>
       </w:r>
-      <w:hyperlink r:id="rId36" w:history="1">
+      <w:hyperlink r:id="rId37" w:history="1">
         <w:r>
           <w:rPr>
             <w:rStyle w:val="Hipervnculo"/>
@@ -27744,7 +27859,7 @@
         </w:rPr>
         <w:t xml:space="preserve">i.ai </w:t>
       </w:r>
-      <w:hyperlink r:id="rId37" w:history="1">
+      <w:hyperlink r:id="rId38" w:history="1">
         <w:r>
           <w:rPr>
             <w:rStyle w:val="Hipervnculo"/>
@@ -27813,7 +27928,7 @@
       </w:pPr>
     </w:p>
     <w:sectPr>
-      <w:footerReference w:type="default" r:id="rId38"/>
+      <w:footerReference w:type="default" r:id="rId39"/>
       <w:pgSz w:w="11906" w:h="16838"/>
       <w:pgMar w:top="1440" w:right="1440" w:bottom="1440" w:left="1800" w:header="708" w:footer="708" w:gutter="0"/>
       <w:cols w:space="720"/>
@@ -30869,6 +30984,18 @@
       <w:color w:val="666666"/>
     </w:rPr>
   </w:style>
+  <w:style w:type="character" w:styleId="Hipervnculovisitado">
+    <w:name w:val="FollowedHyperlink"/>
+    <w:basedOn w:val="Fuentedeprrafopredeter"/>
+    <w:uiPriority w:val="99"/>
+    <w:semiHidden/>
+    <w:unhideWhenUsed/>
+    <w:rsid w:val="004F1A44"/>
+    <w:rPr>
+      <w:color w:val="96607D" w:themeColor="followedHyperlink"/>
+      <w:u w:val="single"/>
+    </w:rPr>
+  </w:style>
 </w:styles>
 </file>
 
